--- a/planilhas/ecamp_especificacao.docx
+++ b/planilhas/ecamp_especificacao.docx
@@ -26440,4 +26440,237 @@
     </a:ext>
   </a:extLst>
 </a:theme>
+</file>
+
+<file path=customXml/item1.xml><?xml version="1.0" encoding="utf-8"?>
+<ct:contentTypeSchema xmlns:ct="http://schemas.microsoft.com/office/2006/metadata/contentType" xmlns:ma="http://schemas.microsoft.com/office/2006/metadata/properties/metaAttributes" ct:_="" ma:_="" ma:contentTypeName="Documento" ma:contentTypeID="0x01010012D067C7C505F94DA745333F0C70E18C" ma:contentTypeVersion="12" ma:contentTypeDescription="Crie um novo documento." ma:contentTypeScope="" ma:versionID="9a7942e81b10ac3f7052d292e3c7485f">
+  <xsd:schema xmlns:xsd="http://www.w3.org/2001/XMLSchema" xmlns:xs="http://www.w3.org/2001/XMLSchema" xmlns:p="http://schemas.microsoft.com/office/2006/metadata/properties" xmlns:ns2="ceff588c-4f4f-49af-b7d7-c9c79415ad32" xmlns:ns3="0ea24c86-fc74-4fa0-a83b-660477924ea4" targetNamespace="http://schemas.microsoft.com/office/2006/metadata/properties" ma:root="true" ma:fieldsID="3596c5fc9896945baf8297a4f7e536bd" ns2:_="" ns3:_="">
+    <xsd:import namespace="ceff588c-4f4f-49af-b7d7-c9c79415ad32"/>
+    <xsd:import namespace="0ea24c86-fc74-4fa0-a83b-660477924ea4"/>
+    <xsd:element name="properties">
+      <xsd:complexType>
+        <xsd:sequence>
+          <xsd:element name="documentManagement">
+            <xsd:complexType>
+              <xsd:all>
+                <xsd:element ref="ns2:MediaServiceMetadata" minOccurs="0"/>
+                <xsd:element ref="ns2:MediaServiceFastMetadata" minOccurs="0"/>
+                <xsd:element ref="ns2:MediaServiceObjectDetectorVersions" minOccurs="0"/>
+                <xsd:element ref="ns2:lcf76f155ced4ddcb4097134ff3c332f" minOccurs="0"/>
+                <xsd:element ref="ns3:TaxCatchAll" minOccurs="0"/>
+                <xsd:element ref="ns2:MediaServiceOCR" minOccurs="0"/>
+                <xsd:element ref="ns2:MediaServiceGenerationTime" minOccurs="0"/>
+                <xsd:element ref="ns2:MediaServiceEventHashCode" minOccurs="0"/>
+                <xsd:element ref="ns2:MediaServiceSearchProperties" minOccurs="0"/>
+                <xsd:element ref="ns2:MediaServiceDateTaken" minOccurs="0"/>
+                <xsd:element ref="ns2:MediaLengthInSeconds" minOccurs="0"/>
+              </xsd:all>
+            </xsd:complexType>
+          </xsd:element>
+        </xsd:sequence>
+      </xsd:complexType>
+    </xsd:element>
+  </xsd:schema>
+  <xsd:schema xmlns:xsd="http://www.w3.org/2001/XMLSchema" xmlns:xs="http://www.w3.org/2001/XMLSchema" xmlns:dms="http://schemas.microsoft.com/office/2006/documentManagement/types" xmlns:pc="http://schemas.microsoft.com/office/infopath/2007/PartnerControls" targetNamespace="ceff588c-4f4f-49af-b7d7-c9c79415ad32" elementFormDefault="qualified">
+    <xsd:import namespace="http://schemas.microsoft.com/office/2006/documentManagement/types"/>
+    <xsd:import namespace="http://schemas.microsoft.com/office/infopath/2007/PartnerControls"/>
+    <xsd:element name="MediaServiceMetadata" ma:index="8" nillable="true" ma:displayName="MediaServiceMetadata" ma:hidden="true" ma:internalName="MediaServiceMetadata" ma:readOnly="true">
+      <xsd:simpleType>
+        <xsd:restriction base="dms:Note"/>
+      </xsd:simpleType>
+    </xsd:element>
+    <xsd:element name="MediaServiceFastMetadata" ma:index="9" nillable="true" ma:displayName="MediaServiceFastMetadata" ma:hidden="true" ma:internalName="MediaServiceFastMetadata" ma:readOnly="true">
+      <xsd:simpleType>
+        <xsd:restriction base="dms:Note"/>
+      </xsd:simpleType>
+    </xsd:element>
+    <xsd:element name="MediaServiceObjectDetectorVersions" ma:index="10" nillable="true" ma:displayName="MediaServiceObjectDetectorVersions" ma:hidden="true" ma:indexed="true" ma:internalName="MediaServiceObjectDetectorVersions" ma:readOnly="true">
+      <xsd:simpleType>
+        <xsd:restriction base="dms:Text"/>
+      </xsd:simpleType>
+    </xsd:element>
+    <xsd:element name="lcf76f155ced4ddcb4097134ff3c332f" ma:index="12" nillable="true" ma:taxonomy="true" ma:internalName="lcf76f155ced4ddcb4097134ff3c332f" ma:taxonomyFieldName="MediaServiceImageTags" ma:displayName="Marcações de imagem" ma:readOnly="false" ma:fieldId="{5cf76f15-5ced-4ddc-b409-7134ff3c332f}" ma:taxonomyMulti="true" ma:sspId="e9d251d0-a9ed-4942-8f9c-4135f39fc0f0" ma:termSetId="09814cd3-568e-fe90-9814-8d621ff8fb84" ma:anchorId="fba54fb3-c3e1-fe81-a776-ca4b69148c4d" ma:open="true" ma:isKeyword="false">
+      <xsd:complexType>
+        <xsd:sequence>
+          <xsd:element ref="pc:Terms" minOccurs="0" maxOccurs="1"/>
+        </xsd:sequence>
+      </xsd:complexType>
+    </xsd:element>
+    <xsd:element name="MediaServiceOCR" ma:index="14" nillable="true" ma:displayName="Extracted Text" ma:internalName="MediaServiceOCR" ma:readOnly="true">
+      <xsd:simpleType>
+        <xsd:restriction base="dms:Note">
+          <xsd:maxLength value="255"/>
+        </xsd:restriction>
+      </xsd:simpleType>
+    </xsd:element>
+    <xsd:element name="MediaServiceGenerationTime" ma:index="15" nillable="true" ma:displayName="MediaServiceGenerationTime" ma:hidden="true" ma:internalName="MediaServiceGenerationTime" ma:readOnly="true">
+      <xsd:simpleType>
+        <xsd:restriction base="dms:Text"/>
+      </xsd:simpleType>
+    </xsd:element>
+    <xsd:element name="MediaServiceEventHashCode" ma:index="16" nillable="true" ma:displayName="MediaServiceEventHashCode" ma:hidden="true" ma:internalName="MediaServiceEventHashCode" ma:readOnly="true">
+      <xsd:simpleType>
+        <xsd:restriction base="dms:Text"/>
+      </xsd:simpleType>
+    </xsd:element>
+    <xsd:element name="MediaServiceSearchProperties" ma:index="17" nillable="true" ma:displayName="MediaServiceSearchProperties" ma:hidden="true" ma:internalName="MediaServiceSearchProperties" ma:readOnly="true">
+      <xsd:simpleType>
+        <xsd:restriction base="dms:Note"/>
+      </xsd:simpleType>
+    </xsd:element>
+    <xsd:element name="MediaServiceDateTaken" ma:index="18" nillable="true" ma:displayName="MediaServiceDateTaken" ma:description="" ma:hidden="true" ma:indexed="true" ma:internalName="MediaServiceDateTaken" ma:readOnly="true">
+      <xsd:simpleType>
+        <xsd:restriction base="dms:Text"/>
+      </xsd:simpleType>
+    </xsd:element>
+    <xsd:element name="MediaLengthInSeconds" ma:index="19" nillable="true" ma:displayName="MediaLengthInSeconds" ma:hidden="true" ma:internalName="MediaLengthInSeconds" ma:readOnly="true">
+      <xsd:simpleType>
+        <xsd:restriction base="dms:Unknown"/>
+      </xsd:simpleType>
+    </xsd:element>
+  </xsd:schema>
+  <xsd:schema xmlns:xsd="http://www.w3.org/2001/XMLSchema" xmlns:xs="http://www.w3.org/2001/XMLSchema" xmlns:dms="http://schemas.microsoft.com/office/2006/documentManagement/types" xmlns:pc="http://schemas.microsoft.com/office/infopath/2007/PartnerControls" targetNamespace="0ea24c86-fc74-4fa0-a83b-660477924ea4" elementFormDefault="qualified">
+    <xsd:import namespace="http://schemas.microsoft.com/office/2006/documentManagement/types"/>
+    <xsd:import namespace="http://schemas.microsoft.com/office/infopath/2007/PartnerControls"/>
+    <xsd:element name="TaxCatchAll" ma:index="13" nillable="true" ma:displayName="Taxonomy Catch All Column" ma:hidden="true" ma:list="{2bd60ddc-46c7-4f89-952c-d01989346355}" ma:internalName="TaxCatchAll" ma:showField="CatchAllData" ma:web="0ea24c86-fc74-4fa0-a83b-660477924ea4">
+      <xsd:complexType>
+        <xsd:complexContent>
+          <xsd:extension base="dms:MultiChoiceLookup">
+            <xsd:sequence>
+              <xsd:element name="Value" type="dms:Lookup" maxOccurs="unbounded" minOccurs="0" nillable="true"/>
+            </xsd:sequence>
+          </xsd:extension>
+        </xsd:complexContent>
+      </xsd:complexType>
+    </xsd:element>
+  </xsd:schema>
+  <xsd:schema xmlns="http://schemas.openxmlformats.org/package/2006/metadata/core-properties" xmlns:xsd="http://www.w3.org/2001/XMLSchema" xmlns:xsi="http://www.w3.org/2001/XMLSchema-instance" xmlns:dc="http://purl.org/dc/elements/1.1/" xmlns:dcterms="http://purl.org/dc/terms/" xmlns:odoc="http://schemas.microsoft.com/internal/obd" targetNamespace="http://schemas.openxmlformats.org/package/2006/metadata/core-properties" elementFormDefault="qualified" attributeFormDefault="unqualified" blockDefault="#all">
+    <xsd:import namespace="http://purl.org/dc/elements/1.1/" schemaLocation="http://dublincore.org/schemas/xmls/qdc/2003/04/02/dc.xsd"/>
+    <xsd:import namespace="http://purl.org/dc/terms/" schemaLocation="http://dublincore.org/schemas/xmls/qdc/2003/04/02/dcterms.xsd"/>
+    <xsd:element name="coreProperties" type="CT_coreProperties"/>
+    <xsd:complexType name="CT_coreProperties">
+      <xsd:all>
+        <xsd:element ref="dc:creator" minOccurs="0" maxOccurs="1"/>
+        <xsd:element ref="dcterms:created" minOccurs="0" maxOccurs="1"/>
+        <xsd:element ref="dc:identifier" minOccurs="0" maxOccurs="1"/>
+        <xsd:element name="contentType" minOccurs="0" maxOccurs="1" type="xsd:string" ma:index="0" ma:displayName="Tipo de Conteúdo"/>
+        <xsd:element ref="dc:title" minOccurs="0" maxOccurs="1" ma:index="4" ma:displayName="Título"/>
+        <xsd:element ref="dc:subject" minOccurs="0" maxOccurs="1"/>
+        <xsd:element ref="dc:description" minOccurs="0" maxOccurs="1"/>
+        <xsd:element name="keywords" minOccurs="0" maxOccurs="1" type="xsd:string"/>
+        <xsd:element ref="dc:language" minOccurs="0" maxOccurs="1"/>
+        <xsd:element name="category" minOccurs="0" maxOccurs="1" type="xsd:string"/>
+        <xsd:element name="version" minOccurs="0" maxOccurs="1" type="xsd:string"/>
+        <xsd:element name="revision" minOccurs="0" maxOccurs="1" type="xsd:string">
+          <xsd:annotation>
+            <xsd:documentation>
+                        This value indicates the number of saves or revisions. The application is responsible for updating this value after each revision.
+                    </xsd:documentation>
+          </xsd:annotation>
+        </xsd:element>
+        <xsd:element name="lastModifiedBy" minOccurs="0" maxOccurs="1" type="xsd:string"/>
+        <xsd:element ref="dcterms:modified" minOccurs="0" maxOccurs="1"/>
+        <xsd:element name="contentStatus" minOccurs="0" maxOccurs="1" type="xsd:string"/>
+      </xsd:all>
+    </xsd:complexType>
+  </xsd:schema>
+  <xs:schema xmlns:pc="http://schemas.microsoft.com/office/infopath/2007/PartnerControls" xmlns:xs="http://www.w3.org/2001/XMLSchema" targetNamespace="http://schemas.microsoft.com/office/infopath/2007/PartnerControls" elementFormDefault="qualified" attributeFormDefault="unqualified">
+    <xs:element name="Person">
+      <xs:complexType>
+        <xs:sequence>
+          <xs:element ref="pc:DisplayName" minOccurs="0"/>
+          <xs:element ref="pc:AccountId" minOccurs="0"/>
+          <xs:element ref="pc:AccountType" minOccurs="0"/>
+        </xs:sequence>
+      </xs:complexType>
+    </xs:element>
+    <xs:element name="DisplayName" type="xs:string"/>
+    <xs:element name="AccountId" type="xs:string"/>
+    <xs:element name="AccountType" type="xs:string"/>
+    <xs:element name="BDCAssociatedEntity">
+      <xs:complexType>
+        <xs:sequence>
+          <xs:element ref="pc:BDCEntity" minOccurs="0" maxOccurs="unbounded"/>
+        </xs:sequence>
+        <xs:attribute ref="pc:EntityNamespace"/>
+        <xs:attribute ref="pc:EntityName"/>
+        <xs:attribute ref="pc:SystemInstanceName"/>
+        <xs:attribute ref="pc:AssociationName"/>
+      </xs:complexType>
+    </xs:element>
+    <xs:attribute name="EntityNamespace" type="xs:string"/>
+    <xs:attribute name="EntityName" type="xs:string"/>
+    <xs:attribute name="SystemInstanceName" type="xs:string"/>
+    <xs:attribute name="AssociationName" type="xs:string"/>
+    <xs:element name="BDCEntity">
+      <xs:complexType>
+        <xs:sequence>
+          <xs:element ref="pc:EntityDisplayName" minOccurs="0"/>
+          <xs:element ref="pc:EntityInstanceReference" minOccurs="0"/>
+          <xs:element ref="pc:EntityId1" minOccurs="0"/>
+          <xs:element ref="pc:EntityId2" minOccurs="0"/>
+          <xs:element ref="pc:EntityId3" minOccurs="0"/>
+          <xs:element ref="pc:EntityId4" minOccurs="0"/>
+          <xs:element ref="pc:EntityId5" minOccurs="0"/>
+        </xs:sequence>
+      </xs:complexType>
+    </xs:element>
+    <xs:element name="EntityDisplayName" type="xs:string"/>
+    <xs:element name="EntityInstanceReference" type="xs:string"/>
+    <xs:element name="EntityId1" type="xs:string"/>
+    <xs:element name="EntityId2" type="xs:string"/>
+    <xs:element name="EntityId3" type="xs:string"/>
+    <xs:element name="EntityId4" type="xs:string"/>
+    <xs:element name="EntityId5" type="xs:string"/>
+    <xs:element name="Terms">
+      <xs:complexType>
+        <xs:sequence>
+          <xs:element ref="pc:TermInfo" minOccurs="0" maxOccurs="unbounded"/>
+        </xs:sequence>
+      </xs:complexType>
+    </xs:element>
+    <xs:element name="TermInfo">
+      <xs:complexType>
+        <xs:sequence>
+          <xs:element ref="pc:TermName" minOccurs="0"/>
+          <xs:element ref="pc:TermId" minOccurs="0"/>
+        </xs:sequence>
+      </xs:complexType>
+    </xs:element>
+    <xs:element name="TermName" type="xs:string"/>
+    <xs:element name="TermId" type="xs:string"/>
+  </xs:schema>
+</ct:contentTypeSchema>
+</file>
+
+<file path=customXml/item2.xml><?xml version="1.0" encoding="utf-8"?>
+<?mso-contentType ?>
+<FormTemplates xmlns="http://schemas.microsoft.com/sharepoint/v3/contenttype/forms">
+  <Display>DocumentLibraryForm</Display>
+  <Edit>DocumentLibraryForm</Edit>
+  <New>DocumentLibraryForm</New>
+</FormTemplates>
+</file>
+
+<file path=customXml/item3.xml><?xml version="1.0" encoding="utf-8"?>
+<p:properties xmlns:p="http://schemas.microsoft.com/office/2006/metadata/properties" xmlns:xsi="http://www.w3.org/2001/XMLSchema-instance" xmlns:pc="http://schemas.microsoft.com/office/infopath/2007/PartnerControls">
+  <documentManagement>
+    <TaxCatchAll xmlns="0ea24c86-fc74-4fa0-a83b-660477924ea4" xsi:nil="true"/>
+    <lcf76f155ced4ddcb4097134ff3c332f xmlns="ceff588c-4f4f-49af-b7d7-c9c79415ad32">
+      <Terms xmlns="http://schemas.microsoft.com/office/infopath/2007/PartnerControls"/>
+    </lcf76f155ced4ddcb4097134ff3c332f>
+  </documentManagement>
+</p:properties>
+</file>
+
+<file path=customXml/itemProps1.xml><?xml version="1.0" encoding="utf-8"?>
+<ds:datastoreItem xmlns:ds="http://schemas.openxmlformats.org/officeDocument/2006/customXml" ds:itemID="{0596BE63-6B54-4520-90D0-8D617C9C809D}"/>
+</file>
+
+<file path=customXml/itemProps2.xml><?xml version="1.0" encoding="utf-8"?>
+<ds:datastoreItem xmlns:ds="http://schemas.openxmlformats.org/officeDocument/2006/customXml" ds:itemID="{D9B3E808-208B-461E-845B-6317FFD76647}"/>
+</file>
+
+<file path=customXml/itemProps3.xml><?xml version="1.0" encoding="utf-8"?>
+<ds:datastoreItem xmlns:ds="http://schemas.openxmlformats.org/officeDocument/2006/customXml" ds:itemID="{56F46095-6AF8-41F2-B046-F2E68359BCDC}"/>
 </file>
--- a/planilhas/ecamp_especificacao.docx
+++ b/planilhas/ecamp_especificacao.docx
@@ -726,13 +726,42 @@
         <w:spacing w:before="40" w:after="40"/>
       </w:pPr>
       <w:r>
+        <w:t>Botão 🕐 — abre Histórico de Monitoramentos Finalizados</w:t>
+      </w:r>
+    </w:p>
+    <w:p>
+      <w:pPr>
+        <w:pStyle w:val="PargrafodaLista"/>
+        <w:numPr>
+          <w:ilvl w:val="0"/>
+          <w:numId w:val="2"/>
+        </w:numPr>
+        <w:spacing w:before="40" w:after="40"/>
+      </w:pPr>
+      <w:r>
+        <w:t>Botão 📝 — abre Rascunhos salvos</w:t>
+      </w:r>
+    </w:p>
+    <w:p>
+      <w:pPr>
+        <w:pStyle w:val="PargrafodaLista"/>
+        <w:numPr>
+          <w:ilvl w:val="0"/>
+          <w:numId w:val="2"/>
+        </w:numPr>
+        <w:spacing w:before="40" w:after="40"/>
+      </w:pPr>
+      <w:r>
         <w:t xml:space="preserve">Botão </w:t>
       </w:r>
       <w:r>
-        <w:t>🕐</w:t>
-      </w:r>
-      <w:r>
-        <w:t xml:space="preserve"> — abre Histórico de Monitoramentos Finalizados</w:t>
+        <w:rPr>
+          <w:rFonts w:ascii="Segoe UI Emoji" w:hAnsi="Segoe UI Emoji" w:cs="Segoe UI Emoji"/>
+        </w:rPr>
+        <w:t xml:space="preserve">📅 </w:t>
+      </w:r>
+      <w:r>
+        <w:t>— abre Agenda</w:t>
       </w:r>
     </w:p>
     <w:p>
@@ -745,54 +774,7 @@
         <w:spacing w:before="40" w:after="40"/>
       </w:pPr>
       <w:r>
-        <w:t xml:space="preserve">Botão </w:t>
-      </w:r>
-      <w:r>
-        <w:t>📝</w:t>
-      </w:r>
-      <w:r>
-        <w:t xml:space="preserve"> — abre Rascunhos salvos</w:t>
-      </w:r>
-    </w:p>
-    <w:p>
-      <w:pPr>
-        <w:pStyle w:val="PargrafodaLista"/>
-        <w:numPr>
-          <w:ilvl w:val="0"/>
-          <w:numId w:val="2"/>
-        </w:numPr>
-        <w:spacing w:before="40" w:after="40"/>
-      </w:pPr>
-      <w:r>
-        <w:t xml:space="preserve">Botão </w:t>
-      </w:r>
-      <w:r>
-        <w:rPr>
-          <w:rFonts w:ascii="Segoe UI Emoji" w:hAnsi="Segoe UI Emoji" w:cs="Segoe UI Emoji"/>
-        </w:rPr>
-        <w:t xml:space="preserve">📅 </w:t>
-      </w:r>
-      <w:r>
-        <w:t>— abre Agenda</w:t>
-      </w:r>
-    </w:p>
-    <w:p>
-      <w:pPr>
-        <w:pStyle w:val="PargrafodaLista"/>
-        <w:numPr>
-          <w:ilvl w:val="0"/>
-          <w:numId w:val="2"/>
-        </w:numPr>
-        <w:spacing w:before="40" w:after="40"/>
-      </w:pPr>
-      <w:r>
-        <w:t xml:space="preserve">Botão </w:t>
-      </w:r>
-      <w:r>
-        <w:t>📚</w:t>
-      </w:r>
-      <w:r>
-        <w:t xml:space="preserve"> — abre Biblioteca</w:t>
+        <w:t>Botão 📚 — abre Biblioteca</w:t>
       </w:r>
     </w:p>
     <w:p>
@@ -3313,13 +3295,7 @@
         <w:spacing w:before="60" w:after="60"/>
       </w:pPr>
       <w:r>
-        <w:t xml:space="preserve">Botões ao final: </w:t>
-      </w:r>
-      <w:r>
-        <w:t>💾</w:t>
-      </w:r>
-      <w:r>
-        <w:t xml:space="preserve"> Salvar rascunho + ← Voltar + Próximo →</w:t>
+        <w:t>Botões ao final: 💾 Salvar rascunho + ← Voltar + Próximo →</w:t>
       </w:r>
       <w:r>
         <w:t xml:space="preserve"> (em todas as telas </w:t>
@@ -4622,6 +4598,9 @@
       <w:pPr>
         <w:spacing w:before="40" w:after="40"/>
       </w:pPr>
+      <w:r>
+        <w:t xml:space="preserve">7.3.1 </w:t>
+      </w:r>
       <w:r>
         <w:t>Particulados (</w:t>
       </w:r>
@@ -9443,15 +9422,7 @@
                 <w:sz w:val="18"/>
                 <w:szCs w:val="18"/>
               </w:rPr>
-              <w:t>🌳</w:t>
-            </w:r>
-            <w:r>
-              <w:rPr>
-                <w:color w:val="000000"/>
-                <w:sz w:val="18"/>
-                <w:szCs w:val="18"/>
-              </w:rPr>
-              <w:t xml:space="preserve"> Ambiente Externo</w:t>
+              <w:t>🌳 Ambiente Externo</w:t>
             </w:r>
           </w:p>
         </w:tc>
@@ -9515,15 +9486,7 @@
                 <w:sz w:val="18"/>
                 <w:szCs w:val="18"/>
               </w:rPr>
-              <w:t>🏠</w:t>
-            </w:r>
-            <w:r>
-              <w:rPr>
-                <w:color w:val="000000"/>
-                <w:sz w:val="18"/>
-                <w:szCs w:val="18"/>
-              </w:rPr>
-              <w:t xml:space="preserve"> Ambiente Interno</w:t>
+              <w:t>🏠 Ambiente Interno</w:t>
             </w:r>
           </w:p>
         </w:tc>
@@ -9587,15 +9550,7 @@
                 <w:sz w:val="18"/>
                 <w:szCs w:val="18"/>
               </w:rPr>
-              <w:t>🚆</w:t>
-            </w:r>
-            <w:r>
-              <w:rPr>
-                <w:color w:val="000000"/>
-                <w:sz w:val="18"/>
-                <w:szCs w:val="18"/>
-              </w:rPr>
-              <w:t xml:space="preserve"> Ferroviário</w:t>
+              <w:t>🚆 Ferroviário</w:t>
             </w:r>
           </w:p>
         </w:tc>
@@ -9670,15 +9625,7 @@
                 <w:sz w:val="18"/>
                 <w:szCs w:val="18"/>
               </w:rPr>
-              <w:t>️</w:t>
-            </w:r>
-            <w:r>
-              <w:rPr>
-                <w:color w:val="000000"/>
-                <w:sz w:val="18"/>
-                <w:szCs w:val="18"/>
-              </w:rPr>
-              <w:t xml:space="preserve"> Aeronáutico</w:t>
+              <w:t>️ Aeronáutico</w:t>
             </w:r>
             <w:proofErr w:type="gramEnd"/>
           </w:p>
@@ -14378,7 +14325,7 @@
     </w:p>
     <w:p>
       <w:pPr>
-        <w:spacing w:before="60" w:after="60"/>
+        <w:pStyle w:val="Ttulo2"/>
         <w:rPr>
           <w:highlight w:val="yellow"/>
         </w:rPr>
@@ -14388,7 +14335,65 @@
           <w:highlight w:val="yellow"/>
         </w:rPr>
         <w:lastRenderedPageBreak/>
-        <w:t>Campos gerais: Objetivo (Operações da Empresa / Background) + Quantidade de pontos (1–20).</w:t>
+        <w:t>8.3.1 Particulados</w:t>
+      </w:r>
+    </w:p>
+    <w:p>
+      <w:pPr>
+        <w:spacing w:before="60" w:after="60"/>
+        <w:rPr>
+          <w:highlight w:val="yellow"/>
+        </w:rPr>
+      </w:pPr>
+      <w:r>
+        <w:rPr>
+          <w:highlight w:val="yellow"/>
+        </w:rPr>
+        <w:t xml:space="preserve">Campos gerais: </w:t>
+      </w:r>
+    </w:p>
+    <w:p>
+      <w:pPr>
+        <w:pStyle w:val="PargrafodaLista"/>
+        <w:numPr>
+          <w:ilvl w:val="0"/>
+          <w:numId w:val="23"/>
+        </w:numPr>
+        <w:spacing w:before="60" w:after="60"/>
+        <w:rPr>
+          <w:highlight w:val="yellow"/>
+        </w:rPr>
+      </w:pPr>
+      <w:r>
+        <w:rPr>
+          <w:highlight w:val="yellow"/>
+        </w:rPr>
+        <w:t>Objetivo (Operações da Empresa / Background)</w:t>
+      </w:r>
+    </w:p>
+    <w:p>
+      <w:pPr>
+        <w:pStyle w:val="PargrafodaLista"/>
+        <w:numPr>
+          <w:ilvl w:val="0"/>
+          <w:numId w:val="23"/>
+        </w:numPr>
+        <w:spacing w:before="60" w:after="60"/>
+        <w:rPr>
+          <w:highlight w:val="yellow"/>
+        </w:rPr>
+      </w:pPr>
+      <w:r>
+        <w:rPr>
+          <w:highlight w:val="yellow"/>
+        </w:rPr>
+        <w:t>Quantidade de pontos</w:t>
+      </w:r>
+      <w:r>
+        <w:rPr>
+          <w:highlight w:val="yellow"/>
+        </w:rPr>
+        <w:t>: (vindo da aba de informações gerais)</w:t>
       </w:r>
     </w:p>
     <w:p>
@@ -14410,7 +14415,7 @@
         <w:pStyle w:val="PargrafodaLista"/>
         <w:numPr>
           <w:ilvl w:val="0"/>
-          <w:numId w:val="2"/>
+          <w:numId w:val="24"/>
         </w:numPr>
         <w:spacing w:before="40" w:after="40"/>
         <w:rPr>
@@ -14421,1102 +14426,3004 @@
         <w:rPr>
           <w:highlight w:val="yellow"/>
         </w:rPr>
-        <w:t xml:space="preserve">Nome, </w:t>
-      </w:r>
-      <w:r>
-        <w:rPr>
-          <w:highlight w:val="yellow"/>
-        </w:rPr>
-        <w:t xml:space="preserve">Hora inicial, </w:t>
-      </w:r>
-      <w:r>
-        <w:rPr>
-          <w:highlight w:val="yellow"/>
-        </w:rPr>
-        <w:t xml:space="preserve">Tipo de </w:t>
+        <w:t>Nome</w:t>
+      </w:r>
+      <w:r>
+        <w:rPr>
+          <w:highlight w:val="yellow"/>
+        </w:rPr>
+        <w:t>/identificação do ponto;</w:t>
+      </w:r>
+    </w:p>
+    <w:p>
+      <w:pPr>
+        <w:pStyle w:val="PargrafodaLista"/>
+        <w:numPr>
+          <w:ilvl w:val="0"/>
+          <w:numId w:val="24"/>
+        </w:numPr>
+        <w:spacing w:before="40" w:after="40"/>
+        <w:rPr>
+          <w:highlight w:val="yellow"/>
+        </w:rPr>
+      </w:pPr>
+      <w:r>
+        <w:rPr>
+          <w:highlight w:val="yellow"/>
+        </w:rPr>
+        <w:t>Hora inicial</w:t>
+      </w:r>
+    </w:p>
+    <w:p>
+      <w:pPr>
+        <w:pStyle w:val="PargrafodaLista"/>
+        <w:numPr>
+          <w:ilvl w:val="0"/>
+          <w:numId w:val="24"/>
+        </w:numPr>
+        <w:spacing w:before="40" w:after="40"/>
+        <w:rPr>
+          <w:highlight w:val="yellow"/>
+        </w:rPr>
+      </w:pPr>
+      <w:r>
+        <w:rPr>
+          <w:highlight w:val="yellow"/>
+        </w:rPr>
+        <w:t>Tipo de equip</w:t>
+      </w:r>
+      <w:r>
+        <w:rPr>
+          <w:highlight w:val="yellow"/>
+        </w:rPr>
+        <w:t>amento</w:t>
+      </w:r>
+      <w:r>
+        <w:rPr>
+          <w:highlight w:val="yellow"/>
+        </w:rPr>
+        <w:t xml:space="preserve"> (</w:t>
+      </w:r>
+      <w:r>
+        <w:rPr>
+          <w:highlight w:val="yellow"/>
+        </w:rPr>
+        <w:t xml:space="preserve">selecionar dentro da lista que o usuário </w:t>
       </w:r>
       <w:proofErr w:type="spellStart"/>
-      <w:r>
-        <w:rPr>
-          <w:highlight w:val="yellow"/>
-        </w:rPr>
-        <w:t>equip</w:t>
-      </w:r>
-      <w:proofErr w:type="spellEnd"/>
-      <w:r>
-        <w:rPr>
-          <w:highlight w:val="yellow"/>
-        </w:rPr>
-        <w:t xml:space="preserve">. (PTS/PM10/PM2,5/TRIGÁS/Outro), Nº </w:t>
-      </w:r>
-      <w:proofErr w:type="spellStart"/>
-      <w:r>
-        <w:rPr>
-          <w:highlight w:val="yellow"/>
-        </w:rPr>
-        <w:t>equip</w:t>
-      </w:r>
-      <w:proofErr w:type="spellEnd"/>
-      <w:r>
-        <w:rPr>
-          <w:highlight w:val="yellow"/>
-        </w:rPr>
-        <w:t>., GPS</w:t>
-      </w:r>
-    </w:p>
-    <w:p>
-      <w:pPr>
-        <w:pStyle w:val="PargrafodaLista"/>
-        <w:numPr>
-          <w:ilvl w:val="0"/>
-          <w:numId w:val="2"/>
-        </w:numPr>
-        <w:spacing w:before="40" w:after="40"/>
-        <w:rPr>
-          <w:highlight w:val="yellow"/>
-        </w:rPr>
-      </w:pPr>
-      <w:r>
-        <w:rPr>
-          <w:highlight w:val="yellow"/>
-        </w:rPr>
-        <w:t xml:space="preserve">6 passos de calibração: </w:t>
-      </w:r>
-    </w:p>
-    <w:p>
-      <w:pPr>
-        <w:pStyle w:val="PargrafodaLista"/>
-        <w:numPr>
-          <w:ilvl w:val="1"/>
-          <w:numId w:val="2"/>
-        </w:numPr>
-        <w:spacing w:before="40" w:after="40"/>
-        <w:rPr>
-          <w:highlight w:val="yellow"/>
-        </w:rPr>
-      </w:pPr>
-      <w:r>
-        <w:rPr>
-          <w:highlight w:val="yellow"/>
-        </w:rPr>
-        <w:t>Aquecimento</w:t>
-      </w:r>
-    </w:p>
-    <w:p>
-      <w:pPr>
-        <w:pStyle w:val="PargrafodaLista"/>
-        <w:numPr>
-          <w:ilvl w:val="1"/>
-          <w:numId w:val="2"/>
-        </w:numPr>
-        <w:spacing w:before="40" w:after="40"/>
-        <w:rPr>
-          <w:highlight w:val="yellow"/>
-        </w:rPr>
-      </w:pPr>
-      <w:r>
-        <w:rPr>
-          <w:highlight w:val="yellow"/>
-        </w:rPr>
-        <w:t>zerar manômetro</w:t>
-      </w:r>
-    </w:p>
-    <w:p>
-      <w:pPr>
-        <w:pStyle w:val="PargrafodaLista"/>
-        <w:numPr>
-          <w:ilvl w:val="1"/>
-          <w:numId w:val="2"/>
-        </w:numPr>
-        <w:spacing w:before="40" w:after="40"/>
-        <w:rPr>
-          <w:highlight w:val="yellow"/>
-        </w:rPr>
-      </w:pPr>
-      <w:r>
-        <w:rPr>
-          <w:highlight w:val="yellow"/>
-        </w:rPr>
-        <w:t>teste de vazamento (800mm e 400mm)</w:t>
-      </w:r>
-      <w:r>
-        <w:rPr>
-          <w:highlight w:val="yellow"/>
-        </w:rPr>
-        <w:t xml:space="preserve"> – adicionar cronometro em cada um deles pois o teste de vazamento dura em torno de 1 minuto</w:t>
-      </w:r>
-    </w:p>
-    <w:p>
-      <w:pPr>
-        <w:pStyle w:val="PargrafodaLista"/>
-        <w:numPr>
-          <w:ilvl w:val="1"/>
-          <w:numId w:val="2"/>
-        </w:numPr>
-        <w:spacing w:before="40" w:after="40"/>
-        <w:rPr>
-          <w:highlight w:val="yellow"/>
-        </w:rPr>
-      </w:pPr>
-      <w:r>
-        <w:rPr>
-          <w:highlight w:val="yellow"/>
-        </w:rPr>
-        <w:t>porta filtro</w:t>
-      </w:r>
-    </w:p>
-    <w:p>
-      <w:pPr>
-        <w:pStyle w:val="PargrafodaLista"/>
-        <w:numPr>
-          <w:ilvl w:val="1"/>
-          <w:numId w:val="2"/>
-        </w:numPr>
-        <w:spacing w:before="40" w:after="40"/>
-        <w:rPr>
-          <w:highlight w:val="yellow"/>
-        </w:rPr>
-      </w:pPr>
-      <w:r>
-        <w:rPr>
-          <w:highlight w:val="yellow"/>
-        </w:rPr>
-        <w:t>condições ambientais (</w:t>
-      </w:r>
-      <w:proofErr w:type="spellStart"/>
-      <w:r>
-        <w:rPr>
-          <w:highlight w:val="yellow"/>
-        </w:rPr>
-        <w:t>temp</w:t>
-      </w:r>
-      <w:proofErr w:type="spellEnd"/>
-      <w:r>
-        <w:rPr>
-          <w:highlight w:val="yellow"/>
-        </w:rPr>
-        <w:t>/pressão/</w:t>
-      </w:r>
-      <w:proofErr w:type="spellStart"/>
-      <w:r>
-        <w:rPr>
-          <w:highlight w:val="yellow"/>
-        </w:rPr>
-        <w:t>umid</w:t>
-      </w:r>
-      <w:proofErr w:type="spellEnd"/>
-      <w:r>
-        <w:rPr>
-          <w:highlight w:val="yellow"/>
-        </w:rPr>
-        <w:t>)</w:t>
-      </w:r>
-    </w:p>
-    <w:p>
-      <w:pPr>
-        <w:pStyle w:val="PargrafodaLista"/>
-        <w:numPr>
-          <w:ilvl w:val="1"/>
-          <w:numId w:val="2"/>
-        </w:numPr>
-        <w:spacing w:before="40" w:after="40"/>
-        <w:rPr>
-          <w:highlight w:val="yellow"/>
-        </w:rPr>
-      </w:pPr>
-      <w:r>
-        <w:rPr>
-          <w:highlight w:val="yellow"/>
-        </w:rPr>
-        <w:t>calibração com 5 cartas × 2 manômetros</w:t>
-      </w:r>
-    </w:p>
-    <w:p>
-      <w:pPr>
-        <w:pStyle w:val="PargrafodaLista"/>
-        <w:numPr>
-          <w:ilvl w:val="0"/>
-          <w:numId w:val="2"/>
-        </w:numPr>
-        <w:spacing w:before="40" w:after="40"/>
-        <w:rPr>
-          <w:highlight w:val="yellow"/>
-        </w:rPr>
-      </w:pPr>
-      <w:r>
-        <w:rPr>
-          <w:highlight w:val="yellow"/>
-        </w:rPr>
-        <w:t xml:space="preserve">Nº do filtro, Leitura com filtro no lugar, </w:t>
-      </w:r>
-      <w:proofErr w:type="spellStart"/>
-      <w:r>
-        <w:rPr>
-          <w:highlight w:val="yellow"/>
-        </w:rPr>
-        <w:t>Check</w:t>
-      </w:r>
-      <w:proofErr w:type="spellEnd"/>
-      <w:r>
-        <w:rPr>
-          <w:highlight w:val="yellow"/>
-        </w:rPr>
-        <w:t xml:space="preserve"> calibração aprovada</w:t>
-      </w:r>
-    </w:p>
-    <w:p>
-      <w:pPr>
-        <w:pStyle w:val="PargrafodaLista"/>
-        <w:numPr>
-          <w:ilvl w:val="0"/>
-          <w:numId w:val="2"/>
-        </w:numPr>
-        <w:spacing w:before="40" w:after="40"/>
-        <w:rPr>
-          <w:highlight w:val="yellow"/>
-        </w:rPr>
-      </w:pPr>
-      <w:r>
-        <w:rPr>
-          <w:highlight w:val="yellow"/>
-        </w:rPr>
-        <w:t>7 coletas: data/hora/</w:t>
-      </w:r>
-      <w:proofErr w:type="spellStart"/>
-      <w:r>
-        <w:rPr>
-          <w:highlight w:val="yellow"/>
-        </w:rPr>
-        <w:t>horímetro</w:t>
-      </w:r>
-      <w:proofErr w:type="spellEnd"/>
-      <w:r>
-        <w:rPr>
-          <w:highlight w:val="yellow"/>
-        </w:rPr>
-        <w:t>/</w:t>
-      </w:r>
-      <w:proofErr w:type="spellStart"/>
-      <w:r>
-        <w:rPr>
-          <w:highlight w:val="yellow"/>
-        </w:rPr>
-        <w:t>temp</w:t>
-      </w:r>
-      <w:proofErr w:type="spellEnd"/>
-      <w:r>
-        <w:rPr>
-          <w:highlight w:val="yellow"/>
-        </w:rPr>
-        <w:t>/</w:t>
-      </w:r>
-      <w:proofErr w:type="spellStart"/>
-      <w:r>
-        <w:rPr>
-          <w:highlight w:val="yellow"/>
-        </w:rPr>
-        <w:t>umid</w:t>
-      </w:r>
-      <w:proofErr w:type="spellEnd"/>
-      <w:r>
-        <w:rPr>
-          <w:highlight w:val="yellow"/>
-        </w:rPr>
-        <w:t>/pressão iniciais e finais + leituras do manômetro 800mm</w:t>
-      </w:r>
-    </w:p>
-    <w:p>
-      <w:pPr>
-        <w:pStyle w:val="PargrafodaLista"/>
-        <w:numPr>
-          <w:ilvl w:val="0"/>
-          <w:numId w:val="2"/>
-        </w:numPr>
-        <w:spacing w:before="40" w:after="40"/>
-        <w:rPr>
-          <w:highlight w:val="yellow"/>
-        </w:rPr>
-      </w:pPr>
-      <w:r>
-        <w:rPr>
-          <w:highlight w:val="yellow"/>
-        </w:rPr>
-        <w:t>Hora final</w:t>
-      </w:r>
-    </w:p>
-    <w:p>
-      <w:pPr>
-        <w:spacing w:before="60" w:after="60"/>
-        <w:rPr>
-          <w:highlight w:val="yellow"/>
-        </w:rPr>
-      </w:pPr>
-    </w:p>
-    <w:p>
-      <w:pPr>
-        <w:pStyle w:val="Ttulo2"/>
-      </w:pPr>
-      <w:r>
-        <w:t>8.4 Opacidade</w:t>
-      </w:r>
-    </w:p>
-    <w:p>
-      <w:pPr>
-        <w:spacing w:before="60" w:after="60"/>
-      </w:pPr>
-      <w:r>
-        <w:t>Seleciona o subtipo primeiro:</w:t>
-      </w:r>
-    </w:p>
-    <w:p>
-      <w:pPr>
-        <w:spacing w:before="60" w:after="60"/>
-        <w:rPr>
-          <w:highlight w:val="yellow"/>
-        </w:rPr>
-      </w:pPr>
-    </w:p>
-    <w:p>
-      <w:pPr>
-        <w:pStyle w:val="Ttulo3"/>
-      </w:pPr>
-      <w:r>
-        <w:t>8.4.1 Opacímetro</w:t>
-      </w:r>
-    </w:p>
-    <w:p>
-      <w:pPr>
-        <w:spacing w:before="60" w:after="60"/>
-      </w:pPr>
-      <w:r>
-        <w:t xml:space="preserve">Quantidade de veículos (1–50). Por veículo (paginado): </w:t>
-      </w:r>
-    </w:p>
-    <w:p>
-      <w:pPr>
-        <w:spacing w:before="60" w:after="60"/>
-      </w:pPr>
-      <w:r>
-        <w:t>Placa / identificação do veículo</w:t>
-      </w:r>
-    </w:p>
-    <w:p>
-      <w:pPr>
-        <w:spacing w:before="60" w:after="60"/>
-      </w:pPr>
-      <w:r>
-        <w:t>GPS</w:t>
-      </w:r>
-      <w:r>
-        <w:t xml:space="preserve"> UTM com endereço completo (nome de rua, número, cidade, </w:t>
-      </w:r>
       <w:proofErr w:type="gramStart"/>
       <w:r>
-        <w:t xml:space="preserve">estado, </w:t>
-      </w:r>
-      <w:proofErr w:type="spellStart"/>
-      <w:r>
-        <w:t>etc</w:t>
+        <w:rPr>
+          <w:highlight w:val="yellow"/>
+        </w:rPr>
+        <w:t>pre-selecionou</w:t>
       </w:r>
       <w:proofErr w:type="spellEnd"/>
       <w:proofErr w:type="gramEnd"/>
       <w:r>
-        <w:t>)</w:t>
-      </w:r>
-    </w:p>
-    <w:p>
-      <w:pPr>
-        <w:spacing w:before="60" w:after="60"/>
-      </w:pPr>
-      <w:r>
-        <w:t xml:space="preserve">5 </w:t>
+        <w:rPr>
+          <w:highlight w:val="yellow"/>
+        </w:rPr>
+        <w:t xml:space="preserve"> em equipamentos)</w:t>
+      </w:r>
+    </w:p>
+    <w:p>
+      <w:pPr>
+        <w:pStyle w:val="PargrafodaLista"/>
+        <w:numPr>
+          <w:ilvl w:val="0"/>
+          <w:numId w:val="24"/>
+        </w:numPr>
+        <w:spacing w:before="40" w:after="40"/>
+        <w:rPr>
+          <w:highlight w:val="yellow"/>
+        </w:rPr>
+      </w:pPr>
+      <w:r>
+        <w:rPr>
+          <w:highlight w:val="yellow"/>
+        </w:rPr>
+        <w:t>GPS</w:t>
+      </w:r>
+    </w:p>
+    <w:p>
+      <w:pPr>
+        <w:pStyle w:val="PargrafodaLista"/>
+        <w:numPr>
+          <w:ilvl w:val="0"/>
+          <w:numId w:val="2"/>
+        </w:numPr>
+        <w:spacing w:before="40" w:after="40"/>
+        <w:rPr>
+          <w:highlight w:val="yellow"/>
+        </w:rPr>
+      </w:pPr>
+      <w:r>
+        <w:rPr>
+          <w:highlight w:val="yellow"/>
+        </w:rPr>
+        <w:t>C</w:t>
+      </w:r>
+      <w:r>
+        <w:rPr>
+          <w:highlight w:val="yellow"/>
+        </w:rPr>
+        <w:t xml:space="preserve">alibração: </w:t>
+      </w:r>
+    </w:p>
+    <w:p>
+      <w:pPr>
+        <w:pStyle w:val="PargrafodaLista"/>
+        <w:numPr>
+          <w:ilvl w:val="1"/>
+          <w:numId w:val="2"/>
+        </w:numPr>
+        <w:spacing w:before="40" w:after="40"/>
+        <w:rPr>
+          <w:highlight w:val="yellow"/>
+        </w:rPr>
+      </w:pPr>
+      <w:r>
+        <w:rPr>
+          <w:highlight w:val="yellow"/>
+        </w:rPr>
+        <w:t>1º passo: Aquecimento do Motor</w:t>
+      </w:r>
+    </w:p>
+    <w:p>
+      <w:pPr>
+        <w:pStyle w:val="PargrafodaLista"/>
+        <w:spacing w:before="40" w:after="40"/>
+        <w:ind w:left="1080"/>
+        <w:rPr>
+          <w:highlight w:val="yellow"/>
+        </w:rPr>
+      </w:pPr>
+      <w:proofErr w:type="gramStart"/>
+      <w:r>
+        <w:rPr>
+          <w:highlight w:val="yellow"/>
+        </w:rPr>
+        <w:t>( )</w:t>
+      </w:r>
+      <w:proofErr w:type="gramEnd"/>
+      <w:r>
+        <w:t xml:space="preserve"> </w:t>
+      </w:r>
+      <w:r>
+        <w:rPr>
+          <w:highlight w:val="yellow"/>
+        </w:rPr>
+        <w:t>Motor aquecido</w:t>
+      </w:r>
+    </w:p>
+    <w:p>
+      <w:pPr>
+        <w:pStyle w:val="PargrafodaLista"/>
+        <w:numPr>
+          <w:ilvl w:val="1"/>
+          <w:numId w:val="2"/>
+        </w:numPr>
+        <w:spacing w:before="40" w:after="40"/>
+        <w:rPr>
+          <w:highlight w:val="yellow"/>
+        </w:rPr>
+      </w:pPr>
+      <w:r>
+        <w:rPr>
+          <w:highlight w:val="yellow"/>
+        </w:rPr>
+        <w:t>2º Passo — Zerar Manômetro</w:t>
+      </w:r>
+    </w:p>
+    <w:p>
+      <w:pPr>
+        <w:ind w:left="372" w:firstLine="708"/>
+        <w:rPr>
+          <w:highlight w:val="yellow"/>
+        </w:rPr>
+      </w:pPr>
+      <w:proofErr w:type="gramStart"/>
+      <w:r>
+        <w:rPr>
+          <w:highlight w:val="yellow"/>
+        </w:rPr>
+        <w:t>( )</w:t>
+      </w:r>
+      <w:proofErr w:type="gramEnd"/>
+      <w:r>
+        <w:t xml:space="preserve"> </w:t>
+      </w:r>
+      <w:r>
+        <w:rPr>
+          <w:highlight w:val="yellow"/>
+        </w:rPr>
+        <w:t>Manômetro zerado</w:t>
+      </w:r>
+    </w:p>
+    <w:p>
+      <w:pPr>
+        <w:ind w:left="372" w:firstLine="708"/>
+        <w:rPr>
+          <w:highlight w:val="yellow"/>
+        </w:rPr>
+      </w:pPr>
+      <w:proofErr w:type="gramStart"/>
+      <w:r>
+        <w:rPr>
+          <w:highlight w:val="yellow"/>
+        </w:rPr>
+        <w:t>( )</w:t>
+      </w:r>
+      <w:proofErr w:type="gramEnd"/>
+      <w:r>
+        <w:rPr>
+          <w:highlight w:val="yellow"/>
+        </w:rPr>
+        <w:t xml:space="preserve"> Válvulas fechadas</w:t>
+      </w:r>
+    </w:p>
+    <w:p>
+      <w:pPr>
+        <w:pStyle w:val="PargrafodaLista"/>
+        <w:numPr>
+          <w:ilvl w:val="1"/>
+          <w:numId w:val="2"/>
+        </w:numPr>
+        <w:spacing w:before="40" w:after="40"/>
+        <w:rPr>
+          <w:highlight w:val="yellow"/>
+        </w:rPr>
+      </w:pPr>
+      <w:r>
+        <w:rPr>
+          <w:highlight w:val="yellow"/>
+        </w:rPr>
+        <w:t>3º Passo — Teste de Vazamento</w:t>
+      </w:r>
+    </w:p>
+    <w:p>
+      <w:pPr>
+        <w:ind w:left="372" w:firstLine="708"/>
+        <w:rPr>
+          <w:highlight w:val="yellow"/>
+        </w:rPr>
+      </w:pPr>
+      <w:proofErr w:type="gramStart"/>
+      <w:r>
+        <w:rPr>
+          <w:highlight w:val="yellow"/>
+        </w:rPr>
+        <w:t>( )</w:t>
+      </w:r>
+      <w:proofErr w:type="gramEnd"/>
+      <w:r>
+        <w:rPr>
+          <w:highlight w:val="yellow"/>
+        </w:rPr>
+        <w:t xml:space="preserve"> Manômetro 800mm — vazamento OK</w:t>
+      </w:r>
+      <w:r>
+        <w:rPr>
+          <w:highlight w:val="yellow"/>
+        </w:rPr>
+        <w:t xml:space="preserve"> [colocar um </w:t>
       </w:r>
       <w:proofErr w:type="spellStart"/>
       <w:r>
-        <w:t>checks</w:t>
+        <w:rPr>
+          <w:highlight w:val="yellow"/>
+        </w:rPr>
+        <w:t>cronÕmetro</w:t>
       </w:r>
       <w:proofErr w:type="spellEnd"/>
       <w:r>
-        <w:t xml:space="preserve"> </w:t>
-      </w:r>
-    </w:p>
-    <w:p>
-      <w:pPr>
-        <w:pStyle w:val="PargrafodaLista"/>
-        <w:numPr>
-          <w:ilvl w:val="0"/>
-          <w:numId w:val="22"/>
-        </w:numPr>
-        <w:spacing w:before="60" w:after="60"/>
-      </w:pPr>
-      <w:r>
-        <w:t>Equipamento conectado e calibrado</w:t>
-      </w:r>
-    </w:p>
-    <w:p>
-      <w:pPr>
-        <w:pStyle w:val="PargrafodaLista"/>
-        <w:numPr>
-          <w:ilvl w:val="0"/>
-          <w:numId w:val="22"/>
-        </w:numPr>
-        <w:spacing w:before="60" w:after="60"/>
-      </w:pPr>
-      <w:r>
-        <w:t>Acelerações preliminares realizadas</w:t>
-      </w:r>
-    </w:p>
-    <w:p>
-      <w:pPr>
-        <w:pStyle w:val="PargrafodaLista"/>
-        <w:numPr>
-          <w:ilvl w:val="0"/>
-          <w:numId w:val="22"/>
-        </w:numPr>
-        <w:spacing w:before="60" w:after="60"/>
-      </w:pPr>
-      <w:r>
-        <w:t>Ensaio executado conforme método</w:t>
-      </w:r>
-    </w:p>
-    <w:p>
-      <w:pPr>
-        <w:pStyle w:val="PargrafodaLista"/>
-        <w:numPr>
-          <w:ilvl w:val="0"/>
-          <w:numId w:val="22"/>
-        </w:numPr>
-        <w:spacing w:before="60" w:after="60"/>
-      </w:pPr>
-      <w:r>
-        <w:t>3 leituras válidas obtidas</w:t>
-      </w:r>
-    </w:p>
-    <w:p>
-      <w:pPr>
-        <w:pStyle w:val="PargrafodaLista"/>
-        <w:numPr>
-          <w:ilvl w:val="0"/>
-          <w:numId w:val="22"/>
-        </w:numPr>
-        <w:spacing w:before="60" w:after="60"/>
-      </w:pPr>
-      <w:r>
-        <w:t>Dados registrados e conferidos</w:t>
-      </w:r>
-    </w:p>
-    <w:p>
-      <w:pPr>
-        <w:spacing w:before="60" w:after="60"/>
-      </w:pPr>
-      <w:r>
-        <w:t>Evidência fotográfica</w:t>
-      </w:r>
-    </w:p>
-    <w:p>
-      <w:pPr>
-        <w:spacing w:before="60" w:after="60"/>
-      </w:pPr>
-      <w:r>
-        <w:t>Observações.</w:t>
-      </w:r>
-    </w:p>
-    <w:p>
-      <w:pPr>
-        <w:spacing w:before="60" w:after="60"/>
-        <w:rPr>
-          <w:highlight w:val="yellow"/>
-        </w:rPr>
-      </w:pPr>
-    </w:p>
-    <w:p>
-      <w:pPr>
-        <w:pStyle w:val="Ttulo3"/>
-      </w:pPr>
-      <w:r>
-        <w:t xml:space="preserve">8.4.2 Escala </w:t>
-      </w:r>
-      <w:proofErr w:type="spellStart"/>
-      <w:r>
-        <w:t>Ringelmann</w:t>
-      </w:r>
-      <w:proofErr w:type="spellEnd"/>
-    </w:p>
-    <w:p>
-      <w:pPr>
-        <w:spacing w:before="60" w:after="60"/>
-      </w:pPr>
-      <w:r>
-        <w:t xml:space="preserve">Quantidade de veículos (1–50). Por veículo: </w:t>
-      </w:r>
-    </w:p>
-    <w:p>
-      <w:pPr>
-        <w:spacing w:before="60" w:after="60"/>
-      </w:pPr>
-      <w:r>
-        <w:t>Placa / identificação do veículo</w:t>
-      </w:r>
-    </w:p>
-    <w:p>
-      <w:pPr>
-        <w:spacing w:before="60" w:after="60"/>
-      </w:pPr>
-      <w:r>
-        <w:t>Ano do veículo</w:t>
-      </w:r>
-    </w:p>
-    <w:p>
-      <w:pPr>
-        <w:spacing w:before="60" w:after="60"/>
-      </w:pPr>
-      <w:r>
-        <w:t>Coordenada GPS</w:t>
-      </w:r>
-      <w:r>
-        <w:t xml:space="preserve"> com endereço completo (nome de rua, número, cidade, </w:t>
-      </w:r>
-      <w:proofErr w:type="gramStart"/>
-      <w:r>
-        <w:t xml:space="preserve">estado, </w:t>
-      </w:r>
-      <w:proofErr w:type="spellStart"/>
-      <w:r>
-        <w:t>etc</w:t>
-      </w:r>
-      <w:proofErr w:type="spellEnd"/>
-      <w:proofErr w:type="gramEnd"/>
-      <w:r>
-        <w:t>)</w:t>
-      </w:r>
-    </w:p>
-    <w:p>
-      <w:pPr>
-        <w:spacing w:before="60" w:after="60"/>
-      </w:pPr>
-      <w:r>
-        <w:t>Hora inicial,</w:t>
-      </w:r>
-    </w:p>
-    <w:p>
-      <w:pPr>
-        <w:spacing w:before="60" w:after="60"/>
-      </w:pPr>
-      <w:r>
-        <w:t>10 leituras (escala 0-5)</w:t>
-      </w:r>
-    </w:p>
-    <w:p>
-      <w:pPr>
-        <w:spacing w:before="60" w:after="60"/>
-      </w:pPr>
-      <w:r>
-        <w:t xml:space="preserve"> Hora final</w:t>
-      </w:r>
-    </w:p>
-    <w:p>
-      <w:pPr>
-        <w:spacing w:before="60" w:after="60"/>
-      </w:pPr>
-      <w:r>
-        <w:t>Foto</w:t>
-      </w:r>
-    </w:p>
-    <w:p>
-      <w:pPr>
-        <w:spacing w:before="60" w:after="60"/>
-      </w:pPr>
-      <w:r>
-        <w:t>Observações.</w:t>
-      </w:r>
-    </w:p>
-    <w:p>
-      <w:pPr>
-        <w:spacing w:before="60" w:after="60"/>
-        <w:rPr>
-          <w:highlight w:val="yellow"/>
-        </w:rPr>
-      </w:pPr>
-    </w:p>
-    <w:p>
-      <w:pPr>
-        <w:pStyle w:val="Ttulo2"/>
-      </w:pPr>
-      <w:r>
-        <w:t>8.5 QAR Interno</w:t>
-      </w:r>
-    </w:p>
-    <w:p>
-      <w:pPr>
-        <w:spacing w:before="60" w:after="60"/>
-      </w:pPr>
-      <w:r>
-        <w:t>Campo: Quantidade de ambientes (1–20). Por ambiente (paginado por ambiente):</w:t>
-      </w:r>
-    </w:p>
-    <w:p>
-      <w:pPr>
-        <w:pStyle w:val="PargrafodaLista"/>
-        <w:numPr>
-          <w:ilvl w:val="0"/>
-          <w:numId w:val="2"/>
-        </w:numPr>
-        <w:spacing w:before="40" w:after="40"/>
-      </w:pPr>
-      <w:r>
-        <w:t>Nome do ambiente, Área climatizada (m²)</w:t>
-      </w:r>
-    </w:p>
-    <w:p>
-      <w:pPr>
-        <w:pStyle w:val="PargrafodaLista"/>
-        <w:numPr>
-          <w:ilvl w:val="0"/>
-          <w:numId w:val="2"/>
-        </w:numPr>
-        <w:spacing w:before="40" w:after="40"/>
-      </w:pPr>
-      <w:r>
-        <w:t>Botão "Calcular pontos necessários" — fórmula baseada em área</w:t>
-      </w:r>
-      <w:r>
-        <w:t>. Aparecer sempre o número de pontos abaixo + 1 ponto interno. (Exemplo, se área de 500 m², indicar 2 pontos (1 ponto interno + 1 ponto externo)</w:t>
-      </w:r>
-    </w:p>
-    <w:p>
-      <w:pPr>
-        <w:pStyle w:val="PargrafodaLista"/>
-        <w:numPr>
-          <w:ilvl w:val="1"/>
-          <w:numId w:val="2"/>
-        </w:numPr>
-        <w:spacing w:before="40" w:after="40"/>
-      </w:pPr>
-      <w:r>
-        <w:lastRenderedPageBreak/>
-        <w:t xml:space="preserve"> </w:t>
-      </w:r>
-      <w:r>
-        <w:rPr>
-          <w:b/>
-          <w:bCs/>
-        </w:rPr>
-        <w:t>Até 1.000 m²:</w:t>
-      </w:r>
-      <w:r>
-        <w:t xml:space="preserve"> 1 ponto de amostragem. </w:t>
-      </w:r>
-    </w:p>
-    <w:p>
-      <w:pPr>
-        <w:pStyle w:val="PargrafodaLista"/>
-        <w:numPr>
-          <w:ilvl w:val="1"/>
-          <w:numId w:val="2"/>
-        </w:numPr>
-        <w:spacing w:before="40" w:after="40"/>
-      </w:pPr>
-      <w:r>
-        <w:rPr>
-          <w:b/>
-          <w:bCs/>
-        </w:rPr>
-        <w:t>De 1.000 a 2.000 m²:</w:t>
-      </w:r>
-      <w:r>
-        <w:t xml:space="preserve"> 3 pontos de amostragem. </w:t>
-      </w:r>
-    </w:p>
-    <w:p>
-      <w:pPr>
-        <w:pStyle w:val="PargrafodaLista"/>
-        <w:numPr>
-          <w:ilvl w:val="1"/>
-          <w:numId w:val="2"/>
-        </w:numPr>
-        <w:spacing w:before="40" w:after="40"/>
-      </w:pPr>
-      <w:r>
-        <w:rPr>
-          <w:b/>
-          <w:bCs/>
-        </w:rPr>
-        <w:t>De 2.000 a 3.000 m²:</w:t>
-      </w:r>
-      <w:r>
-        <w:t xml:space="preserve"> 5 pontos de amostragem. </w:t>
-      </w:r>
-    </w:p>
-    <w:p>
-      <w:pPr>
-        <w:pStyle w:val="PargrafodaLista"/>
-        <w:numPr>
-          <w:ilvl w:val="1"/>
-          <w:numId w:val="2"/>
-        </w:numPr>
-        <w:spacing w:before="40" w:after="40"/>
-      </w:pPr>
-      <w:r>
-        <w:rPr>
-          <w:b/>
-          <w:bCs/>
-        </w:rPr>
-        <w:t>De 3.000 a 5.000 m²:</w:t>
-      </w:r>
-      <w:r>
-        <w:t xml:space="preserve"> 8 pontos de amostragem. </w:t>
-      </w:r>
-    </w:p>
-    <w:p>
-      <w:pPr>
-        <w:pStyle w:val="PargrafodaLista"/>
-        <w:numPr>
-          <w:ilvl w:val="1"/>
-          <w:numId w:val="2"/>
-        </w:numPr>
-        <w:spacing w:before="40" w:after="40"/>
-      </w:pPr>
-      <w:r>
-        <w:rPr>
-          <w:b/>
-          <w:bCs/>
-        </w:rPr>
-        <w:t>De 5.000 a 10.000 m²:</w:t>
-      </w:r>
-      <w:r>
-        <w:t xml:space="preserve"> 12 pontos de amostragem. </w:t>
-      </w:r>
-    </w:p>
-    <w:p>
-      <w:pPr>
-        <w:pStyle w:val="PargrafodaLista"/>
-        <w:numPr>
-          <w:ilvl w:val="1"/>
-          <w:numId w:val="2"/>
-        </w:numPr>
-        <w:spacing w:before="40" w:after="40"/>
-      </w:pPr>
-      <w:r>
-        <w:rPr>
-          <w:b/>
-          <w:bCs/>
-        </w:rPr>
-        <w:t>De 10.000 a 15.000 m²:</w:t>
-      </w:r>
-      <w:r>
-        <w:t xml:space="preserve"> 15 pontos de amostragem. </w:t>
-      </w:r>
-    </w:p>
-    <w:p>
-      <w:pPr>
-        <w:pStyle w:val="PargrafodaLista"/>
-        <w:numPr>
-          <w:ilvl w:val="1"/>
-          <w:numId w:val="2"/>
-        </w:numPr>
-        <w:spacing w:before="40" w:after="40"/>
-      </w:pPr>
-      <w:r>
-        <w:rPr>
-          <w:b/>
-          <w:bCs/>
-        </w:rPr>
-        <w:t>De 15.000 a 20.000 m²:</w:t>
-      </w:r>
-      <w:r>
-        <w:t xml:space="preserve"> 18 pontos de amostragem. </w:t>
-      </w:r>
-    </w:p>
-    <w:p>
-      <w:pPr>
-        <w:pStyle w:val="PargrafodaLista"/>
-        <w:numPr>
-          <w:ilvl w:val="1"/>
-          <w:numId w:val="2"/>
-        </w:numPr>
-        <w:spacing w:before="40" w:after="40"/>
-      </w:pPr>
-      <w:r>
-        <w:rPr>
-          <w:b/>
-          <w:bCs/>
-        </w:rPr>
-        <w:t>De 20.000 a 30.000 m²:</w:t>
-      </w:r>
-      <w:r>
-        <w:t xml:space="preserve"> 21 pontos de amostragem. </w:t>
-      </w:r>
-    </w:p>
-    <w:p>
-      <w:pPr>
-        <w:pStyle w:val="PargrafodaLista"/>
-        <w:numPr>
-          <w:ilvl w:val="1"/>
-          <w:numId w:val="2"/>
-        </w:numPr>
-        <w:spacing w:before="40" w:after="40"/>
-      </w:pPr>
-      <w:r>
-        <w:rPr>
-          <w:b/>
-          <w:bCs/>
-        </w:rPr>
-        <w:t>Acima de 30.000 m²:</w:t>
-      </w:r>
-      <w:r>
-        <w:t xml:space="preserve"> 25 pontos de amostragem.</w:t>
-      </w:r>
-    </w:p>
-    <w:p>
-      <w:pPr>
-        <w:pStyle w:val="PargrafodaLista"/>
-        <w:numPr>
-          <w:ilvl w:val="0"/>
-          <w:numId w:val="2"/>
-        </w:numPr>
-        <w:spacing w:before="40" w:after="40"/>
-      </w:pPr>
-      <w:r>
-        <w:t>O último ponto é sempre o ponto EXTERNO (referência)</w:t>
-      </w:r>
-    </w:p>
-    <w:p>
-      <w:pPr>
-        <w:spacing w:before="60" w:after="60"/>
-      </w:pPr>
-    </w:p>
-    <w:p>
-      <w:pPr>
-        <w:spacing w:before="60" w:after="60"/>
-      </w:pPr>
-      <w:r>
-        <w:t>Por ponto (paginado dentro de cada ambiente):</w:t>
-      </w:r>
-    </w:p>
-    <w:p>
-      <w:pPr>
-        <w:pStyle w:val="PargrafodaLista"/>
-        <w:numPr>
-          <w:ilvl w:val="0"/>
-          <w:numId w:val="2"/>
-        </w:numPr>
-        <w:spacing w:before="40" w:after="40"/>
-      </w:pPr>
-      <w:r>
-        <w:t>Nome</w:t>
-      </w:r>
-      <w:r>
-        <w:t xml:space="preserve"> do ponto</w:t>
-      </w:r>
-    </w:p>
-    <w:p>
-      <w:pPr>
-        <w:pStyle w:val="PargrafodaLista"/>
-        <w:numPr>
-          <w:ilvl w:val="0"/>
-          <w:numId w:val="2"/>
-        </w:numPr>
-        <w:spacing w:before="40" w:after="40"/>
-      </w:pPr>
-      <w:r>
-        <w:t>GPS (coordenadas UTM: Leste, Norte, Zona)</w:t>
-      </w:r>
-      <w:r>
-        <w:t xml:space="preserve"> com endereço completo (nome de rua, número, cidade, </w:t>
-      </w:r>
-      <w:proofErr w:type="gramStart"/>
-      <w:r>
-        <w:t xml:space="preserve">estado, </w:t>
-      </w:r>
-      <w:proofErr w:type="spellStart"/>
-      <w:r>
-        <w:t>etc</w:t>
-      </w:r>
-      <w:proofErr w:type="spellEnd"/>
-      <w:proofErr w:type="gramEnd"/>
-      <w:r>
-        <w:t>)</w:t>
-      </w:r>
-    </w:p>
-    <w:p>
-      <w:pPr>
-        <w:pStyle w:val="PargrafodaLista"/>
-        <w:numPr>
-          <w:ilvl w:val="0"/>
-          <w:numId w:val="2"/>
-        </w:numPr>
-        <w:spacing w:before="40" w:after="40"/>
-      </w:pPr>
-      <w:r>
-        <w:t>Hora inicial</w:t>
-      </w:r>
-    </w:p>
-    <w:p>
-      <w:pPr>
-        <w:pStyle w:val="PargrafodaLista"/>
-        <w:numPr>
-          <w:ilvl w:val="0"/>
-          <w:numId w:val="2"/>
-        </w:numPr>
-        <w:spacing w:before="40" w:after="40"/>
-      </w:pPr>
-      <w:r>
-        <w:t xml:space="preserve">Quantidade </w:t>
-      </w:r>
-      <w:r>
-        <w:t xml:space="preserve">aproximada </w:t>
-      </w:r>
-      <w:r>
-        <w:t>de pessoas</w:t>
-      </w:r>
-    </w:p>
-    <w:p>
-      <w:pPr>
-        <w:pStyle w:val="PargrafodaLista"/>
-        <w:numPr>
-          <w:ilvl w:val="0"/>
-          <w:numId w:val="2"/>
-        </w:numPr>
-        <w:spacing w:before="40" w:after="40"/>
-      </w:pPr>
-      <w:r>
-        <w:t>Janela aberta ou fechada? (lista aberta/fechada)</w:t>
-      </w:r>
-    </w:p>
-    <w:p>
-      <w:pPr>
-        <w:pStyle w:val="PargrafodaLista"/>
-        <w:numPr>
-          <w:ilvl w:val="0"/>
-          <w:numId w:val="2"/>
-        </w:numPr>
-        <w:spacing w:before="40" w:after="40"/>
-      </w:pPr>
-      <w:proofErr w:type="spellStart"/>
-      <w:r>
-        <w:t>Check</w:t>
-      </w:r>
-      <w:proofErr w:type="spellEnd"/>
-      <w:r>
-        <w:t>:</w:t>
-      </w:r>
-    </w:p>
-    <w:p>
-      <w:pPr>
-        <w:pStyle w:val="PargrafodaLista"/>
-        <w:numPr>
-          <w:ilvl w:val="1"/>
-          <w:numId w:val="2"/>
-        </w:numPr>
+        <w:rPr>
+          <w:highlight w:val="yellow"/>
+        </w:rPr>
+        <w:t xml:space="preserve"> pois o teste de vazamento é com tempo]</w:t>
+      </w:r>
+    </w:p>
+    <w:p>
+      <w:pPr>
+        <w:ind w:left="372" w:firstLine="708"/>
         <w:rPr>
           <w:rFonts w:ascii="Times New Roman" w:eastAsia="Times New Roman" w:hAnsi="Times New Roman" w:cs="Times New Roman"/>
           <w:sz w:val="24"/>
           <w:szCs w:val="24"/>
         </w:rPr>
       </w:pPr>
-      <w:r>
+      <w:proofErr w:type="gramStart"/>
+      <w:r>
+        <w:rPr>
+          <w:highlight w:val="yellow"/>
+        </w:rPr>
+        <w:t>( )</w:t>
+      </w:r>
+      <w:proofErr w:type="gramEnd"/>
+      <w:r>
+        <w:rPr>
+          <w:highlight w:val="yellow"/>
+        </w:rPr>
+        <w:t xml:space="preserve"> Manômetro 400mm — vazamento OK</w:t>
+      </w:r>
+      <w:r>
+        <w:t xml:space="preserve"> </w:t>
+      </w:r>
+      <w:r>
+        <w:rPr>
+          <w:highlight w:val="yellow"/>
+        </w:rPr>
+        <w:t xml:space="preserve">[colocar um </w:t>
+      </w:r>
+      <w:proofErr w:type="spellStart"/>
+      <w:r>
+        <w:rPr>
+          <w:highlight w:val="yellow"/>
+        </w:rPr>
+        <w:t>cronÕmetro</w:t>
+      </w:r>
+      <w:proofErr w:type="spellEnd"/>
+      <w:r>
+        <w:rPr>
+          <w:highlight w:val="yellow"/>
+        </w:rPr>
+        <w:t xml:space="preserve"> pois o teste de vazamento é com tempo]</w:t>
+      </w:r>
+    </w:p>
+    <w:p>
+      <w:pPr>
+        <w:pStyle w:val="PargrafodaLista"/>
+        <w:numPr>
+          <w:ilvl w:val="1"/>
+          <w:numId w:val="2"/>
+        </w:numPr>
+        <w:spacing w:before="40" w:after="40"/>
+        <w:rPr>
+          <w:highlight w:val="yellow"/>
+        </w:rPr>
+      </w:pPr>
+      <w:r>
+        <w:rPr>
+          <w:highlight w:val="yellow"/>
+        </w:rPr>
+        <w:t>4º Passo — Porta filtro e porta motor</w:t>
+      </w:r>
+    </w:p>
+    <w:p>
+      <w:pPr>
+        <w:pStyle w:val="PargrafodaLista"/>
+        <w:spacing w:before="40" w:after="40"/>
+        <w:ind w:left="1080"/>
+        <w:rPr>
+          <w:highlight w:val="yellow"/>
+        </w:rPr>
+      </w:pPr>
+      <w:proofErr w:type="gramStart"/>
+      <w:r>
+        <w:rPr>
+          <w:highlight w:val="yellow"/>
+        </w:rPr>
+        <w:t>( )</w:t>
+      </w:r>
+      <w:proofErr w:type="gramEnd"/>
+      <w:r>
+        <w:rPr>
+          <w:highlight w:val="yellow"/>
+        </w:rPr>
+        <w:t xml:space="preserve"> </w:t>
+      </w:r>
+      <w:r>
+        <w:rPr>
+          <w:highlight w:val="yellow"/>
+        </w:rPr>
+        <w:t>Nenhuma fuga de ar detectada</w:t>
+      </w:r>
+    </w:p>
+    <w:p>
+      <w:pPr>
+        <w:spacing w:before="40" w:after="40"/>
+        <w:rPr>
+          <w:highlight w:val="yellow"/>
+        </w:rPr>
+      </w:pPr>
+      <w:r>
+        <w:rPr>
+          <w:highlight w:val="yellow"/>
+        </w:rPr>
+        <w:tab/>
+        <w:t xml:space="preserve">- </w:t>
+      </w:r>
+      <w:r>
+        <w:rPr>
+          <w:highlight w:val="yellow"/>
+        </w:rPr>
+        <w:t>5º Passo — Condições ambientais</w:t>
+      </w:r>
+    </w:p>
+    <w:p>
+      <w:pPr>
+        <w:spacing w:before="40" w:after="40"/>
+        <w:rPr>
+          <w:highlight w:val="yellow"/>
+        </w:rPr>
+      </w:pPr>
+      <w:r>
+        <w:rPr>
+          <w:highlight w:val="yellow"/>
+        </w:rPr>
+        <w:t xml:space="preserve">            </w:t>
+      </w:r>
+      <w:r>
+        <w:rPr>
+          <w:highlight w:val="yellow"/>
+        </w:rPr>
+        <w:t>Temperatura (°C)</w:t>
+      </w:r>
+      <w:r>
+        <w:rPr>
+          <w:highlight w:val="yellow"/>
+        </w:rPr>
+        <w:t xml:space="preserve"> – campo numérico</w:t>
+      </w:r>
+    </w:p>
+    <w:p>
+      <w:pPr>
+        <w:spacing w:before="40" w:after="40"/>
+        <w:ind w:firstLine="708"/>
+        <w:rPr>
+          <w:highlight w:val="yellow"/>
+        </w:rPr>
+      </w:pPr>
+      <w:r>
+        <w:rPr>
+          <w:highlight w:val="yellow"/>
+        </w:rPr>
+        <w:t>Pressão</w:t>
+      </w:r>
+      <w:r>
+        <w:rPr>
+          <w:highlight w:val="yellow"/>
+        </w:rPr>
+        <w:t xml:space="preserve"> - </w:t>
+      </w:r>
+      <w:r>
+        <w:rPr>
+          <w:highlight w:val="yellow"/>
+        </w:rPr>
+        <w:t>campo numérico</w:t>
+      </w:r>
+    </w:p>
+    <w:p>
+      <w:pPr>
+        <w:spacing w:before="40" w:after="40"/>
+        <w:ind w:firstLine="708"/>
+        <w:rPr>
+          <w:highlight w:val="yellow"/>
+        </w:rPr>
+      </w:pPr>
+      <w:r>
+        <w:rPr>
+          <w:highlight w:val="yellow"/>
+        </w:rPr>
+        <w:t>Umidade (%)</w:t>
+      </w:r>
+      <w:r>
+        <w:rPr>
+          <w:highlight w:val="yellow"/>
+        </w:rPr>
+        <w:t xml:space="preserve"> - </w:t>
+      </w:r>
+      <w:r>
+        <w:rPr>
+          <w:highlight w:val="yellow"/>
+        </w:rPr>
+        <w:t>campo numérico</w:t>
+      </w:r>
+    </w:p>
+    <w:p>
+      <w:pPr>
+        <w:spacing w:before="40" w:after="40"/>
+        <w:ind w:firstLine="708"/>
+        <w:rPr>
+          <w:highlight w:val="yellow"/>
+        </w:rPr>
+      </w:pPr>
+      <w:r>
+        <w:rPr>
+          <w:highlight w:val="yellow"/>
+        </w:rPr>
+        <w:t>-</w:t>
+      </w:r>
+      <w:r>
+        <w:t xml:space="preserve"> </w:t>
+      </w:r>
+      <w:r>
+        <w:rPr>
+          <w:highlight w:val="yellow"/>
+        </w:rPr>
+        <w:t>6º Passo — Calibração</w:t>
+      </w:r>
+    </w:p>
+    <w:p>
+      <w:pPr>
+        <w:spacing w:before="40" w:after="40"/>
+        <w:ind w:firstLine="708"/>
+        <w:rPr>
+          <w:b/>
+          <w:bCs/>
+          <w:highlight w:val="yellow"/>
+        </w:rPr>
+      </w:pPr>
+      <w:r>
+        <w:rPr>
+          <w:b/>
+          <w:bCs/>
+          <w:highlight w:val="yellow"/>
+        </w:rPr>
+        <w:t>Carta 18</w:t>
+      </w:r>
+    </w:p>
+    <w:p>
+      <w:pPr>
+        <w:pStyle w:val="PargrafodaLista"/>
+        <w:numPr>
+          <w:ilvl w:val="0"/>
+          <w:numId w:val="26"/>
+        </w:numPr>
+        <w:spacing w:before="40" w:after="40"/>
+        <w:rPr>
+          <w:highlight w:val="yellow"/>
+        </w:rPr>
+      </w:pPr>
+      <w:r>
+        <w:rPr>
+          <w:highlight w:val="yellow"/>
+        </w:rPr>
+        <w:t xml:space="preserve">Coluna 800mm </w:t>
+      </w:r>
+      <w:proofErr w:type="spellStart"/>
+      <w:r>
+        <w:rPr>
+          <w:highlight w:val="yellow"/>
+        </w:rPr>
+        <w:t>CmH</w:t>
+      </w:r>
+      <w:r>
+        <w:rPr>
+          <w:rFonts w:ascii="Cambria Math" w:hAnsi="Cambria Math" w:cs="Cambria Math"/>
+          <w:highlight w:val="yellow"/>
+        </w:rPr>
+        <w:t>₂</w:t>
+      </w:r>
+      <w:r>
+        <w:rPr>
+          <w:highlight w:val="yellow"/>
+        </w:rPr>
+        <w:t>O</w:t>
+      </w:r>
+      <w:proofErr w:type="spellEnd"/>
+    </w:p>
+    <w:p>
+      <w:pPr>
+        <w:spacing w:before="40" w:after="40"/>
+        <w:ind w:firstLine="708"/>
+        <w:rPr>
+          <w:highlight w:val="yellow"/>
+        </w:rPr>
+      </w:pPr>
+      <w:r>
+        <w:rPr>
+          <w:highlight w:val="yellow"/>
+        </w:rPr>
+        <w:t>↑ Para cima</w:t>
+      </w:r>
+      <w:r>
+        <w:rPr>
+          <w:highlight w:val="yellow"/>
+        </w:rPr>
+        <w:t>: Campo numérico</w:t>
+      </w:r>
+    </w:p>
+    <w:p>
+      <w:pPr>
+        <w:spacing w:before="40" w:after="40"/>
+        <w:ind w:firstLine="708"/>
+        <w:rPr>
+          <w:highlight w:val="yellow"/>
+        </w:rPr>
+      </w:pPr>
+      <w:r>
+        <w:rPr>
+          <w:highlight w:val="yellow"/>
+        </w:rPr>
+        <w:t>↓ Para baixo</w:t>
+      </w:r>
+      <w:r>
+        <w:rPr>
+          <w:highlight w:val="yellow"/>
+        </w:rPr>
+        <w:t>: Campo numérico</w:t>
+      </w:r>
+    </w:p>
+    <w:p>
+      <w:pPr>
+        <w:pStyle w:val="PargrafodaLista"/>
+        <w:numPr>
+          <w:ilvl w:val="0"/>
+          <w:numId w:val="26"/>
+        </w:numPr>
+        <w:spacing w:before="40" w:after="40"/>
+        <w:rPr>
+          <w:highlight w:val="yellow"/>
+        </w:rPr>
+      </w:pPr>
+      <w:r>
+        <w:rPr>
+          <w:highlight w:val="yellow"/>
+        </w:rPr>
+        <w:t xml:space="preserve">Coluna 00mm </w:t>
+      </w:r>
+      <w:proofErr w:type="spellStart"/>
+      <w:r>
+        <w:rPr>
+          <w:highlight w:val="yellow"/>
+        </w:rPr>
+        <w:t>CmH</w:t>
+      </w:r>
+      <w:r>
+        <w:rPr>
+          <w:rFonts w:ascii="Cambria Math" w:hAnsi="Cambria Math" w:cs="Cambria Math"/>
+          <w:highlight w:val="yellow"/>
+        </w:rPr>
+        <w:t>₂</w:t>
+      </w:r>
+      <w:r>
+        <w:rPr>
+          <w:highlight w:val="yellow"/>
+        </w:rPr>
+        <w:t>O</w:t>
+      </w:r>
+      <w:proofErr w:type="spellEnd"/>
+    </w:p>
+    <w:p>
+      <w:pPr>
+        <w:spacing w:before="40" w:after="40"/>
+        <w:ind w:firstLine="708"/>
+        <w:rPr>
+          <w:highlight w:val="yellow"/>
+        </w:rPr>
+      </w:pPr>
+      <w:r>
+        <w:rPr>
+          <w:highlight w:val="yellow"/>
+        </w:rPr>
+        <w:t>↑ Para cima</w:t>
+      </w:r>
+      <w:r>
+        <w:rPr>
+          <w:highlight w:val="yellow"/>
+        </w:rPr>
+        <w:t>: Campo numérico</w:t>
+      </w:r>
+    </w:p>
+    <w:p>
+      <w:pPr>
+        <w:spacing w:before="40" w:after="40"/>
+        <w:ind w:firstLine="708"/>
+        <w:rPr>
+          <w:highlight w:val="yellow"/>
+        </w:rPr>
+      </w:pPr>
+      <w:r>
+        <w:rPr>
+          <w:highlight w:val="yellow"/>
+        </w:rPr>
+        <w:t>↓ Para baixo</w:t>
+      </w:r>
+      <w:r>
+        <w:rPr>
+          <w:highlight w:val="yellow"/>
+        </w:rPr>
+        <w:t>: Campo numérico</w:t>
+      </w:r>
+    </w:p>
+    <w:p>
+      <w:pPr>
+        <w:spacing w:before="40" w:after="40"/>
+        <w:ind w:firstLine="708"/>
+        <w:rPr>
+          <w:highlight w:val="yellow"/>
+        </w:rPr>
+      </w:pPr>
+    </w:p>
+    <w:p>
+      <w:pPr>
+        <w:spacing w:before="40" w:after="40"/>
+        <w:ind w:firstLine="708"/>
+        <w:rPr>
+          <w:b/>
+          <w:bCs/>
+          <w:highlight w:val="yellow"/>
+        </w:rPr>
+      </w:pPr>
+      <w:r>
+        <w:rPr>
+          <w:b/>
+          <w:bCs/>
+          <w:highlight w:val="yellow"/>
+        </w:rPr>
+        <w:t>Carta 1</w:t>
+      </w:r>
+      <w:r>
+        <w:rPr>
+          <w:b/>
+          <w:bCs/>
+          <w:highlight w:val="yellow"/>
+        </w:rPr>
+        <w:t>3</w:t>
+      </w:r>
+    </w:p>
+    <w:p>
+      <w:pPr>
+        <w:pStyle w:val="PargrafodaLista"/>
+        <w:numPr>
+          <w:ilvl w:val="0"/>
+          <w:numId w:val="26"/>
+        </w:numPr>
+        <w:spacing w:before="40" w:after="40"/>
+        <w:rPr>
+          <w:highlight w:val="yellow"/>
+        </w:rPr>
+      </w:pPr>
+      <w:r>
+        <w:rPr>
+          <w:highlight w:val="yellow"/>
+        </w:rPr>
+        <w:t xml:space="preserve">Coluna 800mm </w:t>
+      </w:r>
+      <w:proofErr w:type="spellStart"/>
+      <w:r>
+        <w:rPr>
+          <w:highlight w:val="yellow"/>
+        </w:rPr>
+        <w:t>CmH</w:t>
+      </w:r>
+      <w:r>
+        <w:rPr>
+          <w:rFonts w:ascii="Cambria Math" w:hAnsi="Cambria Math" w:cs="Cambria Math"/>
+          <w:highlight w:val="yellow"/>
+        </w:rPr>
+        <w:t>₂</w:t>
+      </w:r>
+      <w:r>
+        <w:rPr>
+          <w:highlight w:val="yellow"/>
+        </w:rPr>
+        <w:t>O</w:t>
+      </w:r>
+      <w:proofErr w:type="spellEnd"/>
+    </w:p>
+    <w:p>
+      <w:pPr>
+        <w:spacing w:before="40" w:after="40"/>
+        <w:ind w:firstLine="708"/>
+        <w:rPr>
+          <w:highlight w:val="yellow"/>
+        </w:rPr>
+      </w:pPr>
+      <w:r>
+        <w:rPr>
+          <w:highlight w:val="yellow"/>
+        </w:rPr>
+        <w:t>↑ Para cima</w:t>
+      </w:r>
+      <w:r>
+        <w:rPr>
+          <w:highlight w:val="yellow"/>
+        </w:rPr>
+        <w:t>: Campo numérico</w:t>
+      </w:r>
+    </w:p>
+    <w:p>
+      <w:pPr>
+        <w:spacing w:before="40" w:after="40"/>
+        <w:ind w:firstLine="708"/>
+        <w:rPr>
+          <w:highlight w:val="yellow"/>
+        </w:rPr>
+      </w:pPr>
+      <w:r>
+        <w:rPr>
+          <w:highlight w:val="yellow"/>
+        </w:rPr>
+        <w:t>↓ Para baixo</w:t>
+      </w:r>
+      <w:r>
+        <w:rPr>
+          <w:highlight w:val="yellow"/>
+        </w:rPr>
+        <w:t>: Campo numérico</w:t>
+      </w:r>
+    </w:p>
+    <w:p>
+      <w:pPr>
+        <w:pStyle w:val="PargrafodaLista"/>
+        <w:numPr>
+          <w:ilvl w:val="0"/>
+          <w:numId w:val="26"/>
+        </w:numPr>
+        <w:spacing w:before="40" w:after="40"/>
+        <w:rPr>
+          <w:highlight w:val="yellow"/>
+        </w:rPr>
+      </w:pPr>
+      <w:r>
+        <w:rPr>
+          <w:highlight w:val="yellow"/>
+        </w:rPr>
+        <w:t xml:space="preserve">Coluna 00mm </w:t>
+      </w:r>
+      <w:proofErr w:type="spellStart"/>
+      <w:r>
+        <w:rPr>
+          <w:highlight w:val="yellow"/>
+        </w:rPr>
+        <w:t>CmH</w:t>
+      </w:r>
+      <w:r>
+        <w:rPr>
+          <w:rFonts w:ascii="Cambria Math" w:hAnsi="Cambria Math" w:cs="Cambria Math"/>
+          <w:highlight w:val="yellow"/>
+        </w:rPr>
+        <w:t>₂</w:t>
+      </w:r>
+      <w:r>
+        <w:rPr>
+          <w:highlight w:val="yellow"/>
+        </w:rPr>
+        <w:t>O</w:t>
+      </w:r>
+      <w:proofErr w:type="spellEnd"/>
+    </w:p>
+    <w:p>
+      <w:pPr>
+        <w:spacing w:before="40" w:after="40"/>
+        <w:ind w:firstLine="708"/>
+        <w:rPr>
+          <w:highlight w:val="yellow"/>
+        </w:rPr>
+      </w:pPr>
+      <w:r>
+        <w:rPr>
+          <w:highlight w:val="yellow"/>
+        </w:rPr>
+        <w:t>↑ Para cima</w:t>
+      </w:r>
+      <w:r>
+        <w:rPr>
+          <w:highlight w:val="yellow"/>
+        </w:rPr>
+        <w:t>: Campo numérico</w:t>
+      </w:r>
+    </w:p>
+    <w:p>
+      <w:pPr>
+        <w:spacing w:before="40" w:after="40"/>
+        <w:ind w:firstLine="708"/>
+        <w:rPr>
+          <w:highlight w:val="yellow"/>
+        </w:rPr>
+      </w:pPr>
+      <w:r>
+        <w:rPr>
+          <w:highlight w:val="yellow"/>
+        </w:rPr>
+        <w:t>↓ Para baixo</w:t>
+      </w:r>
+      <w:r>
+        <w:rPr>
+          <w:highlight w:val="yellow"/>
+        </w:rPr>
+        <w:t>: Campo numérico</w:t>
+      </w:r>
+    </w:p>
+    <w:p>
+      <w:pPr>
+        <w:spacing w:before="40" w:after="40"/>
+        <w:rPr>
+          <w:highlight w:val="yellow"/>
+        </w:rPr>
+      </w:pPr>
+    </w:p>
+    <w:p>
+      <w:pPr>
+        <w:spacing w:before="40" w:after="40"/>
+        <w:ind w:firstLine="708"/>
+        <w:rPr>
+          <w:b/>
+          <w:bCs/>
+          <w:highlight w:val="yellow"/>
+        </w:rPr>
+      </w:pPr>
+      <w:r>
+        <w:rPr>
+          <w:b/>
+          <w:bCs/>
+          <w:highlight w:val="yellow"/>
+        </w:rPr>
+        <w:t>Carta 1</w:t>
+      </w:r>
+      <w:r>
+        <w:rPr>
+          <w:b/>
+          <w:bCs/>
+          <w:highlight w:val="yellow"/>
+        </w:rPr>
+        <w:t>0</w:t>
+      </w:r>
+    </w:p>
+    <w:p>
+      <w:pPr>
+        <w:pStyle w:val="PargrafodaLista"/>
+        <w:numPr>
+          <w:ilvl w:val="0"/>
+          <w:numId w:val="26"/>
+        </w:numPr>
+        <w:spacing w:before="40" w:after="40"/>
+        <w:rPr>
+          <w:highlight w:val="yellow"/>
+        </w:rPr>
+      </w:pPr>
+      <w:r>
+        <w:rPr>
+          <w:highlight w:val="yellow"/>
+        </w:rPr>
+        <w:t xml:space="preserve">Coluna 800mm </w:t>
+      </w:r>
+      <w:proofErr w:type="spellStart"/>
+      <w:r>
+        <w:rPr>
+          <w:highlight w:val="yellow"/>
+        </w:rPr>
+        <w:t>CmH</w:t>
+      </w:r>
+      <w:r>
+        <w:rPr>
+          <w:rFonts w:ascii="Cambria Math" w:hAnsi="Cambria Math" w:cs="Cambria Math"/>
+          <w:highlight w:val="yellow"/>
+        </w:rPr>
+        <w:t>₂</w:t>
+      </w:r>
+      <w:r>
+        <w:rPr>
+          <w:highlight w:val="yellow"/>
+        </w:rPr>
+        <w:t>O</w:t>
+      </w:r>
+      <w:proofErr w:type="spellEnd"/>
+    </w:p>
+    <w:p>
+      <w:pPr>
+        <w:spacing w:before="40" w:after="40"/>
+        <w:ind w:firstLine="708"/>
+        <w:rPr>
+          <w:highlight w:val="yellow"/>
+        </w:rPr>
+      </w:pPr>
+      <w:r>
+        <w:rPr>
+          <w:highlight w:val="yellow"/>
+        </w:rPr>
+        <w:t>↑ Para cima</w:t>
+      </w:r>
+      <w:r>
+        <w:rPr>
+          <w:highlight w:val="yellow"/>
+        </w:rPr>
+        <w:t>: Campo numérico</w:t>
+      </w:r>
+    </w:p>
+    <w:p>
+      <w:pPr>
+        <w:spacing w:before="40" w:after="40"/>
+        <w:ind w:firstLine="708"/>
+        <w:rPr>
+          <w:highlight w:val="yellow"/>
+        </w:rPr>
+      </w:pPr>
+      <w:r>
+        <w:rPr>
+          <w:highlight w:val="yellow"/>
+        </w:rPr>
+        <w:t>↓ Para baixo</w:t>
+      </w:r>
+      <w:r>
+        <w:rPr>
+          <w:highlight w:val="yellow"/>
+        </w:rPr>
+        <w:t>: Campo numérico</w:t>
+      </w:r>
+    </w:p>
+    <w:p>
+      <w:pPr>
+        <w:pStyle w:val="PargrafodaLista"/>
+        <w:numPr>
+          <w:ilvl w:val="0"/>
+          <w:numId w:val="26"/>
+        </w:numPr>
+        <w:spacing w:before="40" w:after="40"/>
+        <w:rPr>
+          <w:highlight w:val="yellow"/>
+        </w:rPr>
+      </w:pPr>
+      <w:r>
+        <w:rPr>
+          <w:highlight w:val="yellow"/>
+        </w:rPr>
+        <w:t xml:space="preserve">Coluna 00mm </w:t>
+      </w:r>
+      <w:proofErr w:type="spellStart"/>
+      <w:r>
+        <w:rPr>
+          <w:highlight w:val="yellow"/>
+        </w:rPr>
+        <w:t>CmH</w:t>
+      </w:r>
+      <w:r>
+        <w:rPr>
+          <w:rFonts w:ascii="Cambria Math" w:hAnsi="Cambria Math" w:cs="Cambria Math"/>
+          <w:highlight w:val="yellow"/>
+        </w:rPr>
+        <w:t>₂</w:t>
+      </w:r>
+      <w:r>
+        <w:rPr>
+          <w:highlight w:val="yellow"/>
+        </w:rPr>
+        <w:t>O</w:t>
+      </w:r>
+      <w:proofErr w:type="spellEnd"/>
+    </w:p>
+    <w:p>
+      <w:pPr>
+        <w:spacing w:before="40" w:after="40"/>
+        <w:ind w:firstLine="708"/>
+        <w:rPr>
+          <w:highlight w:val="yellow"/>
+        </w:rPr>
+      </w:pPr>
+      <w:r>
+        <w:rPr>
+          <w:highlight w:val="yellow"/>
+        </w:rPr>
+        <w:t>↑ Para cima</w:t>
+      </w:r>
+      <w:r>
+        <w:rPr>
+          <w:highlight w:val="yellow"/>
+        </w:rPr>
+        <w:t>: Campo numérico</w:t>
+      </w:r>
+    </w:p>
+    <w:p>
+      <w:pPr>
+        <w:spacing w:before="40" w:after="40"/>
+        <w:ind w:firstLine="708"/>
+        <w:rPr>
+          <w:highlight w:val="yellow"/>
+        </w:rPr>
+      </w:pPr>
+      <w:r>
+        <w:rPr>
+          <w:highlight w:val="yellow"/>
+        </w:rPr>
+        <w:t>↓ Para baixo</w:t>
+      </w:r>
+      <w:r>
+        <w:rPr>
+          <w:highlight w:val="yellow"/>
+        </w:rPr>
+        <w:t>: Campo numérico</w:t>
+      </w:r>
+    </w:p>
+    <w:p>
+      <w:pPr>
+        <w:spacing w:before="40" w:after="40"/>
+        <w:rPr>
+          <w:highlight w:val="yellow"/>
+        </w:rPr>
+      </w:pPr>
+    </w:p>
+    <w:p>
+      <w:pPr>
+        <w:spacing w:before="40" w:after="40"/>
+        <w:ind w:firstLine="708"/>
+        <w:rPr>
+          <w:b/>
+          <w:bCs/>
+          <w:highlight w:val="yellow"/>
+        </w:rPr>
+      </w:pPr>
+      <w:r>
+        <w:rPr>
+          <w:b/>
+          <w:bCs/>
+          <w:highlight w:val="yellow"/>
+        </w:rPr>
+        <w:t xml:space="preserve">Carta </w:t>
+      </w:r>
+      <w:r>
+        <w:rPr>
+          <w:b/>
+          <w:bCs/>
+          <w:highlight w:val="yellow"/>
+        </w:rPr>
+        <w:t>09</w:t>
+      </w:r>
+    </w:p>
+    <w:p>
+      <w:pPr>
+        <w:pStyle w:val="PargrafodaLista"/>
+        <w:numPr>
+          <w:ilvl w:val="0"/>
+          <w:numId w:val="26"/>
+        </w:numPr>
+        <w:spacing w:before="40" w:after="40"/>
+        <w:rPr>
+          <w:highlight w:val="yellow"/>
+        </w:rPr>
+      </w:pPr>
+      <w:r>
+        <w:rPr>
+          <w:highlight w:val="yellow"/>
+        </w:rPr>
+        <w:t xml:space="preserve">Coluna 800mm </w:t>
+      </w:r>
+      <w:proofErr w:type="spellStart"/>
+      <w:r>
+        <w:rPr>
+          <w:highlight w:val="yellow"/>
+        </w:rPr>
+        <w:t>CmH</w:t>
+      </w:r>
+      <w:r>
+        <w:rPr>
+          <w:rFonts w:ascii="Cambria Math" w:hAnsi="Cambria Math" w:cs="Cambria Math"/>
+          <w:highlight w:val="yellow"/>
+        </w:rPr>
+        <w:t>₂</w:t>
+      </w:r>
+      <w:r>
+        <w:rPr>
+          <w:highlight w:val="yellow"/>
+        </w:rPr>
+        <w:t>O</w:t>
+      </w:r>
+      <w:proofErr w:type="spellEnd"/>
+    </w:p>
+    <w:p>
+      <w:pPr>
+        <w:spacing w:before="40" w:after="40"/>
+        <w:ind w:firstLine="708"/>
+        <w:rPr>
+          <w:highlight w:val="yellow"/>
+        </w:rPr>
+      </w:pPr>
+      <w:r>
+        <w:rPr>
+          <w:highlight w:val="yellow"/>
+        </w:rPr>
+        <w:lastRenderedPageBreak/>
+        <w:t>↑ Para cima</w:t>
+      </w:r>
+      <w:r>
+        <w:rPr>
+          <w:highlight w:val="yellow"/>
+        </w:rPr>
+        <w:t>: Campo numérico</w:t>
+      </w:r>
+    </w:p>
+    <w:p>
+      <w:pPr>
+        <w:spacing w:before="40" w:after="40"/>
+        <w:ind w:firstLine="708"/>
+        <w:rPr>
+          <w:highlight w:val="yellow"/>
+        </w:rPr>
+      </w:pPr>
+      <w:r>
+        <w:rPr>
+          <w:highlight w:val="yellow"/>
+        </w:rPr>
+        <w:t>↓ Para baixo</w:t>
+      </w:r>
+      <w:r>
+        <w:rPr>
+          <w:highlight w:val="yellow"/>
+        </w:rPr>
+        <w:t>: Campo numérico</w:t>
+      </w:r>
+    </w:p>
+    <w:p>
+      <w:pPr>
+        <w:pStyle w:val="PargrafodaLista"/>
+        <w:numPr>
+          <w:ilvl w:val="0"/>
+          <w:numId w:val="26"/>
+        </w:numPr>
+        <w:spacing w:before="40" w:after="40"/>
+        <w:rPr>
+          <w:highlight w:val="yellow"/>
+        </w:rPr>
+      </w:pPr>
+      <w:r>
+        <w:rPr>
+          <w:highlight w:val="yellow"/>
+        </w:rPr>
+        <w:t xml:space="preserve">Coluna 00mm </w:t>
+      </w:r>
+      <w:proofErr w:type="spellStart"/>
+      <w:r>
+        <w:rPr>
+          <w:highlight w:val="yellow"/>
+        </w:rPr>
+        <w:t>CmH</w:t>
+      </w:r>
+      <w:r>
+        <w:rPr>
+          <w:rFonts w:ascii="Cambria Math" w:hAnsi="Cambria Math" w:cs="Cambria Math"/>
+          <w:highlight w:val="yellow"/>
+        </w:rPr>
+        <w:t>₂</w:t>
+      </w:r>
+      <w:r>
+        <w:rPr>
+          <w:highlight w:val="yellow"/>
+        </w:rPr>
+        <w:t>O</w:t>
+      </w:r>
+      <w:proofErr w:type="spellEnd"/>
+    </w:p>
+    <w:p>
+      <w:pPr>
+        <w:spacing w:before="40" w:after="40"/>
+        <w:ind w:firstLine="708"/>
+        <w:rPr>
+          <w:highlight w:val="yellow"/>
+        </w:rPr>
+      </w:pPr>
+      <w:r>
+        <w:rPr>
+          <w:highlight w:val="yellow"/>
+        </w:rPr>
+        <w:t>↑ Para cima</w:t>
+      </w:r>
+      <w:r>
+        <w:rPr>
+          <w:highlight w:val="yellow"/>
+        </w:rPr>
+        <w:t>: Campo numérico</w:t>
+      </w:r>
+    </w:p>
+    <w:p>
+      <w:pPr>
+        <w:spacing w:before="40" w:after="40"/>
+        <w:ind w:firstLine="708"/>
+        <w:rPr>
+          <w:highlight w:val="yellow"/>
+        </w:rPr>
+      </w:pPr>
+      <w:r>
+        <w:rPr>
+          <w:highlight w:val="yellow"/>
+        </w:rPr>
+        <w:t>↓ Para baixo</w:t>
+      </w:r>
+      <w:r>
+        <w:rPr>
+          <w:highlight w:val="yellow"/>
+        </w:rPr>
+        <w:t>: Campo numérico</w:t>
+      </w:r>
+    </w:p>
+    <w:p>
+      <w:pPr>
+        <w:spacing w:before="40" w:after="40"/>
+        <w:rPr>
+          <w:highlight w:val="yellow"/>
+        </w:rPr>
+      </w:pPr>
+    </w:p>
+    <w:p>
+      <w:pPr>
+        <w:spacing w:before="40" w:after="40"/>
+        <w:ind w:firstLine="708"/>
+        <w:rPr>
+          <w:b/>
+          <w:bCs/>
+          <w:highlight w:val="yellow"/>
+        </w:rPr>
+      </w:pPr>
+      <w:r>
+        <w:rPr>
+          <w:b/>
+          <w:bCs/>
+          <w:highlight w:val="yellow"/>
+        </w:rPr>
+        <w:t xml:space="preserve">Carta </w:t>
+      </w:r>
+      <w:r>
+        <w:rPr>
+          <w:b/>
+          <w:bCs/>
+          <w:highlight w:val="yellow"/>
+        </w:rPr>
+        <w:t>08</w:t>
+      </w:r>
+    </w:p>
+    <w:p>
+      <w:pPr>
+        <w:pStyle w:val="PargrafodaLista"/>
+        <w:numPr>
+          <w:ilvl w:val="0"/>
+          <w:numId w:val="26"/>
+        </w:numPr>
+        <w:spacing w:before="40" w:after="40"/>
+        <w:rPr>
+          <w:highlight w:val="yellow"/>
+        </w:rPr>
+      </w:pPr>
+      <w:r>
+        <w:rPr>
+          <w:highlight w:val="yellow"/>
+        </w:rPr>
+        <w:t xml:space="preserve">Coluna 800mm </w:t>
+      </w:r>
+      <w:proofErr w:type="spellStart"/>
+      <w:r>
+        <w:rPr>
+          <w:highlight w:val="yellow"/>
+        </w:rPr>
+        <w:t>CmH</w:t>
+      </w:r>
+      <w:r>
+        <w:rPr>
+          <w:rFonts w:ascii="Cambria Math" w:hAnsi="Cambria Math" w:cs="Cambria Math"/>
+          <w:highlight w:val="yellow"/>
+        </w:rPr>
+        <w:t>₂</w:t>
+      </w:r>
+      <w:r>
+        <w:rPr>
+          <w:highlight w:val="yellow"/>
+        </w:rPr>
+        <w:t>O</w:t>
+      </w:r>
+      <w:proofErr w:type="spellEnd"/>
+    </w:p>
+    <w:p>
+      <w:pPr>
+        <w:spacing w:before="40" w:after="40"/>
+        <w:ind w:firstLine="708"/>
+        <w:rPr>
+          <w:highlight w:val="yellow"/>
+        </w:rPr>
+      </w:pPr>
+      <w:r>
+        <w:rPr>
+          <w:highlight w:val="yellow"/>
+        </w:rPr>
+        <w:t>↑ Para cima</w:t>
+      </w:r>
+      <w:r>
+        <w:rPr>
+          <w:highlight w:val="yellow"/>
+        </w:rPr>
+        <w:t>: Campo numérico</w:t>
+      </w:r>
+    </w:p>
+    <w:p>
+      <w:pPr>
+        <w:spacing w:before="40" w:after="40"/>
+        <w:ind w:firstLine="708"/>
+        <w:rPr>
+          <w:highlight w:val="yellow"/>
+        </w:rPr>
+      </w:pPr>
+      <w:r>
+        <w:rPr>
+          <w:highlight w:val="yellow"/>
+        </w:rPr>
+        <w:t>↓ Para baixo</w:t>
+      </w:r>
+      <w:r>
+        <w:rPr>
+          <w:highlight w:val="yellow"/>
+        </w:rPr>
+        <w:t>: Campo numérico</w:t>
+      </w:r>
+    </w:p>
+    <w:p>
+      <w:pPr>
+        <w:pStyle w:val="PargrafodaLista"/>
+        <w:numPr>
+          <w:ilvl w:val="0"/>
+          <w:numId w:val="26"/>
+        </w:numPr>
+        <w:spacing w:before="40" w:after="40"/>
+        <w:rPr>
+          <w:highlight w:val="yellow"/>
+        </w:rPr>
+      </w:pPr>
+      <w:r>
+        <w:rPr>
+          <w:highlight w:val="yellow"/>
+        </w:rPr>
+        <w:t xml:space="preserve">Coluna 00mm </w:t>
+      </w:r>
+      <w:proofErr w:type="spellStart"/>
+      <w:r>
+        <w:rPr>
+          <w:highlight w:val="yellow"/>
+        </w:rPr>
+        <w:t>CmH</w:t>
+      </w:r>
+      <w:r>
+        <w:rPr>
+          <w:rFonts w:ascii="Cambria Math" w:hAnsi="Cambria Math" w:cs="Cambria Math"/>
+          <w:highlight w:val="yellow"/>
+        </w:rPr>
+        <w:t>₂</w:t>
+      </w:r>
+      <w:r>
+        <w:rPr>
+          <w:highlight w:val="yellow"/>
+        </w:rPr>
+        <w:t>O</w:t>
+      </w:r>
+      <w:proofErr w:type="spellEnd"/>
+    </w:p>
+    <w:p>
+      <w:pPr>
+        <w:spacing w:before="40" w:after="40"/>
+        <w:ind w:firstLine="708"/>
+        <w:rPr>
+          <w:highlight w:val="yellow"/>
+        </w:rPr>
+      </w:pPr>
+      <w:r>
+        <w:rPr>
+          <w:highlight w:val="yellow"/>
+        </w:rPr>
+        <w:t>↑ Para cima</w:t>
+      </w:r>
+      <w:r>
+        <w:rPr>
+          <w:highlight w:val="yellow"/>
+        </w:rPr>
+        <w:t>: Campo numérico</w:t>
+      </w:r>
+    </w:p>
+    <w:p>
+      <w:pPr>
+        <w:spacing w:before="40" w:after="40"/>
+        <w:ind w:firstLine="708"/>
+        <w:rPr>
+          <w:highlight w:val="yellow"/>
+        </w:rPr>
+      </w:pPr>
+      <w:r>
+        <w:rPr>
+          <w:highlight w:val="yellow"/>
+        </w:rPr>
+        <w:t>↓ Para baixo</w:t>
+      </w:r>
+      <w:r>
+        <w:rPr>
+          <w:highlight w:val="yellow"/>
+        </w:rPr>
+        <w:t>: Campo numérico</w:t>
+      </w:r>
+    </w:p>
+    <w:p>
+      <w:pPr>
+        <w:spacing w:before="40" w:after="40"/>
+        <w:rPr>
+          <w:highlight w:val="yellow"/>
+        </w:rPr>
+      </w:pPr>
+    </w:p>
+    <w:p>
+      <w:pPr>
+        <w:spacing w:before="40" w:after="40"/>
+        <w:rPr>
+          <w:b/>
+          <w:bCs/>
+          <w:highlight w:val="yellow"/>
+        </w:rPr>
+      </w:pPr>
+      <w:r>
+        <w:rPr>
+          <w:b/>
+          <w:bCs/>
+          <w:highlight w:val="yellow"/>
+        </w:rPr>
+        <w:t>Leitura com filtro no lugar</w:t>
+      </w:r>
+    </w:p>
+    <w:p>
+      <w:pPr>
+        <w:pStyle w:val="PargrafodaLista"/>
+        <w:numPr>
+          <w:ilvl w:val="0"/>
+          <w:numId w:val="26"/>
+        </w:numPr>
+        <w:spacing w:before="40" w:after="40"/>
+        <w:rPr>
+          <w:highlight w:val="yellow"/>
+        </w:rPr>
+      </w:pPr>
+      <w:r>
+        <w:rPr>
+          <w:highlight w:val="yellow"/>
+        </w:rPr>
+        <w:t xml:space="preserve">Coluna 800mm </w:t>
+      </w:r>
+      <w:proofErr w:type="spellStart"/>
+      <w:r>
+        <w:rPr>
+          <w:highlight w:val="yellow"/>
+        </w:rPr>
+        <w:t>CmH</w:t>
+      </w:r>
+      <w:r>
+        <w:rPr>
+          <w:rFonts w:ascii="Cambria Math" w:hAnsi="Cambria Math" w:cs="Cambria Math"/>
+          <w:highlight w:val="yellow"/>
+        </w:rPr>
+        <w:t>₂</w:t>
+      </w:r>
+      <w:r>
+        <w:rPr>
+          <w:highlight w:val="yellow"/>
+        </w:rPr>
+        <w:t>O</w:t>
+      </w:r>
+      <w:proofErr w:type="spellEnd"/>
+    </w:p>
+    <w:p>
+      <w:pPr>
+        <w:spacing w:before="40" w:after="40"/>
+        <w:ind w:firstLine="708"/>
+        <w:rPr>
+          <w:highlight w:val="yellow"/>
+        </w:rPr>
+      </w:pPr>
+      <w:r>
+        <w:rPr>
+          <w:highlight w:val="yellow"/>
+        </w:rPr>
+        <w:t>↑ Para cima</w:t>
+      </w:r>
+      <w:r>
+        <w:rPr>
+          <w:highlight w:val="yellow"/>
+        </w:rPr>
+        <w:t>: Campo numérico</w:t>
+      </w:r>
+    </w:p>
+    <w:p>
+      <w:pPr>
+        <w:spacing w:before="40" w:after="40"/>
+        <w:ind w:firstLine="708"/>
+        <w:rPr>
+          <w:highlight w:val="yellow"/>
+        </w:rPr>
+      </w:pPr>
+      <w:r>
+        <w:rPr>
+          <w:highlight w:val="yellow"/>
+        </w:rPr>
+        <w:t>↓ Para baixo</w:t>
+      </w:r>
+      <w:r>
+        <w:rPr>
+          <w:highlight w:val="yellow"/>
+        </w:rPr>
+        <w:t>: Campo numérico</w:t>
+      </w:r>
+    </w:p>
+    <w:p>
+      <w:pPr>
+        <w:spacing w:before="40" w:after="40"/>
+        <w:rPr>
+          <w:highlight w:val="yellow"/>
+        </w:rPr>
+      </w:pPr>
+      <w:r>
+        <w:rPr>
+          <w:highlight w:val="yellow"/>
+        </w:rPr>
+        <w:tab/>
+      </w:r>
+      <w:proofErr w:type="spellStart"/>
+      <w:r>
+        <w:rPr>
+          <w:highlight w:val="yellow"/>
+        </w:rPr>
+        <w:t>Check</w:t>
+      </w:r>
+      <w:proofErr w:type="spellEnd"/>
+    </w:p>
+    <w:p>
+      <w:pPr>
+        <w:pStyle w:val="PargrafodaLista"/>
+        <w:numPr>
+          <w:ilvl w:val="0"/>
+          <w:numId w:val="26"/>
+        </w:numPr>
+        <w:spacing w:before="40" w:after="40"/>
+        <w:rPr>
+          <w:highlight w:val="yellow"/>
+        </w:rPr>
+      </w:pPr>
+      <w:r>
+        <w:rPr>
+          <w:highlight w:val="yellow"/>
+        </w:rPr>
+        <w:t>Calibração aprovada</w:t>
+      </w:r>
+    </w:p>
+    <w:p>
+      <w:pPr>
+        <w:spacing w:before="40" w:after="40"/>
+        <w:ind w:left="708"/>
+        <w:rPr>
+          <w:highlight w:val="yellow"/>
+        </w:rPr>
+      </w:pPr>
+      <w:r>
+        <w:rPr>
+          <w:highlight w:val="yellow"/>
+        </w:rPr>
+        <w:t>Validade da calibração (campo texto)</w:t>
+      </w:r>
+    </w:p>
+    <w:p>
+      <w:pPr>
+        <w:spacing w:before="40" w:after="40"/>
+        <w:ind w:left="708"/>
+        <w:rPr>
+          <w:highlight w:val="yellow"/>
+        </w:rPr>
+      </w:pPr>
+    </w:p>
+    <w:p>
+      <w:pPr>
+        <w:spacing w:before="40" w:after="40"/>
+        <w:ind w:left="708"/>
+        <w:rPr>
+          <w:highlight w:val="yellow"/>
+        </w:rPr>
+      </w:pPr>
+      <w:r>
+        <w:rPr>
+          <w:highlight w:val="yellow"/>
+        </w:rPr>
+        <w:t>Perguntar: Quantas coletas serão feitas neste ponto? (campo numérico. Dependendo da quantidade, abrir janelas. Exemplo: se o usuário preencher 5, abrir:  1 ª coleta, 2ª coleta, 3ª coleta, 4ª coleta, 5ª coleta)</w:t>
+      </w:r>
+    </w:p>
+    <w:p>
+      <w:pPr>
+        <w:spacing w:before="40" w:after="40"/>
+        <w:ind w:left="708"/>
+        <w:rPr>
+          <w:highlight w:val="yellow"/>
+        </w:rPr>
+      </w:pPr>
+    </w:p>
+    <w:p>
+      <w:pPr>
+        <w:spacing w:before="40" w:after="40"/>
+        <w:ind w:left="708"/>
+        <w:rPr>
+          <w:highlight w:val="yellow"/>
+        </w:rPr>
+      </w:pPr>
+      <w:r>
+        <w:rPr>
+          <w:highlight w:val="yellow"/>
+        </w:rPr>
+        <w:t>Campos por coleta:</w:t>
+      </w:r>
+    </w:p>
+    <w:p>
+      <w:pPr>
+        <w:spacing w:before="60" w:after="60"/>
+        <w:rPr>
+          <w:b/>
+          <w:bCs/>
+          <w:highlight w:val="yellow"/>
+        </w:rPr>
+      </w:pPr>
+      <w:r>
+        <w:rPr>
+          <w:b/>
+          <w:bCs/>
+          <w:highlight w:val="yellow"/>
+        </w:rPr>
+        <w:t>DADOS INICIAIS</w:t>
+      </w:r>
+    </w:p>
+    <w:p>
+      <w:pPr>
+        <w:pStyle w:val="PargrafodaLista"/>
+        <w:numPr>
+          <w:ilvl w:val="0"/>
+          <w:numId w:val="26"/>
+        </w:numPr>
+        <w:spacing w:before="60" w:after="60"/>
+        <w:rPr>
+          <w:b/>
+          <w:bCs/>
+          <w:highlight w:val="yellow"/>
+        </w:rPr>
+      </w:pPr>
+      <w:r>
+        <w:rPr>
+          <w:b/>
+          <w:bCs/>
+          <w:highlight w:val="yellow"/>
+        </w:rPr>
+        <w:t>Data inicial</w:t>
+      </w:r>
+    </w:p>
+    <w:p>
+      <w:pPr>
+        <w:pStyle w:val="PargrafodaLista"/>
+        <w:numPr>
+          <w:ilvl w:val="0"/>
+          <w:numId w:val="26"/>
+        </w:numPr>
+        <w:spacing w:before="60" w:after="60"/>
+        <w:rPr>
+          <w:b/>
+          <w:bCs/>
+          <w:highlight w:val="yellow"/>
+        </w:rPr>
+      </w:pPr>
+      <w:r>
+        <w:rPr>
+          <w:b/>
+          <w:bCs/>
+          <w:highlight w:val="yellow"/>
+        </w:rPr>
+        <w:t>Hora inicial</w:t>
+      </w:r>
+    </w:p>
+    <w:p>
+      <w:pPr>
+        <w:pStyle w:val="PargrafodaLista"/>
+        <w:numPr>
+          <w:ilvl w:val="0"/>
+          <w:numId w:val="26"/>
+        </w:numPr>
+        <w:spacing w:before="60" w:after="60"/>
+        <w:rPr>
+          <w:b/>
+          <w:bCs/>
+          <w:highlight w:val="yellow"/>
+        </w:rPr>
+      </w:pPr>
+      <w:proofErr w:type="spellStart"/>
+      <w:r>
+        <w:rPr>
+          <w:b/>
+          <w:bCs/>
+          <w:highlight w:val="yellow"/>
+        </w:rPr>
+        <w:t>Horímetro</w:t>
+      </w:r>
+      <w:proofErr w:type="spellEnd"/>
+      <w:r>
+        <w:rPr>
+          <w:b/>
+          <w:bCs/>
+          <w:highlight w:val="yellow"/>
+        </w:rPr>
+        <w:t xml:space="preserve"> inicial (campo numérico)</w:t>
+      </w:r>
+    </w:p>
+    <w:p>
+      <w:pPr>
+        <w:pStyle w:val="PargrafodaLista"/>
+        <w:numPr>
+          <w:ilvl w:val="0"/>
+          <w:numId w:val="26"/>
+        </w:numPr>
+        <w:spacing w:before="60" w:after="60"/>
+        <w:rPr>
+          <w:b/>
+          <w:bCs/>
+          <w:highlight w:val="yellow"/>
+        </w:rPr>
+      </w:pPr>
+      <w:r>
+        <w:rPr>
+          <w:b/>
+          <w:bCs/>
+          <w:highlight w:val="yellow"/>
+        </w:rPr>
+        <w:t>Temperatura (ºC)</w:t>
+      </w:r>
+    </w:p>
+    <w:p>
+      <w:pPr>
+        <w:pStyle w:val="PargrafodaLista"/>
+        <w:numPr>
+          <w:ilvl w:val="0"/>
+          <w:numId w:val="26"/>
+        </w:numPr>
+        <w:spacing w:before="60" w:after="60"/>
+        <w:rPr>
+          <w:b/>
+          <w:bCs/>
+          <w:highlight w:val="yellow"/>
+        </w:rPr>
+      </w:pPr>
+      <w:r>
+        <w:rPr>
+          <w:b/>
+          <w:bCs/>
+          <w:highlight w:val="yellow"/>
+        </w:rPr>
+        <w:t>Umidade (%)</w:t>
+      </w:r>
+    </w:p>
+    <w:p>
+      <w:pPr>
+        <w:pStyle w:val="PargrafodaLista"/>
+        <w:numPr>
+          <w:ilvl w:val="0"/>
+          <w:numId w:val="26"/>
+        </w:numPr>
+        <w:spacing w:before="60" w:after="60"/>
+        <w:rPr>
+          <w:b/>
+          <w:bCs/>
+          <w:highlight w:val="yellow"/>
+        </w:rPr>
+      </w:pPr>
+      <w:r>
+        <w:rPr>
+          <w:b/>
+          <w:bCs/>
+          <w:highlight w:val="yellow"/>
+        </w:rPr>
+        <w:t>Pressão (kPa)</w:t>
+      </w:r>
+    </w:p>
+    <w:p>
+      <w:pPr>
+        <w:pStyle w:val="PargrafodaLista"/>
+        <w:numPr>
+          <w:ilvl w:val="0"/>
+          <w:numId w:val="26"/>
+        </w:numPr>
+        <w:spacing w:before="40" w:after="40"/>
+        <w:rPr>
+          <w:highlight w:val="yellow"/>
+        </w:rPr>
+      </w:pPr>
+      <w:r>
+        <w:rPr>
+          <w:highlight w:val="yellow"/>
+        </w:rPr>
+        <w:t xml:space="preserve">Coluna 800mm </w:t>
+      </w:r>
+      <w:proofErr w:type="spellStart"/>
+      <w:r>
+        <w:rPr>
+          <w:highlight w:val="yellow"/>
+        </w:rPr>
+        <w:t>CmH</w:t>
+      </w:r>
+      <w:r>
+        <w:rPr>
+          <w:rFonts w:ascii="Cambria Math" w:hAnsi="Cambria Math" w:cs="Cambria Math"/>
+          <w:highlight w:val="yellow"/>
+        </w:rPr>
+        <w:t>₂</w:t>
+      </w:r>
+      <w:r>
+        <w:rPr>
+          <w:highlight w:val="yellow"/>
+        </w:rPr>
+        <w:t>O</w:t>
+      </w:r>
+      <w:proofErr w:type="spellEnd"/>
+    </w:p>
+    <w:p>
+      <w:pPr>
+        <w:spacing w:before="40" w:after="40"/>
+        <w:ind w:firstLine="708"/>
+        <w:rPr>
+          <w:highlight w:val="yellow"/>
+        </w:rPr>
+      </w:pPr>
+      <w:r>
+        <w:rPr>
+          <w:highlight w:val="yellow"/>
+        </w:rPr>
+        <w:t>↑ Para cima</w:t>
+      </w:r>
+      <w:r>
+        <w:rPr>
+          <w:highlight w:val="yellow"/>
+        </w:rPr>
+        <w:t>: Campo numérico</w:t>
+      </w:r>
+    </w:p>
+    <w:p>
+      <w:pPr>
+        <w:spacing w:before="40" w:after="40"/>
+        <w:ind w:firstLine="708"/>
+        <w:rPr>
+          <w:highlight w:val="yellow"/>
+        </w:rPr>
+      </w:pPr>
+      <w:r>
+        <w:rPr>
+          <w:highlight w:val="yellow"/>
+        </w:rPr>
+        <w:t>↓ Para baixo</w:t>
+      </w:r>
+      <w:r>
+        <w:rPr>
+          <w:highlight w:val="yellow"/>
+        </w:rPr>
+        <w:t>: Campo numérico</w:t>
+      </w:r>
+    </w:p>
+    <w:p>
+      <w:pPr>
+        <w:pStyle w:val="PargrafodaLista"/>
+        <w:spacing w:before="60" w:after="60"/>
+        <w:ind w:left="1428"/>
+        <w:rPr>
+          <w:b/>
+          <w:bCs/>
+          <w:highlight w:val="yellow"/>
+        </w:rPr>
+      </w:pPr>
+    </w:p>
+    <w:p>
+      <w:pPr>
+        <w:spacing w:before="60" w:after="60"/>
+        <w:rPr>
+          <w:b/>
+          <w:bCs/>
+          <w:highlight w:val="yellow"/>
+        </w:rPr>
+      </w:pPr>
+      <w:r>
+        <w:rPr>
+          <w:b/>
+          <w:bCs/>
+          <w:highlight w:val="yellow"/>
+        </w:rPr>
+        <w:t>DADOS</w:t>
+      </w:r>
+      <w:r>
+        <w:rPr>
+          <w:b/>
+          <w:bCs/>
+          <w:highlight w:val="yellow"/>
+        </w:rPr>
+        <w:t xml:space="preserve"> FINAIS</w:t>
+      </w:r>
+    </w:p>
+    <w:p>
+      <w:pPr>
+        <w:pStyle w:val="PargrafodaLista"/>
+        <w:numPr>
+          <w:ilvl w:val="0"/>
+          <w:numId w:val="26"/>
+        </w:numPr>
+        <w:spacing w:before="60" w:after="60"/>
+        <w:rPr>
+          <w:b/>
+          <w:bCs/>
+          <w:highlight w:val="yellow"/>
+        </w:rPr>
+      </w:pPr>
+      <w:r>
+        <w:rPr>
+          <w:b/>
+          <w:bCs/>
+          <w:highlight w:val="yellow"/>
+        </w:rPr>
+        <w:t>Data inicial</w:t>
+      </w:r>
+    </w:p>
+    <w:p>
+      <w:pPr>
+        <w:pStyle w:val="PargrafodaLista"/>
+        <w:numPr>
+          <w:ilvl w:val="0"/>
+          <w:numId w:val="26"/>
+        </w:numPr>
+        <w:spacing w:before="60" w:after="60"/>
+        <w:rPr>
+          <w:b/>
+          <w:bCs/>
+          <w:highlight w:val="yellow"/>
+        </w:rPr>
+      </w:pPr>
+      <w:r>
+        <w:rPr>
+          <w:b/>
+          <w:bCs/>
+          <w:highlight w:val="yellow"/>
+        </w:rPr>
+        <w:t>Hora inicial</w:t>
+      </w:r>
+    </w:p>
+    <w:p>
+      <w:pPr>
+        <w:pStyle w:val="PargrafodaLista"/>
+        <w:numPr>
+          <w:ilvl w:val="0"/>
+          <w:numId w:val="26"/>
+        </w:numPr>
+        <w:spacing w:before="60" w:after="60"/>
+        <w:rPr>
+          <w:b/>
+          <w:bCs/>
+          <w:highlight w:val="yellow"/>
+        </w:rPr>
+      </w:pPr>
+      <w:proofErr w:type="spellStart"/>
+      <w:r>
+        <w:rPr>
+          <w:b/>
+          <w:bCs/>
+          <w:highlight w:val="yellow"/>
+        </w:rPr>
+        <w:t>Horímetro</w:t>
+      </w:r>
+      <w:proofErr w:type="spellEnd"/>
+      <w:r>
+        <w:rPr>
+          <w:b/>
+          <w:bCs/>
+          <w:highlight w:val="yellow"/>
+        </w:rPr>
+        <w:t xml:space="preserve"> inicial (campo numérico)</w:t>
+      </w:r>
+    </w:p>
+    <w:p>
+      <w:pPr>
+        <w:pStyle w:val="PargrafodaLista"/>
+        <w:numPr>
+          <w:ilvl w:val="0"/>
+          <w:numId w:val="26"/>
+        </w:numPr>
+        <w:spacing w:before="60" w:after="60"/>
+        <w:rPr>
+          <w:b/>
+          <w:bCs/>
+          <w:highlight w:val="yellow"/>
+        </w:rPr>
+      </w:pPr>
+      <w:r>
+        <w:rPr>
+          <w:b/>
+          <w:bCs/>
+          <w:highlight w:val="yellow"/>
+        </w:rPr>
+        <w:t>Temperatura (ºC)</w:t>
+      </w:r>
+    </w:p>
+    <w:p>
+      <w:pPr>
+        <w:pStyle w:val="PargrafodaLista"/>
+        <w:numPr>
+          <w:ilvl w:val="0"/>
+          <w:numId w:val="26"/>
+        </w:numPr>
+        <w:spacing w:before="60" w:after="60"/>
+        <w:rPr>
+          <w:b/>
+          <w:bCs/>
+          <w:highlight w:val="yellow"/>
+        </w:rPr>
+      </w:pPr>
+      <w:r>
+        <w:rPr>
+          <w:b/>
+          <w:bCs/>
+          <w:highlight w:val="yellow"/>
+        </w:rPr>
+        <w:t>Umidade (%)</w:t>
+      </w:r>
+    </w:p>
+    <w:p>
+      <w:pPr>
+        <w:pStyle w:val="PargrafodaLista"/>
+        <w:numPr>
+          <w:ilvl w:val="0"/>
+          <w:numId w:val="26"/>
+        </w:numPr>
+        <w:spacing w:before="60" w:after="60"/>
+        <w:rPr>
+          <w:b/>
+          <w:bCs/>
+          <w:highlight w:val="yellow"/>
+        </w:rPr>
+      </w:pPr>
+      <w:r>
+        <w:rPr>
+          <w:b/>
+          <w:bCs/>
+          <w:highlight w:val="yellow"/>
+        </w:rPr>
+        <w:t>Pressão (kPa)</w:t>
+      </w:r>
+    </w:p>
+    <w:p>
+      <w:pPr>
+        <w:pStyle w:val="PargrafodaLista"/>
+        <w:numPr>
+          <w:ilvl w:val="0"/>
+          <w:numId w:val="26"/>
+        </w:numPr>
+        <w:spacing w:before="40" w:after="40"/>
+        <w:rPr>
+          <w:highlight w:val="yellow"/>
+        </w:rPr>
+      </w:pPr>
+      <w:r>
+        <w:rPr>
+          <w:highlight w:val="yellow"/>
+        </w:rPr>
+        <w:t xml:space="preserve">Coluna 800mm </w:t>
+      </w:r>
+      <w:proofErr w:type="spellStart"/>
+      <w:r>
+        <w:rPr>
+          <w:highlight w:val="yellow"/>
+        </w:rPr>
+        <w:t>CmH</w:t>
+      </w:r>
+      <w:r>
+        <w:rPr>
+          <w:rFonts w:ascii="Cambria Math" w:hAnsi="Cambria Math" w:cs="Cambria Math"/>
+          <w:highlight w:val="yellow"/>
+        </w:rPr>
+        <w:t>₂</w:t>
+      </w:r>
+      <w:r>
+        <w:rPr>
+          <w:highlight w:val="yellow"/>
+        </w:rPr>
+        <w:t>O</w:t>
+      </w:r>
+      <w:proofErr w:type="spellEnd"/>
+    </w:p>
+    <w:p>
+      <w:pPr>
+        <w:spacing w:before="40" w:after="40"/>
+        <w:ind w:firstLine="708"/>
+        <w:rPr>
+          <w:highlight w:val="yellow"/>
+        </w:rPr>
+      </w:pPr>
+      <w:r>
+        <w:rPr>
+          <w:highlight w:val="yellow"/>
+        </w:rPr>
+        <w:t>↑ Para cima</w:t>
+      </w:r>
+      <w:r>
+        <w:rPr>
+          <w:highlight w:val="yellow"/>
+        </w:rPr>
+        <w:t>: Campo numérico</w:t>
+      </w:r>
+    </w:p>
+    <w:p>
+      <w:pPr>
+        <w:spacing w:before="40" w:after="40"/>
+        <w:ind w:firstLine="708"/>
+        <w:rPr>
+          <w:highlight w:val="yellow"/>
+        </w:rPr>
+      </w:pPr>
+      <w:r>
+        <w:rPr>
+          <w:highlight w:val="yellow"/>
+        </w:rPr>
+        <w:t>↓ Para baixo</w:t>
+      </w:r>
+      <w:r>
+        <w:rPr>
+          <w:highlight w:val="yellow"/>
+        </w:rPr>
+        <w:t>: Campo numérico</w:t>
+      </w:r>
+    </w:p>
+    <w:p>
+      <w:pPr>
+        <w:pStyle w:val="PargrafodaLista"/>
+        <w:spacing w:before="60" w:after="60"/>
+        <w:ind w:left="1428"/>
+        <w:rPr>
+          <w:b/>
+          <w:bCs/>
+          <w:highlight w:val="yellow"/>
+        </w:rPr>
+      </w:pPr>
+    </w:p>
+    <w:p>
+      <w:pPr>
+        <w:pStyle w:val="Ttulo2"/>
+      </w:pPr>
+      <w:r>
+        <w:t>8.4 Opacidade</w:t>
+      </w:r>
+    </w:p>
+    <w:p>
+      <w:pPr>
+        <w:spacing w:before="60" w:after="60"/>
+      </w:pPr>
+      <w:r>
+        <w:lastRenderedPageBreak/>
+        <w:t>Seleciona o subtipo primeiro:</w:t>
+      </w:r>
+    </w:p>
+    <w:p>
+      <w:pPr>
+        <w:spacing w:before="60" w:after="60"/>
+        <w:rPr>
+          <w:highlight w:val="yellow"/>
+        </w:rPr>
+      </w:pPr>
+    </w:p>
+    <w:p>
+      <w:pPr>
+        <w:pStyle w:val="Ttulo3"/>
+      </w:pPr>
+      <w:r>
+        <w:t>8.4.1 Opacímetro</w:t>
+      </w:r>
+    </w:p>
+    <w:p>
+      <w:pPr>
+        <w:spacing w:before="60" w:after="60"/>
+      </w:pPr>
+      <w:r>
+        <w:t xml:space="preserve">Quantidade de veículos (1–50). Por veículo (paginado): </w:t>
+      </w:r>
+    </w:p>
+    <w:p>
+      <w:pPr>
+        <w:spacing w:before="60" w:after="60"/>
+      </w:pPr>
+      <w:r>
+        <w:t>Placa / identificação do veículo</w:t>
+      </w:r>
+    </w:p>
+    <w:p>
+      <w:pPr>
+        <w:spacing w:before="60" w:after="60"/>
+      </w:pPr>
+      <w:r>
+        <w:t>GPS</w:t>
+      </w:r>
+      <w:r>
+        <w:t xml:space="preserve"> UTM com endereço completo (nome de rua, número, cidade, </w:t>
+      </w:r>
+      <w:proofErr w:type="gramStart"/>
+      <w:r>
+        <w:t xml:space="preserve">estado, </w:t>
+      </w:r>
+      <w:proofErr w:type="spellStart"/>
+      <w:r>
+        <w:t>etc</w:t>
+      </w:r>
+      <w:proofErr w:type="spellEnd"/>
+      <w:proofErr w:type="gramEnd"/>
+      <w:r>
+        <w:t>)</w:t>
+      </w:r>
+    </w:p>
+    <w:p>
+      <w:pPr>
+        <w:spacing w:before="60" w:after="60"/>
+      </w:pPr>
+      <w:r>
+        <w:t xml:space="preserve">5 </w:t>
+      </w:r>
+      <w:proofErr w:type="spellStart"/>
+      <w:r>
+        <w:t>checks</w:t>
+      </w:r>
+      <w:proofErr w:type="spellEnd"/>
+      <w:r>
+        <w:t xml:space="preserve"> </w:t>
+      </w:r>
+    </w:p>
+    <w:p>
+      <w:pPr>
+        <w:pStyle w:val="PargrafodaLista"/>
+        <w:numPr>
+          <w:ilvl w:val="0"/>
+          <w:numId w:val="22"/>
+        </w:numPr>
+        <w:spacing w:before="60" w:after="60"/>
+      </w:pPr>
+      <w:r>
+        <w:t>Equipamento conectado e calibrado</w:t>
+      </w:r>
+    </w:p>
+    <w:p>
+      <w:pPr>
+        <w:pStyle w:val="PargrafodaLista"/>
+        <w:numPr>
+          <w:ilvl w:val="0"/>
+          <w:numId w:val="22"/>
+        </w:numPr>
+        <w:spacing w:before="60" w:after="60"/>
+      </w:pPr>
+      <w:r>
+        <w:t>Acelerações preliminares realizadas</w:t>
+      </w:r>
+    </w:p>
+    <w:p>
+      <w:pPr>
+        <w:pStyle w:val="PargrafodaLista"/>
+        <w:numPr>
+          <w:ilvl w:val="0"/>
+          <w:numId w:val="22"/>
+        </w:numPr>
+        <w:spacing w:before="60" w:after="60"/>
+      </w:pPr>
+      <w:r>
+        <w:t>Ensaio executado conforme método</w:t>
+      </w:r>
+    </w:p>
+    <w:p>
+      <w:pPr>
+        <w:pStyle w:val="PargrafodaLista"/>
+        <w:numPr>
+          <w:ilvl w:val="0"/>
+          <w:numId w:val="22"/>
+        </w:numPr>
+        <w:spacing w:before="60" w:after="60"/>
+      </w:pPr>
+      <w:r>
+        <w:t>3 leituras válidas obtidas</w:t>
+      </w:r>
+    </w:p>
+    <w:p>
+      <w:pPr>
+        <w:pStyle w:val="PargrafodaLista"/>
+        <w:numPr>
+          <w:ilvl w:val="0"/>
+          <w:numId w:val="22"/>
+        </w:numPr>
+        <w:spacing w:before="60" w:after="60"/>
+      </w:pPr>
+      <w:r>
+        <w:t>Dados registrados e conferidos</w:t>
+      </w:r>
+    </w:p>
+    <w:p>
+      <w:pPr>
+        <w:spacing w:before="60" w:after="60"/>
+      </w:pPr>
+      <w:r>
+        <w:t>Evidência fotográfica</w:t>
+      </w:r>
+    </w:p>
+    <w:p>
+      <w:pPr>
+        <w:spacing w:before="60" w:after="60"/>
+      </w:pPr>
+      <w:r>
+        <w:t>Observações.</w:t>
+      </w:r>
+    </w:p>
+    <w:p>
+      <w:pPr>
+        <w:spacing w:before="60" w:after="60"/>
+        <w:rPr>
+          <w:highlight w:val="yellow"/>
+        </w:rPr>
+      </w:pPr>
+    </w:p>
+    <w:p>
+      <w:pPr>
+        <w:pStyle w:val="Ttulo3"/>
+      </w:pPr>
+      <w:r>
+        <w:t xml:space="preserve">8.4.2 Escala </w:t>
+      </w:r>
+      <w:proofErr w:type="spellStart"/>
+      <w:r>
+        <w:t>Ringelmann</w:t>
+      </w:r>
+      <w:proofErr w:type="spellEnd"/>
+    </w:p>
+    <w:p>
+      <w:pPr>
+        <w:spacing w:before="60" w:after="60"/>
+      </w:pPr>
+      <w:r>
+        <w:t xml:space="preserve">Quantidade de veículos (1–50). Por veículo: </w:t>
+      </w:r>
+    </w:p>
+    <w:p>
+      <w:pPr>
+        <w:spacing w:before="60" w:after="60"/>
+      </w:pPr>
+      <w:r>
+        <w:t>Placa / identificação do veículo</w:t>
+      </w:r>
+    </w:p>
+    <w:p>
+      <w:pPr>
+        <w:spacing w:before="60" w:after="60"/>
+      </w:pPr>
+      <w:r>
+        <w:t>Ano do veículo</w:t>
+      </w:r>
+    </w:p>
+    <w:p>
+      <w:pPr>
+        <w:spacing w:before="60" w:after="60"/>
+      </w:pPr>
+      <w:r>
+        <w:t>Coordenada GPS</w:t>
+      </w:r>
+      <w:r>
+        <w:t xml:space="preserve"> com endereço completo (nome de rua, número, cidade, </w:t>
+      </w:r>
+      <w:proofErr w:type="gramStart"/>
+      <w:r>
+        <w:t xml:space="preserve">estado, </w:t>
+      </w:r>
+      <w:proofErr w:type="spellStart"/>
+      <w:r>
+        <w:t>etc</w:t>
+      </w:r>
+      <w:proofErr w:type="spellEnd"/>
+      <w:proofErr w:type="gramEnd"/>
+      <w:r>
+        <w:t>)</w:t>
+      </w:r>
+    </w:p>
+    <w:p>
+      <w:pPr>
+        <w:spacing w:before="60" w:after="60"/>
+      </w:pPr>
+      <w:r>
+        <w:t>Hora inicial,</w:t>
+      </w:r>
+    </w:p>
+    <w:p>
+      <w:pPr>
+        <w:spacing w:before="60" w:after="60"/>
+      </w:pPr>
+      <w:r>
+        <w:t>10 leituras (escala 0-5)</w:t>
+      </w:r>
+    </w:p>
+    <w:p>
+      <w:pPr>
+        <w:spacing w:before="60" w:after="60"/>
+      </w:pPr>
+      <w:r>
+        <w:t xml:space="preserve"> Hora final</w:t>
+      </w:r>
+    </w:p>
+    <w:p>
+      <w:pPr>
+        <w:spacing w:before="60" w:after="60"/>
+      </w:pPr>
+      <w:r>
+        <w:t>Foto</w:t>
+      </w:r>
+    </w:p>
+    <w:p>
+      <w:pPr>
+        <w:spacing w:before="60" w:after="60"/>
+      </w:pPr>
+      <w:r>
+        <w:t>Observações.</w:t>
+      </w:r>
+    </w:p>
+    <w:p>
+      <w:pPr>
+        <w:spacing w:before="60" w:after="60"/>
+        <w:rPr>
+          <w:highlight w:val="yellow"/>
+        </w:rPr>
+      </w:pPr>
+    </w:p>
+    <w:p>
+      <w:pPr>
+        <w:pStyle w:val="Ttulo2"/>
+      </w:pPr>
+      <w:r>
+        <w:t>8.5 QAR Interno</w:t>
+      </w:r>
+    </w:p>
+    <w:p>
+      <w:pPr>
+        <w:spacing w:before="60" w:after="60"/>
+      </w:pPr>
+      <w:r>
+        <w:t>Campo: Quantidade de ambientes (1–20). Por ambiente (paginado por ambiente):</w:t>
+      </w:r>
+    </w:p>
+    <w:p>
+      <w:pPr>
+        <w:pStyle w:val="PargrafodaLista"/>
+        <w:numPr>
+          <w:ilvl w:val="0"/>
+          <w:numId w:val="2"/>
+        </w:numPr>
+        <w:spacing w:before="40" w:after="40"/>
+      </w:pPr>
+      <w:r>
+        <w:t>Nome do ambiente, Área climatizada (m²)</w:t>
+      </w:r>
+    </w:p>
+    <w:p>
+      <w:pPr>
+        <w:pStyle w:val="PargrafodaLista"/>
+        <w:numPr>
+          <w:ilvl w:val="0"/>
+          <w:numId w:val="2"/>
+        </w:numPr>
+        <w:spacing w:before="40" w:after="40"/>
+      </w:pPr>
+      <w:r>
+        <w:t>Botão "Calcular pontos necessários" — fórmula baseada em área</w:t>
+      </w:r>
+      <w:r>
+        <w:t>. Aparecer sempre o número de pontos abaixo + 1 ponto interno. (Exemplo, se área de 500 m², indicar 2 pontos (1 ponto interno + 1 ponto externo)</w:t>
+      </w:r>
+    </w:p>
+    <w:p>
+      <w:pPr>
+        <w:pStyle w:val="PargrafodaLista"/>
+        <w:numPr>
+          <w:ilvl w:val="1"/>
+          <w:numId w:val="2"/>
+        </w:numPr>
+        <w:spacing w:before="40" w:after="40"/>
+      </w:pPr>
+      <w:r>
+        <w:t xml:space="preserve"> </w:t>
+      </w:r>
+      <w:r>
+        <w:rPr>
+          <w:b/>
+          <w:bCs/>
+        </w:rPr>
+        <w:t>Até 1.000 m²:</w:t>
+      </w:r>
+      <w:r>
+        <w:t xml:space="preserve"> 1 ponto de amostragem. </w:t>
+      </w:r>
+    </w:p>
+    <w:p>
+      <w:pPr>
+        <w:pStyle w:val="PargrafodaLista"/>
+        <w:numPr>
+          <w:ilvl w:val="1"/>
+          <w:numId w:val="2"/>
+        </w:numPr>
+        <w:spacing w:before="40" w:after="40"/>
+      </w:pPr>
+      <w:r>
+        <w:rPr>
+          <w:b/>
+          <w:bCs/>
+        </w:rPr>
+        <w:t>De 1.000 a 2.000 m²:</w:t>
+      </w:r>
+      <w:r>
+        <w:t xml:space="preserve"> 3 pontos de amostragem. </w:t>
+      </w:r>
+    </w:p>
+    <w:p>
+      <w:pPr>
+        <w:pStyle w:val="PargrafodaLista"/>
+        <w:numPr>
+          <w:ilvl w:val="1"/>
+          <w:numId w:val="2"/>
+        </w:numPr>
+        <w:spacing w:before="40" w:after="40"/>
+      </w:pPr>
+      <w:r>
+        <w:rPr>
+          <w:b/>
+          <w:bCs/>
+        </w:rPr>
+        <w:t>De 2.000 a 3.000 m²:</w:t>
+      </w:r>
+      <w:r>
+        <w:t xml:space="preserve"> 5 pontos de amostragem. </w:t>
+      </w:r>
+    </w:p>
+    <w:p>
+      <w:pPr>
+        <w:pStyle w:val="PargrafodaLista"/>
+        <w:numPr>
+          <w:ilvl w:val="1"/>
+          <w:numId w:val="2"/>
+        </w:numPr>
+        <w:spacing w:before="40" w:after="40"/>
+      </w:pPr>
+      <w:r>
+        <w:rPr>
+          <w:b/>
+          <w:bCs/>
+        </w:rPr>
+        <w:t>De 3.000 a 5.000 m²:</w:t>
+      </w:r>
+      <w:r>
+        <w:t xml:space="preserve"> 8 pontos de amostragem. </w:t>
+      </w:r>
+    </w:p>
+    <w:p>
+      <w:pPr>
+        <w:pStyle w:val="PargrafodaLista"/>
+        <w:numPr>
+          <w:ilvl w:val="1"/>
+          <w:numId w:val="2"/>
+        </w:numPr>
+        <w:spacing w:before="40" w:after="40"/>
+      </w:pPr>
+      <w:r>
+        <w:rPr>
+          <w:b/>
+          <w:bCs/>
+        </w:rPr>
+        <w:t>De 5.000 a 10.000 m²:</w:t>
+      </w:r>
+      <w:r>
+        <w:t xml:space="preserve"> 12 pontos de amostragem. </w:t>
+      </w:r>
+    </w:p>
+    <w:p>
+      <w:pPr>
+        <w:pStyle w:val="PargrafodaLista"/>
+        <w:numPr>
+          <w:ilvl w:val="1"/>
+          <w:numId w:val="2"/>
+        </w:numPr>
+        <w:spacing w:before="40" w:after="40"/>
+      </w:pPr>
+      <w:r>
+        <w:rPr>
+          <w:b/>
+          <w:bCs/>
+        </w:rPr>
+        <w:t>De 10.000 a 15.000 m²:</w:t>
+      </w:r>
+      <w:r>
+        <w:t xml:space="preserve"> 15 pontos de amostragem. </w:t>
+      </w:r>
+    </w:p>
+    <w:p>
+      <w:pPr>
+        <w:pStyle w:val="PargrafodaLista"/>
+        <w:numPr>
+          <w:ilvl w:val="1"/>
+          <w:numId w:val="2"/>
+        </w:numPr>
+        <w:spacing w:before="40" w:after="40"/>
+      </w:pPr>
+      <w:r>
+        <w:rPr>
+          <w:b/>
+          <w:bCs/>
+        </w:rPr>
+        <w:t>De 15.000 a 20.000 m²:</w:t>
+      </w:r>
+      <w:r>
+        <w:t xml:space="preserve"> 18 pontos de amostragem. </w:t>
+      </w:r>
+    </w:p>
+    <w:p>
+      <w:pPr>
+        <w:pStyle w:val="PargrafodaLista"/>
+        <w:numPr>
+          <w:ilvl w:val="1"/>
+          <w:numId w:val="2"/>
+        </w:numPr>
+        <w:spacing w:before="40" w:after="40"/>
+      </w:pPr>
+      <w:r>
+        <w:rPr>
+          <w:b/>
+          <w:bCs/>
+        </w:rPr>
+        <w:t>De 20.000 a 30.000 m²:</w:t>
+      </w:r>
+      <w:r>
+        <w:t xml:space="preserve"> 21 pontos de amostragem. </w:t>
+      </w:r>
+    </w:p>
+    <w:p>
+      <w:pPr>
+        <w:pStyle w:val="PargrafodaLista"/>
+        <w:numPr>
+          <w:ilvl w:val="1"/>
+          <w:numId w:val="2"/>
+        </w:numPr>
+        <w:spacing w:before="40" w:after="40"/>
+      </w:pPr>
+      <w:r>
+        <w:rPr>
+          <w:b/>
+          <w:bCs/>
+        </w:rPr>
+        <w:t>Acima de 30.000 m²:</w:t>
+      </w:r>
+      <w:r>
+        <w:t xml:space="preserve"> 25 pontos de amostragem.</w:t>
+      </w:r>
+    </w:p>
+    <w:p>
+      <w:pPr>
+        <w:pStyle w:val="PargrafodaLista"/>
+        <w:numPr>
+          <w:ilvl w:val="0"/>
+          <w:numId w:val="2"/>
+        </w:numPr>
+        <w:spacing w:before="40" w:after="40"/>
+      </w:pPr>
+      <w:r>
+        <w:t>O último ponto é sempre o ponto EXTERNO (referência)</w:t>
+      </w:r>
+    </w:p>
+    <w:p>
+      <w:pPr>
+        <w:spacing w:before="60" w:after="60"/>
+      </w:pPr>
+    </w:p>
+    <w:p>
+      <w:pPr>
+        <w:spacing w:before="60" w:after="60"/>
+      </w:pPr>
+      <w:r>
+        <w:t>Por ponto (paginado dentro de cada ambiente):</w:t>
+      </w:r>
+    </w:p>
+    <w:p>
+      <w:pPr>
+        <w:pStyle w:val="PargrafodaLista"/>
+        <w:numPr>
+          <w:ilvl w:val="0"/>
+          <w:numId w:val="2"/>
+        </w:numPr>
+        <w:spacing w:before="40" w:after="40"/>
+      </w:pPr>
+      <w:r>
+        <w:t>Nome</w:t>
+      </w:r>
+      <w:r>
+        <w:t xml:space="preserve"> do ponto</w:t>
+      </w:r>
+    </w:p>
+    <w:p>
+      <w:pPr>
+        <w:pStyle w:val="PargrafodaLista"/>
+        <w:numPr>
+          <w:ilvl w:val="0"/>
+          <w:numId w:val="2"/>
+        </w:numPr>
+        <w:spacing w:before="40" w:after="40"/>
+      </w:pPr>
+      <w:r>
+        <w:t>GPS (coordenadas UTM: Leste, Norte, Zona)</w:t>
+      </w:r>
+      <w:r>
+        <w:t xml:space="preserve"> com endereço completo (nome de rua, número, cidade, </w:t>
+      </w:r>
+      <w:proofErr w:type="gramStart"/>
+      <w:r>
+        <w:t xml:space="preserve">estado, </w:t>
+      </w:r>
+      <w:proofErr w:type="spellStart"/>
+      <w:r>
+        <w:t>etc</w:t>
+      </w:r>
+      <w:proofErr w:type="spellEnd"/>
+      <w:proofErr w:type="gramEnd"/>
+      <w:r>
+        <w:t>)</w:t>
+      </w:r>
+    </w:p>
+    <w:p>
+      <w:pPr>
+        <w:pStyle w:val="PargrafodaLista"/>
+        <w:numPr>
+          <w:ilvl w:val="0"/>
+          <w:numId w:val="2"/>
+        </w:numPr>
+        <w:spacing w:before="40" w:after="40"/>
+      </w:pPr>
+      <w:r>
+        <w:t>Hora inicial</w:t>
+      </w:r>
+    </w:p>
+    <w:p>
+      <w:pPr>
+        <w:pStyle w:val="PargrafodaLista"/>
+        <w:numPr>
+          <w:ilvl w:val="0"/>
+          <w:numId w:val="2"/>
+        </w:numPr>
+        <w:spacing w:before="40" w:after="40"/>
+      </w:pPr>
+      <w:r>
+        <w:t xml:space="preserve">Quantidade </w:t>
+      </w:r>
+      <w:r>
+        <w:t xml:space="preserve">aproximada </w:t>
+      </w:r>
+      <w:r>
+        <w:t>de pessoas</w:t>
+      </w:r>
+    </w:p>
+    <w:p>
+      <w:pPr>
+        <w:pStyle w:val="PargrafodaLista"/>
+        <w:numPr>
+          <w:ilvl w:val="0"/>
+          <w:numId w:val="2"/>
+        </w:numPr>
+        <w:spacing w:before="40" w:after="40"/>
+      </w:pPr>
+      <w:r>
+        <w:lastRenderedPageBreak/>
+        <w:t>Janela aberta ou fechada? (lista aberta/fechada)</w:t>
+      </w:r>
+    </w:p>
+    <w:p>
+      <w:pPr>
+        <w:pStyle w:val="PargrafodaLista"/>
+        <w:numPr>
+          <w:ilvl w:val="0"/>
+          <w:numId w:val="2"/>
+        </w:numPr>
+        <w:spacing w:before="40" w:after="40"/>
+      </w:pPr>
+      <w:proofErr w:type="spellStart"/>
+      <w:r>
+        <w:t>Check</w:t>
+      </w:r>
+      <w:proofErr w:type="spellEnd"/>
+      <w:r>
+        <w:t>:</w:t>
+      </w:r>
+    </w:p>
+    <w:p>
+      <w:pPr>
+        <w:pStyle w:val="PargrafodaLista"/>
+        <w:numPr>
+          <w:ilvl w:val="1"/>
+          <w:numId w:val="2"/>
+        </w:numPr>
         <w:rPr>
           <w:rFonts w:ascii="Times New Roman" w:eastAsia="Times New Roman" w:hAnsi="Times New Roman" w:cs="Times New Roman"/>
           <w:sz w:val="24"/>
           <w:szCs w:val="24"/>
         </w:rPr>
-        <w:t>Sistema de climatização ligado</w:t>
-      </w:r>
-    </w:p>
-    <w:p>
-      <w:pPr>
-        <w:pStyle w:val="PargrafodaLista"/>
-        <w:numPr>
-          <w:ilvl w:val="1"/>
-          <w:numId w:val="2"/>
-        </w:numPr>
+      </w:pPr>
+      <w:r>
         <w:rPr>
           <w:rFonts w:ascii="Times New Roman" w:eastAsia="Times New Roman" w:hAnsi="Times New Roman" w:cs="Times New Roman"/>
           <w:sz w:val="24"/>
           <w:szCs w:val="24"/>
         </w:rPr>
-      </w:pPr>
-      <w:r>
+        <w:t>Sistema de climatização ligado</w:t>
+      </w:r>
+    </w:p>
+    <w:p>
+      <w:pPr>
+        <w:pStyle w:val="PargrafodaLista"/>
+        <w:numPr>
+          <w:ilvl w:val="1"/>
+          <w:numId w:val="2"/>
+        </w:numPr>
         <w:rPr>
           <w:rFonts w:ascii="Times New Roman" w:eastAsia="Times New Roman" w:hAnsi="Times New Roman" w:cs="Times New Roman"/>
           <w:sz w:val="24"/>
           <w:szCs w:val="24"/>
         </w:rPr>
-        <w:t>Análise da qualidade do ar com taxa de ocupação típica do ambiente</w:t>
-      </w:r>
-    </w:p>
-    <w:p>
-      <w:pPr>
-        <w:pStyle w:val="PargrafodaLista"/>
-        <w:numPr>
-          <w:ilvl w:val="1"/>
-          <w:numId w:val="2"/>
-        </w:numPr>
+      </w:pPr>
+      <w:r>
         <w:rPr>
           <w:rFonts w:ascii="Times New Roman" w:eastAsia="Times New Roman" w:hAnsi="Times New Roman" w:cs="Times New Roman"/>
           <w:sz w:val="24"/>
           <w:szCs w:val="24"/>
         </w:rPr>
-      </w:pPr>
-      <w:r>
+        <w:t>Análise da qualidade do ar com taxa de ocupação típica do ambiente</w:t>
+      </w:r>
+    </w:p>
+    <w:p>
+      <w:pPr>
+        <w:pStyle w:val="PargrafodaLista"/>
+        <w:numPr>
+          <w:ilvl w:val="1"/>
+          <w:numId w:val="2"/>
+        </w:numPr>
         <w:rPr>
           <w:rFonts w:ascii="Times New Roman" w:eastAsia="Times New Roman" w:hAnsi="Times New Roman" w:cs="Times New Roman"/>
           <w:sz w:val="24"/>
           <w:szCs w:val="24"/>
         </w:rPr>
-        <w:t>Ponto localizado em área de maior ocupação</w:t>
-      </w:r>
-    </w:p>
-    <w:p>
-      <w:pPr>
-        <w:pStyle w:val="PargrafodaLista"/>
-        <w:numPr>
-          <w:ilvl w:val="1"/>
-          <w:numId w:val="2"/>
-        </w:numPr>
+      </w:pPr>
+      <w:r>
         <w:rPr>
           <w:rFonts w:ascii="Times New Roman" w:eastAsia="Times New Roman" w:hAnsi="Times New Roman" w:cs="Times New Roman"/>
           <w:sz w:val="24"/>
           <w:szCs w:val="24"/>
         </w:rPr>
-      </w:pPr>
-      <w:r>
+        <w:t>Ponto localizado em área de maior ocupação</w:t>
+      </w:r>
+    </w:p>
+    <w:p>
+      <w:pPr>
+        <w:pStyle w:val="PargrafodaLista"/>
+        <w:numPr>
+          <w:ilvl w:val="1"/>
+          <w:numId w:val="2"/>
+        </w:numPr>
         <w:rPr>
           <w:rFonts w:ascii="Times New Roman" w:eastAsia="Times New Roman" w:hAnsi="Times New Roman" w:cs="Times New Roman"/>
           <w:sz w:val="24"/>
           <w:szCs w:val="24"/>
         </w:rPr>
-        <w:t>Equipamentos calibrados</w:t>
-      </w:r>
-    </w:p>
-    <w:p>
-      <w:pPr>
-        <w:pStyle w:val="PargrafodaLista"/>
-        <w:numPr>
-          <w:ilvl w:val="1"/>
-          <w:numId w:val="2"/>
-        </w:numPr>
+      </w:pPr>
+      <w:r>
         <w:rPr>
           <w:rFonts w:ascii="Times New Roman" w:eastAsia="Times New Roman" w:hAnsi="Times New Roman" w:cs="Times New Roman"/>
           <w:sz w:val="24"/>
           <w:szCs w:val="24"/>
         </w:rPr>
-      </w:pPr>
-      <w:r>
+        <w:t>Equipamentos calibrados</w:t>
+      </w:r>
+    </w:p>
+    <w:p>
+      <w:pPr>
+        <w:pStyle w:val="PargrafodaLista"/>
+        <w:numPr>
+          <w:ilvl w:val="1"/>
+          <w:numId w:val="2"/>
+        </w:numPr>
         <w:rPr>
           <w:rFonts w:ascii="Times New Roman" w:eastAsia="Times New Roman" w:hAnsi="Times New Roman" w:cs="Times New Roman"/>
           <w:sz w:val="24"/>
           <w:szCs w:val="24"/>
         </w:rPr>
-        <w:t>Pontos posicionados corretamente</w:t>
-      </w:r>
+      </w:pPr>
       <w:r>
         <w:rPr>
           <w:rFonts w:ascii="Times New Roman" w:eastAsia="Times New Roman" w:hAnsi="Times New Roman" w:cs="Times New Roman"/>
           <w:sz w:val="24"/>
           <w:szCs w:val="24"/>
         </w:rPr>
-        <w:t xml:space="preserve"> (a</w:t>
+        <w:t>Pontos posicionados corretamente</w:t>
       </w:r>
       <w:r>
         <w:rPr>
@@ -15524,7 +17431,7 @@
           <w:sz w:val="24"/>
           <w:szCs w:val="24"/>
         </w:rPr>
-        <w:t xml:space="preserve"> 1,5 m do piso, afastado de paredes, longe de insuflamento direto, distante do operador</w:t>
+        <w:t xml:space="preserve"> (a</w:t>
       </w:r>
       <w:r>
         <w:rPr>
@@ -15532,106 +17439,114 @@
           <w:sz w:val="24"/>
           <w:szCs w:val="24"/>
         </w:rPr>
-        <w:t>, estabilizado no tripé, distribuído uniformemente no ambiente</w:t>
-      </w:r>
-    </w:p>
-    <w:p>
-      <w:pPr>
-        <w:pStyle w:val="PargrafodaLista"/>
-        <w:numPr>
-          <w:ilvl w:val="1"/>
-          <w:numId w:val="2"/>
-        </w:numPr>
+        <w:t xml:space="preserve"> 1,5 m do piso, afastado de paredes, longe de insuflamento direto, distante do operador</w:t>
+      </w:r>
+      <w:r>
         <w:rPr>
           <w:rFonts w:ascii="Times New Roman" w:eastAsia="Times New Roman" w:hAnsi="Times New Roman" w:cs="Times New Roman"/>
           <w:sz w:val="24"/>
           <w:szCs w:val="24"/>
         </w:rPr>
-      </w:pPr>
-      <w:r>
+        <w:t>, estabilizado no tripé, distribuído uniformemente no ambiente</w:t>
+      </w:r>
+    </w:p>
+    <w:p>
+      <w:pPr>
+        <w:pStyle w:val="PargrafodaLista"/>
+        <w:numPr>
+          <w:ilvl w:val="1"/>
+          <w:numId w:val="2"/>
+        </w:numPr>
         <w:rPr>
           <w:rFonts w:ascii="Times New Roman" w:eastAsia="Times New Roman" w:hAnsi="Times New Roman" w:cs="Times New Roman"/>
           <w:sz w:val="24"/>
           <w:szCs w:val="24"/>
         </w:rPr>
-        <w:t>As medições realizadas longe de fontes poluentes externas (depósito de resíduos, automóveis, jardins com terra, obras, fontes de combustão)</w:t>
-      </w:r>
-    </w:p>
-    <w:p>
-      <w:pPr>
-        <w:pStyle w:val="PargrafodaLista"/>
-        <w:numPr>
-          <w:ilvl w:val="1"/>
-          <w:numId w:val="2"/>
-        </w:numPr>
+      </w:pPr>
+      <w:r>
         <w:rPr>
           <w:rFonts w:ascii="Times New Roman" w:eastAsia="Times New Roman" w:hAnsi="Times New Roman" w:cs="Times New Roman"/>
           <w:sz w:val="24"/>
           <w:szCs w:val="24"/>
         </w:rPr>
-      </w:pPr>
-      <w:r>
+        <w:t>As medições realizadas longe de fontes poluentes externas (depósito de resíduos, automóveis, jardins com terra, obras, fontes de combustão)</w:t>
+      </w:r>
+    </w:p>
+    <w:p>
+      <w:pPr>
+        <w:pStyle w:val="PargrafodaLista"/>
+        <w:numPr>
+          <w:ilvl w:val="1"/>
+          <w:numId w:val="2"/>
+        </w:numPr>
         <w:rPr>
           <w:rFonts w:ascii="Times New Roman" w:eastAsia="Times New Roman" w:hAnsi="Times New Roman" w:cs="Times New Roman"/>
           <w:sz w:val="24"/>
           <w:szCs w:val="24"/>
         </w:rPr>
-        <w:t>Vazão entre 25,5 e 31,1 L/min</w:t>
-      </w:r>
-    </w:p>
-    <w:p>
-      <w:pPr>
-        <w:pStyle w:val="PargrafodaLista"/>
-        <w:numPr>
-          <w:ilvl w:val="1"/>
-          <w:numId w:val="2"/>
-        </w:numPr>
+      </w:pPr>
+      <w:r>
         <w:rPr>
           <w:rFonts w:ascii="Times New Roman" w:eastAsia="Times New Roman" w:hAnsi="Times New Roman" w:cs="Times New Roman"/>
           <w:sz w:val="24"/>
           <w:szCs w:val="24"/>
         </w:rPr>
-      </w:pPr>
-      <w:r>
+        <w:t>Vazão entre 25,5 e 31,1 L/min</w:t>
+      </w:r>
+    </w:p>
+    <w:p>
+      <w:pPr>
+        <w:pStyle w:val="PargrafodaLista"/>
+        <w:numPr>
+          <w:ilvl w:val="1"/>
+          <w:numId w:val="2"/>
+        </w:numPr>
         <w:rPr>
           <w:rFonts w:ascii="Times New Roman" w:eastAsia="Times New Roman" w:hAnsi="Times New Roman" w:cs="Times New Roman"/>
           <w:sz w:val="24"/>
           <w:szCs w:val="24"/>
         </w:rPr>
-        <w:t>Valor da vazão (L/min):</w:t>
-      </w:r>
-    </w:p>
-    <w:p>
-      <w:pPr>
-        <w:pStyle w:val="PargrafodaLista"/>
-        <w:numPr>
-          <w:ilvl w:val="1"/>
-          <w:numId w:val="2"/>
-        </w:numPr>
+      </w:pPr>
+      <w:r>
         <w:rPr>
           <w:rFonts w:ascii="Times New Roman" w:eastAsia="Times New Roman" w:hAnsi="Times New Roman" w:cs="Times New Roman"/>
           <w:sz w:val="24"/>
           <w:szCs w:val="24"/>
         </w:rPr>
-      </w:pPr>
-      <w:r>
+        <w:t>Valor da vazão (L/min):</w:t>
+      </w:r>
+    </w:p>
+    <w:p>
+      <w:pPr>
+        <w:pStyle w:val="PargrafodaLista"/>
+        <w:numPr>
+          <w:ilvl w:val="1"/>
+          <w:numId w:val="2"/>
+        </w:numPr>
         <w:rPr>
           <w:rFonts w:ascii="Times New Roman" w:eastAsia="Times New Roman" w:hAnsi="Times New Roman" w:cs="Times New Roman"/>
           <w:sz w:val="24"/>
           <w:szCs w:val="24"/>
         </w:rPr>
-        <w:t>Evitar medição diretamente na saída do ar</w:t>
-      </w:r>
-    </w:p>
-    <w:p>
-      <w:pPr>
-        <w:pStyle w:val="PargrafodaLista"/>
-        <w:ind w:left="720"/>
+      </w:pPr>
+      <w:r>
         <w:rPr>
           <w:rFonts w:ascii="Times New Roman" w:eastAsia="Times New Roman" w:hAnsi="Times New Roman" w:cs="Times New Roman"/>
           <w:sz w:val="24"/>
           <w:szCs w:val="24"/>
         </w:rPr>
+        <w:t>Evitar medição diretamente na saída do ar</w:t>
+      </w:r>
+    </w:p>
+    <w:p>
+      <w:pPr>
+        <w:pStyle w:val="PargrafodaLista"/>
+        <w:ind w:left="720"/>
+        <w:rPr>
+          <w:rFonts w:ascii="Times New Roman" w:eastAsia="Times New Roman" w:hAnsi="Times New Roman" w:cs="Times New Roman"/>
+          <w:sz w:val="24"/>
+          <w:szCs w:val="24"/>
+        </w:rPr>
       </w:pPr>
       <w:r>
         <w:rPr>
@@ -16065,7 +17980,6 @@
         <w:spacing w:before="40" w:after="40"/>
       </w:pPr>
       <w:r>
-        <w:lastRenderedPageBreak/>
         <w:t>Medições: CO₂ (</w:t>
       </w:r>
       <w:proofErr w:type="spellStart"/>
@@ -16502,6 +18416,7 @@
           <w:szCs w:val="24"/>
           <w:highlight w:val="magenta"/>
         </w:rPr>
+        <w:lastRenderedPageBreak/>
         <w:t>Evitar movimentação brusca</w:t>
       </w:r>
     </w:p>
@@ -16991,169 +18906,169 @@
         <w:rPr>
           <w:highlight w:val="yellow"/>
         </w:rPr>
+        <w:t>9. Solicitação de Reembolso</w:t>
+      </w:r>
+    </w:p>
+    <w:p>
+      <w:pPr>
+        <w:pStyle w:val="Ttulo2"/>
+      </w:pPr>
+      <w:r>
+        <w:t>9.1 Objetivo</w:t>
+      </w:r>
+    </w:p>
+    <w:p>
+      <w:pPr>
+        <w:spacing w:before="60" w:after="60"/>
+      </w:pPr>
+      <w:r>
+        <w:t>Permitir que a Logística, Coordenação e Diretoria acompanhem em tempo real o consumo do orçamento logístico previsto para cada Ordem de Serviço (OS).</w:t>
+      </w:r>
+    </w:p>
+    <w:p>
+      <w:pPr>
+        <w:spacing w:before="60" w:after="60"/>
+      </w:pPr>
+    </w:p>
+    <w:p>
+      <w:pPr>
+        <w:spacing w:before="60" w:after="60"/>
+        <w:rPr>
+          <w:b/>
+          <w:bCs/>
+        </w:rPr>
+      </w:pPr>
+      <w:r>
+        <w:rPr>
+          <w:b/>
+          <w:bCs/>
+        </w:rPr>
+        <w:t>Dados da Campanha</w:t>
+      </w:r>
+    </w:p>
+    <w:p>
+      <w:pPr>
+        <w:spacing w:before="60" w:after="60"/>
+      </w:pPr>
+      <w:r>
+        <w:t>Para cada OS deverão ser exibidos:</w:t>
+      </w:r>
+    </w:p>
+    <w:p>
+      <w:pPr>
+        <w:pStyle w:val="PargrafodaLista"/>
+        <w:numPr>
+          <w:ilvl w:val="0"/>
+          <w:numId w:val="20"/>
+        </w:numPr>
+        <w:spacing w:before="60" w:after="60"/>
+      </w:pPr>
+      <w:r>
+        <w:t>Número da OS</w:t>
+      </w:r>
+    </w:p>
+    <w:p>
+      <w:pPr>
+        <w:pStyle w:val="PargrafodaLista"/>
+        <w:numPr>
+          <w:ilvl w:val="0"/>
+          <w:numId w:val="20"/>
+        </w:numPr>
+        <w:spacing w:before="60" w:after="60"/>
+      </w:pPr>
+      <w:r>
+        <w:t>Cliente</w:t>
+      </w:r>
+    </w:p>
+    <w:p>
+      <w:pPr>
+        <w:pStyle w:val="PargrafodaLista"/>
+        <w:numPr>
+          <w:ilvl w:val="0"/>
+          <w:numId w:val="20"/>
+        </w:numPr>
+        <w:spacing w:before="60" w:after="60"/>
+      </w:pPr>
+      <w:r>
+        <w:t>Responsável pela campanha</w:t>
+      </w:r>
+    </w:p>
+    <w:p>
+      <w:pPr>
+        <w:pStyle w:val="PargrafodaLista"/>
+        <w:numPr>
+          <w:ilvl w:val="0"/>
+          <w:numId w:val="20"/>
+        </w:numPr>
+        <w:spacing w:before="60" w:after="60"/>
+      </w:pPr>
+      <w:r>
+        <w:t>Data de início</w:t>
+      </w:r>
+    </w:p>
+    <w:p>
+      <w:pPr>
+        <w:pStyle w:val="PargrafodaLista"/>
+        <w:numPr>
+          <w:ilvl w:val="0"/>
+          <w:numId w:val="20"/>
+        </w:numPr>
+        <w:spacing w:before="60" w:after="60"/>
+      </w:pPr>
+      <w:r>
+        <w:t>Data prevista de término</w:t>
+      </w:r>
+    </w:p>
+    <w:p>
+      <w:pPr>
+        <w:pStyle w:val="PargrafodaLista"/>
+        <w:numPr>
+          <w:ilvl w:val="0"/>
+          <w:numId w:val="20"/>
+        </w:numPr>
+        <w:spacing w:before="60" w:after="60"/>
+      </w:pPr>
+      <w:r>
+        <w:t>Valor já aprovado</w:t>
+      </w:r>
+    </w:p>
+    <w:p>
+      <w:pPr>
+        <w:pStyle w:val="PargrafodaLista"/>
+        <w:numPr>
+          <w:ilvl w:val="0"/>
+          <w:numId w:val="20"/>
+        </w:numPr>
+        <w:spacing w:before="60" w:after="60"/>
+      </w:pPr>
+      <w:r>
+        <w:t>Valor aguardando aprovação</w:t>
+      </w:r>
+    </w:p>
+    <w:p>
+      <w:pPr>
+        <w:pStyle w:val="PargrafodaLista"/>
+        <w:numPr>
+          <w:ilvl w:val="0"/>
+          <w:numId w:val="20"/>
+        </w:numPr>
+        <w:spacing w:before="60" w:after="60"/>
+      </w:pPr>
+      <w:r>
+        <w:t>Valor pago</w:t>
+      </w:r>
+    </w:p>
+    <w:p>
+      <w:pPr>
+        <w:pStyle w:val="PargrafodaLista"/>
+        <w:numPr>
+          <w:ilvl w:val="0"/>
+          <w:numId w:val="20"/>
+        </w:numPr>
+        <w:spacing w:before="60" w:after="60"/>
+      </w:pPr>
+      <w:r>
         <w:lastRenderedPageBreak/>
-        <w:t>9. Solicitação de Reembolso</w:t>
-      </w:r>
-    </w:p>
-    <w:p>
-      <w:pPr>
-        <w:pStyle w:val="Ttulo2"/>
-      </w:pPr>
-      <w:r>
-        <w:t>9.1 Objetivo</w:t>
-      </w:r>
-    </w:p>
-    <w:p>
-      <w:pPr>
-        <w:spacing w:before="60" w:after="60"/>
-      </w:pPr>
-      <w:r>
-        <w:t>Permitir que a Logística, Coordenação e Diretoria acompanhem em tempo real o consumo do orçamento logístico previsto para cada Ordem de Serviço (OS).</w:t>
-      </w:r>
-    </w:p>
-    <w:p>
-      <w:pPr>
-        <w:spacing w:before="60" w:after="60"/>
-      </w:pPr>
-    </w:p>
-    <w:p>
-      <w:pPr>
-        <w:spacing w:before="60" w:after="60"/>
-        <w:rPr>
-          <w:b/>
-          <w:bCs/>
-        </w:rPr>
-      </w:pPr>
-      <w:r>
-        <w:rPr>
-          <w:b/>
-          <w:bCs/>
-        </w:rPr>
-        <w:t>Dados da Campanha</w:t>
-      </w:r>
-    </w:p>
-    <w:p>
-      <w:pPr>
-        <w:spacing w:before="60" w:after="60"/>
-      </w:pPr>
-      <w:r>
-        <w:t>Para cada OS deverão ser exibidos:</w:t>
-      </w:r>
-    </w:p>
-    <w:p>
-      <w:pPr>
-        <w:pStyle w:val="PargrafodaLista"/>
-        <w:numPr>
-          <w:ilvl w:val="0"/>
-          <w:numId w:val="20"/>
-        </w:numPr>
-        <w:spacing w:before="60" w:after="60"/>
-      </w:pPr>
-      <w:r>
-        <w:t>Número da OS</w:t>
-      </w:r>
-    </w:p>
-    <w:p>
-      <w:pPr>
-        <w:pStyle w:val="PargrafodaLista"/>
-        <w:numPr>
-          <w:ilvl w:val="0"/>
-          <w:numId w:val="20"/>
-        </w:numPr>
-        <w:spacing w:before="60" w:after="60"/>
-      </w:pPr>
-      <w:r>
-        <w:t>Cliente</w:t>
-      </w:r>
-    </w:p>
-    <w:p>
-      <w:pPr>
-        <w:pStyle w:val="PargrafodaLista"/>
-        <w:numPr>
-          <w:ilvl w:val="0"/>
-          <w:numId w:val="20"/>
-        </w:numPr>
-        <w:spacing w:before="60" w:after="60"/>
-      </w:pPr>
-      <w:r>
-        <w:t>Responsável pela campanha</w:t>
-      </w:r>
-    </w:p>
-    <w:p>
-      <w:pPr>
-        <w:pStyle w:val="PargrafodaLista"/>
-        <w:numPr>
-          <w:ilvl w:val="0"/>
-          <w:numId w:val="20"/>
-        </w:numPr>
-        <w:spacing w:before="60" w:after="60"/>
-      </w:pPr>
-      <w:r>
-        <w:t>Data de início</w:t>
-      </w:r>
-    </w:p>
-    <w:p>
-      <w:pPr>
-        <w:pStyle w:val="PargrafodaLista"/>
-        <w:numPr>
-          <w:ilvl w:val="0"/>
-          <w:numId w:val="20"/>
-        </w:numPr>
-        <w:spacing w:before="60" w:after="60"/>
-      </w:pPr>
-      <w:r>
-        <w:t>Data prevista de término</w:t>
-      </w:r>
-    </w:p>
-    <w:p>
-      <w:pPr>
-        <w:pStyle w:val="PargrafodaLista"/>
-        <w:numPr>
-          <w:ilvl w:val="0"/>
-          <w:numId w:val="20"/>
-        </w:numPr>
-        <w:spacing w:before="60" w:after="60"/>
-      </w:pPr>
-      <w:r>
-        <w:t>Valor já aprovado</w:t>
-      </w:r>
-    </w:p>
-    <w:p>
-      <w:pPr>
-        <w:pStyle w:val="PargrafodaLista"/>
-        <w:numPr>
-          <w:ilvl w:val="0"/>
-          <w:numId w:val="20"/>
-        </w:numPr>
-        <w:spacing w:before="60" w:after="60"/>
-      </w:pPr>
-      <w:r>
-        <w:t>Valor aguardando aprovação</w:t>
-      </w:r>
-    </w:p>
-    <w:p>
-      <w:pPr>
-        <w:pStyle w:val="PargrafodaLista"/>
-        <w:numPr>
-          <w:ilvl w:val="0"/>
-          <w:numId w:val="20"/>
-        </w:numPr>
-        <w:spacing w:before="60" w:after="60"/>
-      </w:pPr>
-      <w:r>
-        <w:t>Valor pago</w:t>
-      </w:r>
-    </w:p>
-    <w:p>
-      <w:pPr>
-        <w:pStyle w:val="PargrafodaLista"/>
-        <w:numPr>
-          <w:ilvl w:val="0"/>
-          <w:numId w:val="20"/>
-        </w:numPr>
-        <w:spacing w:before="60" w:after="60"/>
-      </w:pPr>
-      <w:r>
         <w:t>Saldo disponível</w:t>
       </w:r>
     </w:p>
@@ -17454,142 +19369,142 @@
         <w:spacing w:before="60" w:after="60"/>
       </w:pPr>
       <w:r>
+        <w:t>Coordenador da campanha</w:t>
+      </w:r>
+    </w:p>
+    <w:p>
+      <w:pPr>
+        <w:spacing w:before="60" w:after="60"/>
+      </w:pPr>
+      <w:r>
+        <w:t>Mensagem:</w:t>
+      </w:r>
+    </w:p>
+    <w:p>
+      <w:pPr>
+        <w:spacing w:before="60" w:after="60"/>
+      </w:pPr>
+      <w:r>
+        <w:t>"A logística da OS XXX atingiu 80% do orçamento previsto."</w:t>
+      </w:r>
+    </w:p>
+    <w:p>
+      <w:pPr>
+        <w:spacing w:before="60" w:after="60"/>
+      </w:pPr>
+    </w:p>
+    <w:p>
+      <w:pPr>
+        <w:spacing w:before="60" w:after="60"/>
+        <w:rPr>
+          <w:b/>
+          <w:bCs/>
+        </w:rPr>
+      </w:pPr>
+      <w:r>
+        <w:rPr>
+          <w:b/>
+          <w:bCs/>
+        </w:rPr>
+        <w:t>Alerta de Excedente</w:t>
+      </w:r>
+    </w:p>
+    <w:p>
+      <w:pPr>
+        <w:spacing w:before="60" w:after="60"/>
+      </w:pPr>
+      <w:r>
+        <w:t>Quando ultrapassar 100%.</w:t>
+      </w:r>
+    </w:p>
+    <w:p>
+      <w:pPr>
+        <w:spacing w:before="60" w:after="60"/>
+      </w:pPr>
+      <w:r>
+        <w:t>Enviar notificação para:</w:t>
+      </w:r>
+    </w:p>
+    <w:p>
+      <w:pPr>
+        <w:spacing w:before="60" w:after="60"/>
+      </w:pPr>
+      <w:r>
+        <w:t>Logística</w:t>
+      </w:r>
+    </w:p>
+    <w:p>
+      <w:pPr>
+        <w:spacing w:before="60" w:after="60"/>
+      </w:pPr>
+      <w:r>
+        <w:t>Coordenador</w:t>
+      </w:r>
+    </w:p>
+    <w:p>
+      <w:pPr>
+        <w:spacing w:before="60" w:after="60"/>
+      </w:pPr>
+      <w:r>
+        <w:t>Diretoria</w:t>
+      </w:r>
+    </w:p>
+    <w:p>
+      <w:pPr>
+        <w:spacing w:before="60" w:after="60"/>
+      </w:pPr>
+      <w:r>
+        <w:t>Mensagem:</w:t>
+      </w:r>
+    </w:p>
+    <w:p>
+      <w:pPr>
+        <w:spacing w:before="60" w:after="60"/>
+      </w:pPr>
+      <w:r>
+        <w:t>"A logística da OS XXX ultrapassou o orçamento previsto."</w:t>
+      </w:r>
+    </w:p>
+    <w:p>
+      <w:pPr>
+        <w:spacing w:before="60" w:after="60"/>
+      </w:pPr>
+    </w:p>
+    <w:p>
+      <w:pPr>
+        <w:spacing w:before="60" w:after="60"/>
+        <w:rPr>
+          <w:b/>
+          <w:bCs/>
+        </w:rPr>
+      </w:pPr>
+      <w:r>
+        <w:rPr>
+          <w:b/>
+          <w:bCs/>
+        </w:rPr>
+        <w:t>Tela de Aprovação</w:t>
+      </w:r>
+    </w:p>
+    <w:p>
+      <w:pPr>
+        <w:spacing w:before="60" w:after="60"/>
+      </w:pPr>
+      <w:r>
+        <w:t>Ao abrir uma solicitação, o aprovador deverá visualizar:</w:t>
+      </w:r>
+    </w:p>
+    <w:p>
+      <w:pPr>
+        <w:spacing w:before="60" w:after="60"/>
+      </w:pPr>
+    </w:p>
+    <w:p>
+      <w:pPr>
+        <w:spacing w:before="60" w:after="60"/>
+      </w:pPr>
+      <w:r>
         <w:lastRenderedPageBreak/>
-        <w:t>Coordenador da campanha</w:t>
-      </w:r>
-    </w:p>
-    <w:p>
-      <w:pPr>
-        <w:spacing w:before="60" w:after="60"/>
-      </w:pPr>
-      <w:r>
-        <w:t>Mensagem:</w:t>
-      </w:r>
-    </w:p>
-    <w:p>
-      <w:pPr>
-        <w:spacing w:before="60" w:after="60"/>
-      </w:pPr>
-      <w:r>
-        <w:t>"A logística da OS XXX atingiu 80% do orçamento previsto."</w:t>
-      </w:r>
-    </w:p>
-    <w:p>
-      <w:pPr>
-        <w:spacing w:before="60" w:after="60"/>
-      </w:pPr>
-    </w:p>
-    <w:p>
-      <w:pPr>
-        <w:spacing w:before="60" w:after="60"/>
-        <w:rPr>
-          <w:b/>
-          <w:bCs/>
-        </w:rPr>
-      </w:pPr>
-      <w:r>
-        <w:rPr>
-          <w:b/>
-          <w:bCs/>
-        </w:rPr>
-        <w:t>Alerta de Excedente</w:t>
-      </w:r>
-    </w:p>
-    <w:p>
-      <w:pPr>
-        <w:spacing w:before="60" w:after="60"/>
-      </w:pPr>
-      <w:r>
-        <w:t>Quando ultrapassar 100%.</w:t>
-      </w:r>
-    </w:p>
-    <w:p>
-      <w:pPr>
-        <w:spacing w:before="60" w:after="60"/>
-      </w:pPr>
-      <w:r>
-        <w:t>Enviar notificação para:</w:t>
-      </w:r>
-    </w:p>
-    <w:p>
-      <w:pPr>
-        <w:spacing w:before="60" w:after="60"/>
-      </w:pPr>
-      <w:r>
-        <w:t>Logística</w:t>
-      </w:r>
-    </w:p>
-    <w:p>
-      <w:pPr>
-        <w:spacing w:before="60" w:after="60"/>
-      </w:pPr>
-      <w:r>
-        <w:t>Coordenador</w:t>
-      </w:r>
-    </w:p>
-    <w:p>
-      <w:pPr>
-        <w:spacing w:before="60" w:after="60"/>
-      </w:pPr>
-      <w:r>
-        <w:t>Diretoria</w:t>
-      </w:r>
-    </w:p>
-    <w:p>
-      <w:pPr>
-        <w:spacing w:before="60" w:after="60"/>
-      </w:pPr>
-      <w:r>
-        <w:t>Mensagem:</w:t>
-      </w:r>
-    </w:p>
-    <w:p>
-      <w:pPr>
-        <w:spacing w:before="60" w:after="60"/>
-      </w:pPr>
-      <w:r>
-        <w:t>"A logística da OS XXX ultrapassou o orçamento previsto."</w:t>
-      </w:r>
-    </w:p>
-    <w:p>
-      <w:pPr>
-        <w:spacing w:before="60" w:after="60"/>
-      </w:pPr>
-    </w:p>
-    <w:p>
-      <w:pPr>
-        <w:spacing w:before="60" w:after="60"/>
-        <w:rPr>
-          <w:b/>
-          <w:bCs/>
-        </w:rPr>
-      </w:pPr>
-      <w:r>
-        <w:rPr>
-          <w:b/>
-          <w:bCs/>
-        </w:rPr>
-        <w:t>Tela de Aprovação</w:t>
-      </w:r>
-    </w:p>
-    <w:p>
-      <w:pPr>
-        <w:spacing w:before="60" w:after="60"/>
-      </w:pPr>
-      <w:r>
-        <w:t>Ao abrir uma solicitação, o aprovador deverá visualizar:</w:t>
-      </w:r>
-    </w:p>
-    <w:p>
-      <w:pPr>
-        <w:spacing w:before="60" w:after="60"/>
-      </w:pPr>
-    </w:p>
-    <w:p>
-      <w:pPr>
-        <w:spacing w:before="60" w:after="60"/>
-      </w:pPr>
-      <w:r>
         <w:t>Resumo da Campanha</w:t>
       </w:r>
     </w:p>
@@ -17866,7 +19781,6 @@
         <w:spacing w:before="60" w:after="60"/>
       </w:pPr>
       <w:r>
-        <w:lastRenderedPageBreak/>
         <w:t>Campanhas excedidas</w:t>
       </w:r>
     </w:p>
@@ -17996,6 +19910,7 @@
         <w:rPr>
           <w:highlight w:val="yellow"/>
         </w:rPr>
+        <w:lastRenderedPageBreak/>
         <w:t>Coleta todos os dados do formulário (</w:t>
       </w:r>
       <w:proofErr w:type="spellStart"/>
@@ -18226,19 +20141,7 @@
         <w:rPr>
           <w:highlight w:val="yellow"/>
         </w:rPr>
-        <w:t>Após salvar: exibe tela de sucesso com resumo do registro + opções "Novo registro" e "</w:t>
-      </w:r>
-      <w:r>
-        <w:rPr>
-          <w:highlight w:val="yellow"/>
-        </w:rPr>
-        <w:t>📄</w:t>
-      </w:r>
-      <w:r>
-        <w:rPr>
-          <w:highlight w:val="yellow"/>
-        </w:rPr>
-        <w:t xml:space="preserve"> Gerar PDF".</w:t>
+        <w:t>Após salvar: exibe tela de sucesso com resumo do registro + opções "Novo registro" e "📄 Gerar PDF".</w:t>
       </w:r>
     </w:p>
     <w:p>
@@ -18878,10 +20781,7 @@
         <w:spacing w:before="40" w:after="40"/>
       </w:pPr>
       <w:r>
-        <w:t>🔄</w:t>
-      </w:r>
-      <w:r>
-        <w:t xml:space="preserve"> Sincronizar um registro individualmente</w:t>
+        <w:t>🔄 Sincronizar um registro individualmente</w:t>
       </w:r>
     </w:p>
     <w:p>
@@ -18894,15 +20794,11 @@
         <w:spacing w:before="40" w:after="40"/>
       </w:pPr>
       <w:r>
-        <w:lastRenderedPageBreak/>
         <w:t>🗑</w:t>
       </w:r>
       <w:proofErr w:type="gramStart"/>
       <w:r>
-        <w:t>️</w:t>
-      </w:r>
-      <w:r>
-        <w:t xml:space="preserve"> Excluir</w:t>
+        <w:t>️ Excluir</w:t>
       </w:r>
       <w:proofErr w:type="gramEnd"/>
       <w:r>
@@ -18919,10 +20815,7 @@
         <w:spacing w:before="40" w:after="40"/>
       </w:pPr>
       <w:r>
-        <w:t>🔄</w:t>
-      </w:r>
-      <w:r>
-        <w:t xml:space="preserve"> Sincronizar todos de uma vez</w:t>
+        <w:t>🔄 Sincronizar todos de uma vez</w:t>
       </w:r>
     </w:p>
     <w:p>
@@ -18946,13 +20839,7 @@
         <w:spacing w:before="60" w:after="60"/>
       </w:pPr>
       <w:r>
-        <w:t>O botão "</w:t>
-      </w:r>
-      <w:r>
-        <w:t>💾</w:t>
-      </w:r>
-      <w:r>
-        <w:t xml:space="preserve"> Salvar rascunho" está disponível em tod</w:t>
+        <w:t>O botão "💾 Salvar rascunho" está disponível em tod</w:t>
       </w:r>
       <w:r>
         <w:t>as as telas do aplicativo, ela garante que tudo esteja salvo sempre</w:t>
@@ -19076,13 +20963,7 @@
         <w:spacing w:before="40" w:after="40"/>
       </w:pPr>
       <w:r>
-        <w:t>Tenta salvar na planilha com status "⏸</w:t>
-      </w:r>
-      <w:r>
-        <w:t>️</w:t>
-      </w:r>
-      <w:r>
-        <w:t xml:space="preserve"> Rascunho" (se online)</w:t>
+        <w:t>Tenta salvar na planilha com status "⏸️ Rascunho" (se online)</w:t>
       </w:r>
     </w:p>
     <w:p>
@@ -19190,19 +21071,7 @@
         <w:rPr>
           <w:highlight w:val="yellow"/>
         </w:rPr>
-        <w:t>Ao abrir um rascunho (botão "✏</w:t>
-      </w:r>
-      <w:r>
-        <w:rPr>
-          <w:highlight w:val="yellow"/>
-        </w:rPr>
-        <w:t>️</w:t>
-      </w:r>
-      <w:r>
-        <w:rPr>
-          <w:highlight w:val="yellow"/>
-        </w:rPr>
-        <w:t xml:space="preserve"> Continuar"):</w:t>
+        <w:t>Ao abrir um rascunho (botão "✏️ Continuar"):</w:t>
       </w:r>
     </w:p>
     <w:p>
@@ -19531,7 +21400,6 @@
         <w:spacing w:before="60" w:after="60"/>
       </w:pPr>
       <w:r>
-        <w:lastRenderedPageBreak/>
         <w:t>As fotos são convertidas para base64 no momento do salvamento e ficam embutidas no objeto de dados — garantindo que o PDF funciona mesmo depois de fechar o app.</w:t>
       </w:r>
     </w:p>
@@ -19556,13 +21424,7 @@
         <w:spacing w:before="60" w:after="60"/>
       </w:pPr>
       <w:r>
-        <w:t>O botão "</w:t>
-      </w:r>
-      <w:r>
-        <w:t>📄</w:t>
-      </w:r>
-      <w:r>
-        <w:t xml:space="preserve"> Gerar PDF" gera um arquivo HTML completo com:</w:t>
+        <w:t>O botão "📄 Gerar PDF" gera um arquivo HTML completo com:</w:t>
       </w:r>
     </w:p>
     <w:p>
@@ -19648,27 +21510,15 @@
         <w:spacing w:before="40" w:after="40"/>
       </w:pPr>
       <w:r>
-        <w:t>Botões "</w:t>
-      </w:r>
-      <w:r>
-        <w:t>🖨</w:t>
+        <w:t>Botões "🖨</w:t>
       </w:r>
       <w:proofErr w:type="gramStart"/>
       <w:r>
-        <w:t>️</w:t>
-      </w:r>
-      <w:r>
-        <w:t xml:space="preserve"> Imprimir</w:t>
+        <w:t>️ Imprimir</w:t>
       </w:r>
       <w:proofErr w:type="gramEnd"/>
       <w:r>
-        <w:t xml:space="preserve"> / Compartilhar PDF" e "</w:t>
-      </w:r>
-      <w:r>
-        <w:t>💾</w:t>
-      </w:r>
-      <w:r>
-        <w:t xml:space="preserve"> Salvar no celular"</w:t>
+        <w:t xml:space="preserve"> / Compartilhar PDF" e "💾 Salvar no celular"</w:t>
       </w:r>
     </w:p>
     <w:p>
@@ -19746,13 +21596,7 @@
         <w:spacing w:before="60" w:after="60"/>
       </w:pPr>
       <w:r>
-        <w:t xml:space="preserve">Acessível pelo ícone </w:t>
-      </w:r>
-      <w:r>
-        <w:t>📚</w:t>
-      </w:r>
-      <w:r>
-        <w:t xml:space="preserve"> no cabeçalho. Três categorias:</w:t>
+        <w:t>Acessível pelo ícone 📚 no cabeçalho. Três categorias:</w:t>
       </w:r>
     </w:p>
     <w:tbl>
@@ -19872,15 +21716,7 @@
                 <w:sz w:val="18"/>
                 <w:szCs w:val="18"/>
               </w:rPr>
-              <w:t>📋</w:t>
-            </w:r>
-            <w:r>
-              <w:rPr>
-                <w:color w:val="000000"/>
-                <w:sz w:val="18"/>
-                <w:szCs w:val="18"/>
-              </w:rPr>
-              <w:t xml:space="preserve"> Normas</w:t>
+              <w:t>📋 Normas</w:t>
             </w:r>
           </w:p>
         </w:tc>
@@ -19962,15 +21798,7 @@
                 <w:sz w:val="18"/>
                 <w:szCs w:val="18"/>
               </w:rPr>
-              <w:t>📁</w:t>
-            </w:r>
-            <w:r>
-              <w:rPr>
-                <w:color w:val="000000"/>
-                <w:sz w:val="18"/>
-                <w:szCs w:val="18"/>
-              </w:rPr>
-              <w:t xml:space="preserve"> Procedimentos</w:t>
+              <w:t>📁 Procedimentos</w:t>
             </w:r>
           </w:p>
         </w:tc>
@@ -20273,7 +22101,6 @@
         <w:pStyle w:val="Ttulo2"/>
       </w:pPr>
       <w:r>
-        <w:lastRenderedPageBreak/>
         <w:t>15.3 GPS UTM nos pontos</w:t>
       </w:r>
     </w:p>
@@ -20282,13 +22109,7 @@
         <w:spacing w:before="60" w:after="60"/>
       </w:pPr>
       <w:r>
-        <w:t>Botão "</w:t>
-      </w:r>
-      <w:r>
-        <w:t>📍</w:t>
-      </w:r>
-      <w:r>
-        <w:t xml:space="preserve"> Capturar GPS automaticamente" em cada ponto. Converte </w:t>
+        <w:t xml:space="preserve">Botão "📍 Capturar GPS automaticamente" em cada ponto. Converte </w:t>
       </w:r>
       <w:proofErr w:type="spellStart"/>
       <w:r>
@@ -20586,6 +22407,7 @@
                 <w:sz w:val="18"/>
                 <w:szCs w:val="18"/>
               </w:rPr>
+              <w:lastRenderedPageBreak/>
               <w:t xml:space="preserve">Azure </w:t>
             </w:r>
             <w:proofErr w:type="spellStart"/>
@@ -21741,7 +23563,6 @@
                 <w:sz w:val="18"/>
                 <w:szCs w:val="18"/>
               </w:rPr>
-              <w:lastRenderedPageBreak/>
               <w:t>Nominatim</w:t>
             </w:r>
             <w:proofErr w:type="spellEnd"/>
@@ -22301,6 +24122,7 @@
     </w:p>
     <w:p>
       <w:r>
+        <w:lastRenderedPageBreak/>
         <w:br w:type="page"/>
       </w:r>
     </w:p>
@@ -22858,8 +24680,8 @@
       </w:pPr>
     </w:p>
     <w:sectPr>
-      <w:headerReference w:type="default" r:id="rId7"/>
-      <w:footerReference w:type="default" r:id="rId8"/>
+      <w:headerReference w:type="default" r:id="rId10"/>
+      <w:footerReference w:type="default" r:id="rId11"/>
       <w:pgSz w:w="11906" w:h="16838"/>
       <w:pgMar w:top="1134" w:right="1134" w:bottom="1134" w:left="1134" w:header="708" w:footer="708" w:gutter="0"/>
       <w:cols w:space="720"/>
@@ -23549,17 +25371,20 @@
     </w:lvl>
   </w:abstractNum>
   <w:abstractNum w:abstractNumId="4" w15:restartNumberingAfterBreak="0">
-    <w:nsid w:val="1BBF15DA"/>
+    <w:nsid w:val="1AF158E6"/>
     <w:multiLevelType w:val="hybridMultilevel"/>
-    <w:tmpl w:val="05864E8C"/>
-    <w:lvl w:ilvl="0" w:tplc="7730EDCC">
+    <w:tmpl w:val="7E16753E"/>
+    <w:lvl w:ilvl="0" w:tplc="04160001">
       <w:start w:val="1"/>
       <w:numFmt w:val="bullet"/>
-      <w:lvlText w:val="•"/>
+      <w:lvlText w:val=""/>
       <w:lvlJc w:val="left"/>
       <w:pPr>
         <w:ind w:left="720" w:hanging="360"/>
       </w:pPr>
+      <w:rPr>
+        <w:rFonts w:ascii="Symbol" w:hAnsi="Symbol" w:hint="default"/>
+      </w:rPr>
     </w:lvl>
     <w:lvl w:ilvl="1" w:tplc="04160003" w:tentative="1">
       <w:start w:val="1"/>
@@ -23659,6 +25484,116 @@
     </w:lvl>
   </w:abstractNum>
   <w:abstractNum w:abstractNumId="5" w15:restartNumberingAfterBreak="0">
+    <w:nsid w:val="1BBF15DA"/>
+    <w:multiLevelType w:val="hybridMultilevel"/>
+    <w:tmpl w:val="05864E8C"/>
+    <w:lvl w:ilvl="0" w:tplc="7730EDCC">
+      <w:start w:val="1"/>
+      <w:numFmt w:val="bullet"/>
+      <w:lvlText w:val="•"/>
+      <w:lvlJc w:val="left"/>
+      <w:pPr>
+        <w:ind w:left="720" w:hanging="360"/>
+      </w:pPr>
+    </w:lvl>
+    <w:lvl w:ilvl="1" w:tplc="04160003" w:tentative="1">
+      <w:start w:val="1"/>
+      <w:numFmt w:val="bullet"/>
+      <w:lvlText w:val="o"/>
+      <w:lvlJc w:val="left"/>
+      <w:pPr>
+        <w:ind w:left="1440" w:hanging="360"/>
+      </w:pPr>
+      <w:rPr>
+        <w:rFonts w:ascii="Courier New" w:hAnsi="Courier New" w:cs="Courier New" w:hint="default"/>
+      </w:rPr>
+    </w:lvl>
+    <w:lvl w:ilvl="2" w:tplc="04160005" w:tentative="1">
+      <w:start w:val="1"/>
+      <w:numFmt w:val="bullet"/>
+      <w:lvlText w:val=""/>
+      <w:lvlJc w:val="left"/>
+      <w:pPr>
+        <w:ind w:left="2160" w:hanging="360"/>
+      </w:pPr>
+      <w:rPr>
+        <w:rFonts w:ascii="Wingdings" w:hAnsi="Wingdings" w:hint="default"/>
+      </w:rPr>
+    </w:lvl>
+    <w:lvl w:ilvl="3" w:tplc="04160001" w:tentative="1">
+      <w:start w:val="1"/>
+      <w:numFmt w:val="bullet"/>
+      <w:lvlText w:val=""/>
+      <w:lvlJc w:val="left"/>
+      <w:pPr>
+        <w:ind w:left="2880" w:hanging="360"/>
+      </w:pPr>
+      <w:rPr>
+        <w:rFonts w:ascii="Symbol" w:hAnsi="Symbol" w:hint="default"/>
+      </w:rPr>
+    </w:lvl>
+    <w:lvl w:ilvl="4" w:tplc="04160003" w:tentative="1">
+      <w:start w:val="1"/>
+      <w:numFmt w:val="bullet"/>
+      <w:lvlText w:val="o"/>
+      <w:lvlJc w:val="left"/>
+      <w:pPr>
+        <w:ind w:left="3600" w:hanging="360"/>
+      </w:pPr>
+      <w:rPr>
+        <w:rFonts w:ascii="Courier New" w:hAnsi="Courier New" w:cs="Courier New" w:hint="default"/>
+      </w:rPr>
+    </w:lvl>
+    <w:lvl w:ilvl="5" w:tplc="04160005" w:tentative="1">
+      <w:start w:val="1"/>
+      <w:numFmt w:val="bullet"/>
+      <w:lvlText w:val=""/>
+      <w:lvlJc w:val="left"/>
+      <w:pPr>
+        <w:ind w:left="4320" w:hanging="360"/>
+      </w:pPr>
+      <w:rPr>
+        <w:rFonts w:ascii="Wingdings" w:hAnsi="Wingdings" w:hint="default"/>
+      </w:rPr>
+    </w:lvl>
+    <w:lvl w:ilvl="6" w:tplc="04160001" w:tentative="1">
+      <w:start w:val="1"/>
+      <w:numFmt w:val="bullet"/>
+      <w:lvlText w:val=""/>
+      <w:lvlJc w:val="left"/>
+      <w:pPr>
+        <w:ind w:left="5040" w:hanging="360"/>
+      </w:pPr>
+      <w:rPr>
+        <w:rFonts w:ascii="Symbol" w:hAnsi="Symbol" w:hint="default"/>
+      </w:rPr>
+    </w:lvl>
+    <w:lvl w:ilvl="7" w:tplc="04160003" w:tentative="1">
+      <w:start w:val="1"/>
+      <w:numFmt w:val="bullet"/>
+      <w:lvlText w:val="o"/>
+      <w:lvlJc w:val="left"/>
+      <w:pPr>
+        <w:ind w:left="5760" w:hanging="360"/>
+      </w:pPr>
+      <w:rPr>
+        <w:rFonts w:ascii="Courier New" w:hAnsi="Courier New" w:cs="Courier New" w:hint="default"/>
+      </w:rPr>
+    </w:lvl>
+    <w:lvl w:ilvl="8" w:tplc="04160005" w:tentative="1">
+      <w:start w:val="1"/>
+      <w:numFmt w:val="bullet"/>
+      <w:lvlText w:val=""/>
+      <w:lvlJc w:val="left"/>
+      <w:pPr>
+        <w:ind w:left="6480" w:hanging="360"/>
+      </w:pPr>
+      <w:rPr>
+        <w:rFonts w:ascii="Wingdings" w:hAnsi="Wingdings" w:hint="default"/>
+      </w:rPr>
+    </w:lvl>
+  </w:abstractNum>
+  <w:abstractNum w:abstractNumId="6" w15:restartNumberingAfterBreak="0">
     <w:nsid w:val="1F7915FE"/>
     <w:multiLevelType w:val="hybridMultilevel"/>
     <w:tmpl w:val="CFB4AD1C"/>
@@ -23744,7 +25679,7 @@
       </w:pPr>
     </w:lvl>
   </w:abstractNum>
-  <w:abstractNum w:abstractNumId="6" w15:restartNumberingAfterBreak="0">
+  <w:abstractNum w:abstractNumId="7" w15:restartNumberingAfterBreak="0">
     <w:nsid w:val="256A1B6D"/>
     <w:multiLevelType w:val="multilevel"/>
     <w:tmpl w:val="BA48059E"/>
@@ -23893,7 +25828,7 @@
       </w:rPr>
     </w:lvl>
   </w:abstractNum>
-  <w:abstractNum w:abstractNumId="7" w15:restartNumberingAfterBreak="0">
+  <w:abstractNum w:abstractNumId="8" w15:restartNumberingAfterBreak="0">
     <w:nsid w:val="28AB5B33"/>
     <w:multiLevelType w:val="multilevel"/>
     <w:tmpl w:val="1EB44D38"/>
@@ -24042,7 +25977,7 @@
       </w:rPr>
     </w:lvl>
   </w:abstractNum>
-  <w:abstractNum w:abstractNumId="8" w15:restartNumberingAfterBreak="0">
+  <w:abstractNum w:abstractNumId="9" w15:restartNumberingAfterBreak="0">
     <w:nsid w:val="2929531E"/>
     <w:multiLevelType w:val="multilevel"/>
     <w:tmpl w:val="CCC2E7E0"/>
@@ -24100,7 +26035,7 @@
       <w:lvlJc w:val="left"/>
     </w:lvl>
   </w:abstractNum>
-  <w:abstractNum w:abstractNumId="9" w15:restartNumberingAfterBreak="0">
+  <w:abstractNum w:abstractNumId="10" w15:restartNumberingAfterBreak="0">
     <w:nsid w:val="31BD4AF1"/>
     <w:multiLevelType w:val="hybridMultilevel"/>
     <w:tmpl w:val="68F64030"/>
@@ -24210,7 +26145,233 @@
       </w:rPr>
     </w:lvl>
   </w:abstractNum>
-  <w:abstractNum w:abstractNumId="10" w15:restartNumberingAfterBreak="0">
+  <w:abstractNum w:abstractNumId="11" w15:restartNumberingAfterBreak="0">
+    <w:nsid w:val="3A7A1108"/>
+    <w:multiLevelType w:val="hybridMultilevel"/>
+    <w:tmpl w:val="3654A560"/>
+    <w:lvl w:ilvl="0" w:tplc="04160001">
+      <w:start w:val="1"/>
+      <w:numFmt w:val="bullet"/>
+      <w:lvlText w:val=""/>
+      <w:lvlJc w:val="left"/>
+      <w:pPr>
+        <w:ind w:left="720" w:hanging="360"/>
+      </w:pPr>
+      <w:rPr>
+        <w:rFonts w:ascii="Symbol" w:hAnsi="Symbol" w:hint="default"/>
+      </w:rPr>
+    </w:lvl>
+    <w:lvl w:ilvl="1" w:tplc="04160003" w:tentative="1">
+      <w:start w:val="1"/>
+      <w:numFmt w:val="bullet"/>
+      <w:lvlText w:val="o"/>
+      <w:lvlJc w:val="left"/>
+      <w:pPr>
+        <w:ind w:left="1440" w:hanging="360"/>
+      </w:pPr>
+      <w:rPr>
+        <w:rFonts w:ascii="Courier New" w:hAnsi="Courier New" w:cs="Courier New" w:hint="default"/>
+      </w:rPr>
+    </w:lvl>
+    <w:lvl w:ilvl="2" w:tplc="04160005" w:tentative="1">
+      <w:start w:val="1"/>
+      <w:numFmt w:val="bullet"/>
+      <w:lvlText w:val=""/>
+      <w:lvlJc w:val="left"/>
+      <w:pPr>
+        <w:ind w:left="2160" w:hanging="360"/>
+      </w:pPr>
+      <w:rPr>
+        <w:rFonts w:ascii="Wingdings" w:hAnsi="Wingdings" w:hint="default"/>
+      </w:rPr>
+    </w:lvl>
+    <w:lvl w:ilvl="3" w:tplc="04160001" w:tentative="1">
+      <w:start w:val="1"/>
+      <w:numFmt w:val="bullet"/>
+      <w:lvlText w:val=""/>
+      <w:lvlJc w:val="left"/>
+      <w:pPr>
+        <w:ind w:left="2880" w:hanging="360"/>
+      </w:pPr>
+      <w:rPr>
+        <w:rFonts w:ascii="Symbol" w:hAnsi="Symbol" w:hint="default"/>
+      </w:rPr>
+    </w:lvl>
+    <w:lvl w:ilvl="4" w:tplc="04160003" w:tentative="1">
+      <w:start w:val="1"/>
+      <w:numFmt w:val="bullet"/>
+      <w:lvlText w:val="o"/>
+      <w:lvlJc w:val="left"/>
+      <w:pPr>
+        <w:ind w:left="3600" w:hanging="360"/>
+      </w:pPr>
+      <w:rPr>
+        <w:rFonts w:ascii="Courier New" w:hAnsi="Courier New" w:cs="Courier New" w:hint="default"/>
+      </w:rPr>
+    </w:lvl>
+    <w:lvl w:ilvl="5" w:tplc="04160005" w:tentative="1">
+      <w:start w:val="1"/>
+      <w:numFmt w:val="bullet"/>
+      <w:lvlText w:val=""/>
+      <w:lvlJc w:val="left"/>
+      <w:pPr>
+        <w:ind w:left="4320" w:hanging="360"/>
+      </w:pPr>
+      <w:rPr>
+        <w:rFonts w:ascii="Wingdings" w:hAnsi="Wingdings" w:hint="default"/>
+      </w:rPr>
+    </w:lvl>
+    <w:lvl w:ilvl="6" w:tplc="04160001" w:tentative="1">
+      <w:start w:val="1"/>
+      <w:numFmt w:val="bullet"/>
+      <w:lvlText w:val=""/>
+      <w:lvlJc w:val="left"/>
+      <w:pPr>
+        <w:ind w:left="5040" w:hanging="360"/>
+      </w:pPr>
+      <w:rPr>
+        <w:rFonts w:ascii="Symbol" w:hAnsi="Symbol" w:hint="default"/>
+      </w:rPr>
+    </w:lvl>
+    <w:lvl w:ilvl="7" w:tplc="04160003" w:tentative="1">
+      <w:start w:val="1"/>
+      <w:numFmt w:val="bullet"/>
+      <w:lvlText w:val="o"/>
+      <w:lvlJc w:val="left"/>
+      <w:pPr>
+        <w:ind w:left="5760" w:hanging="360"/>
+      </w:pPr>
+      <w:rPr>
+        <w:rFonts w:ascii="Courier New" w:hAnsi="Courier New" w:cs="Courier New" w:hint="default"/>
+      </w:rPr>
+    </w:lvl>
+    <w:lvl w:ilvl="8" w:tplc="04160005" w:tentative="1">
+      <w:start w:val="1"/>
+      <w:numFmt w:val="bullet"/>
+      <w:lvlText w:val=""/>
+      <w:lvlJc w:val="left"/>
+      <w:pPr>
+        <w:ind w:left="6480" w:hanging="360"/>
+      </w:pPr>
+      <w:rPr>
+        <w:rFonts w:ascii="Wingdings" w:hAnsi="Wingdings" w:hint="default"/>
+      </w:rPr>
+    </w:lvl>
+  </w:abstractNum>
+  <w:abstractNum w:abstractNumId="12" w15:restartNumberingAfterBreak="0">
+    <w:nsid w:val="3F4576E4"/>
+    <w:multiLevelType w:val="hybridMultilevel"/>
+    <w:tmpl w:val="CBC0F7FA"/>
+    <w:lvl w:ilvl="0" w:tplc="04160001">
+      <w:start w:val="1"/>
+      <w:numFmt w:val="bullet"/>
+      <w:lvlText w:val=""/>
+      <w:lvlJc w:val="left"/>
+      <w:pPr>
+        <w:ind w:left="1428" w:hanging="360"/>
+      </w:pPr>
+      <w:rPr>
+        <w:rFonts w:ascii="Symbol" w:hAnsi="Symbol" w:hint="default"/>
+      </w:rPr>
+    </w:lvl>
+    <w:lvl w:ilvl="1" w:tplc="04160003" w:tentative="1">
+      <w:start w:val="1"/>
+      <w:numFmt w:val="bullet"/>
+      <w:lvlText w:val="o"/>
+      <w:lvlJc w:val="left"/>
+      <w:pPr>
+        <w:ind w:left="2148" w:hanging="360"/>
+      </w:pPr>
+      <w:rPr>
+        <w:rFonts w:ascii="Courier New" w:hAnsi="Courier New" w:cs="Courier New" w:hint="default"/>
+      </w:rPr>
+    </w:lvl>
+    <w:lvl w:ilvl="2" w:tplc="04160005" w:tentative="1">
+      <w:start w:val="1"/>
+      <w:numFmt w:val="bullet"/>
+      <w:lvlText w:val=""/>
+      <w:lvlJc w:val="left"/>
+      <w:pPr>
+        <w:ind w:left="2868" w:hanging="360"/>
+      </w:pPr>
+      <w:rPr>
+        <w:rFonts w:ascii="Wingdings" w:hAnsi="Wingdings" w:hint="default"/>
+      </w:rPr>
+    </w:lvl>
+    <w:lvl w:ilvl="3" w:tplc="04160001" w:tentative="1">
+      <w:start w:val="1"/>
+      <w:numFmt w:val="bullet"/>
+      <w:lvlText w:val=""/>
+      <w:lvlJc w:val="left"/>
+      <w:pPr>
+        <w:ind w:left="3588" w:hanging="360"/>
+      </w:pPr>
+      <w:rPr>
+        <w:rFonts w:ascii="Symbol" w:hAnsi="Symbol" w:hint="default"/>
+      </w:rPr>
+    </w:lvl>
+    <w:lvl w:ilvl="4" w:tplc="04160003" w:tentative="1">
+      <w:start w:val="1"/>
+      <w:numFmt w:val="bullet"/>
+      <w:lvlText w:val="o"/>
+      <w:lvlJc w:val="left"/>
+      <w:pPr>
+        <w:ind w:left="4308" w:hanging="360"/>
+      </w:pPr>
+      <w:rPr>
+        <w:rFonts w:ascii="Courier New" w:hAnsi="Courier New" w:cs="Courier New" w:hint="default"/>
+      </w:rPr>
+    </w:lvl>
+    <w:lvl w:ilvl="5" w:tplc="04160005" w:tentative="1">
+      <w:start w:val="1"/>
+      <w:numFmt w:val="bullet"/>
+      <w:lvlText w:val=""/>
+      <w:lvlJc w:val="left"/>
+      <w:pPr>
+        <w:ind w:left="5028" w:hanging="360"/>
+      </w:pPr>
+      <w:rPr>
+        <w:rFonts w:ascii="Wingdings" w:hAnsi="Wingdings" w:hint="default"/>
+      </w:rPr>
+    </w:lvl>
+    <w:lvl w:ilvl="6" w:tplc="04160001" w:tentative="1">
+      <w:start w:val="1"/>
+      <w:numFmt w:val="bullet"/>
+      <w:lvlText w:val=""/>
+      <w:lvlJc w:val="left"/>
+      <w:pPr>
+        <w:ind w:left="5748" w:hanging="360"/>
+      </w:pPr>
+      <w:rPr>
+        <w:rFonts w:ascii="Symbol" w:hAnsi="Symbol" w:hint="default"/>
+      </w:rPr>
+    </w:lvl>
+    <w:lvl w:ilvl="7" w:tplc="04160003" w:tentative="1">
+      <w:start w:val="1"/>
+      <w:numFmt w:val="bullet"/>
+      <w:lvlText w:val="o"/>
+      <w:lvlJc w:val="left"/>
+      <w:pPr>
+        <w:ind w:left="6468" w:hanging="360"/>
+      </w:pPr>
+      <w:rPr>
+        <w:rFonts w:ascii="Courier New" w:hAnsi="Courier New" w:cs="Courier New" w:hint="default"/>
+      </w:rPr>
+    </w:lvl>
+    <w:lvl w:ilvl="8" w:tplc="04160005" w:tentative="1">
+      <w:start w:val="1"/>
+      <w:numFmt w:val="bullet"/>
+      <w:lvlText w:val=""/>
+      <w:lvlJc w:val="left"/>
+      <w:pPr>
+        <w:ind w:left="7188" w:hanging="360"/>
+      </w:pPr>
+      <w:rPr>
+        <w:rFonts w:ascii="Wingdings" w:hAnsi="Wingdings" w:hint="default"/>
+      </w:rPr>
+    </w:lvl>
+  </w:abstractNum>
+  <w:abstractNum w:abstractNumId="13" w15:restartNumberingAfterBreak="0">
     <w:nsid w:val="44CE66AE"/>
     <w:multiLevelType w:val="hybridMultilevel"/>
     <w:tmpl w:val="C128A204"/>
@@ -24271,7 +26432,7 @@
       <w:lvlJc w:val="left"/>
     </w:lvl>
   </w:abstractNum>
-  <w:abstractNum w:abstractNumId="11" w15:restartNumberingAfterBreak="0">
+  <w:abstractNum w:abstractNumId="14" w15:restartNumberingAfterBreak="0">
     <w:nsid w:val="48727B63"/>
     <w:multiLevelType w:val="hybridMultilevel"/>
     <w:tmpl w:val="9D6E36DA"/>
@@ -24384,7 +26545,7 @@
       </w:rPr>
     </w:lvl>
   </w:abstractNum>
-  <w:abstractNum w:abstractNumId="12" w15:restartNumberingAfterBreak="0">
+  <w:abstractNum w:abstractNumId="15" w15:restartNumberingAfterBreak="0">
     <w:nsid w:val="50453B1B"/>
     <w:multiLevelType w:val="hybridMultilevel"/>
     <w:tmpl w:val="91B69E08"/>
@@ -24497,7 +26658,7 @@
       </w:rPr>
     </w:lvl>
   </w:abstractNum>
-  <w:abstractNum w:abstractNumId="13" w15:restartNumberingAfterBreak="0">
+  <w:abstractNum w:abstractNumId="16" w15:restartNumberingAfterBreak="0">
     <w:nsid w:val="511A0697"/>
     <w:multiLevelType w:val="hybridMultilevel"/>
     <w:tmpl w:val="CE7042DC"/>
@@ -24559,7 +26720,7 @@
       <w:lvlJc w:val="left"/>
     </w:lvl>
   </w:abstractNum>
-  <w:abstractNum w:abstractNumId="14" w15:restartNumberingAfterBreak="0">
+  <w:abstractNum w:abstractNumId="17" w15:restartNumberingAfterBreak="0">
     <w:nsid w:val="5F934417"/>
     <w:multiLevelType w:val="hybridMultilevel"/>
     <w:tmpl w:val="B93831D8"/>
@@ -24672,17 +26833,17 @@
       </w:rPr>
     </w:lvl>
   </w:abstractNum>
-  <w:abstractNum w:abstractNumId="15" w15:restartNumberingAfterBreak="0">
-    <w:nsid w:val="66447ECA"/>
+  <w:abstractNum w:abstractNumId="18" w15:restartNumberingAfterBreak="0">
+    <w:nsid w:val="65D267CD"/>
     <w:multiLevelType w:val="hybridMultilevel"/>
-    <w:tmpl w:val="CCB48AD2"/>
+    <w:tmpl w:val="F8FEC704"/>
     <w:lvl w:ilvl="0" w:tplc="04160001">
       <w:start w:val="1"/>
       <w:numFmt w:val="bullet"/>
       <w:lvlText w:val=""/>
       <w:lvlJc w:val="left"/>
       <w:pPr>
-        <w:ind w:left="720" w:hanging="360"/>
+        <w:ind w:left="1428" w:hanging="360"/>
       </w:pPr>
       <w:rPr>
         <w:rFonts w:ascii="Symbol" w:hAnsi="Symbol" w:hint="default"/>
@@ -24694,7 +26855,7 @@
       <w:lvlText w:val="o"/>
       <w:lvlJc w:val="left"/>
       <w:pPr>
-        <w:ind w:left="1440" w:hanging="360"/>
+        <w:ind w:left="2148" w:hanging="360"/>
       </w:pPr>
       <w:rPr>
         <w:rFonts w:ascii="Courier New" w:hAnsi="Courier New" w:cs="Courier New" w:hint="default"/>
@@ -24706,7 +26867,7 @@
       <w:lvlText w:val=""/>
       <w:lvlJc w:val="left"/>
       <w:pPr>
-        <w:ind w:left="2160" w:hanging="360"/>
+        <w:ind w:left="2868" w:hanging="360"/>
       </w:pPr>
       <w:rPr>
         <w:rFonts w:ascii="Wingdings" w:hAnsi="Wingdings" w:hint="default"/>
@@ -24718,7 +26879,7 @@
       <w:lvlText w:val=""/>
       <w:lvlJc w:val="left"/>
       <w:pPr>
-        <w:ind w:left="2880" w:hanging="360"/>
+        <w:ind w:left="3588" w:hanging="360"/>
       </w:pPr>
       <w:rPr>
         <w:rFonts w:ascii="Symbol" w:hAnsi="Symbol" w:hint="default"/>
@@ -24730,7 +26891,7 @@
       <w:lvlText w:val="o"/>
       <w:lvlJc w:val="left"/>
       <w:pPr>
-        <w:ind w:left="3600" w:hanging="360"/>
+        <w:ind w:left="4308" w:hanging="360"/>
       </w:pPr>
       <w:rPr>
         <w:rFonts w:ascii="Courier New" w:hAnsi="Courier New" w:cs="Courier New" w:hint="default"/>
@@ -24742,7 +26903,7 @@
       <w:lvlText w:val=""/>
       <w:lvlJc w:val="left"/>
       <w:pPr>
-        <w:ind w:left="4320" w:hanging="360"/>
+        <w:ind w:left="5028" w:hanging="360"/>
       </w:pPr>
       <w:rPr>
         <w:rFonts w:ascii="Wingdings" w:hAnsi="Wingdings" w:hint="default"/>
@@ -24754,7 +26915,7 @@
       <w:lvlText w:val=""/>
       <w:lvlJc w:val="left"/>
       <w:pPr>
-        <w:ind w:left="5040" w:hanging="360"/>
+        <w:ind w:left="5748" w:hanging="360"/>
       </w:pPr>
       <w:rPr>
         <w:rFonts w:ascii="Symbol" w:hAnsi="Symbol" w:hint="default"/>
@@ -24766,7 +26927,7 @@
       <w:lvlText w:val="o"/>
       <w:lvlJc w:val="left"/>
       <w:pPr>
-        <w:ind w:left="5760" w:hanging="360"/>
+        <w:ind w:left="6468" w:hanging="360"/>
       </w:pPr>
       <w:rPr>
         <w:rFonts w:ascii="Courier New" w:hAnsi="Courier New" w:cs="Courier New" w:hint="default"/>
@@ -24778,17 +26939,17 @@
       <w:lvlText w:val=""/>
       <w:lvlJc w:val="left"/>
       <w:pPr>
-        <w:ind w:left="6480" w:hanging="360"/>
+        <w:ind w:left="7188" w:hanging="360"/>
       </w:pPr>
       <w:rPr>
         <w:rFonts w:ascii="Wingdings" w:hAnsi="Wingdings" w:hint="default"/>
       </w:rPr>
     </w:lvl>
   </w:abstractNum>
-  <w:abstractNum w:abstractNumId="16" w15:restartNumberingAfterBreak="0">
-    <w:nsid w:val="6ABE5C67"/>
+  <w:abstractNum w:abstractNumId="19" w15:restartNumberingAfterBreak="0">
+    <w:nsid w:val="66447ECA"/>
     <w:multiLevelType w:val="hybridMultilevel"/>
-    <w:tmpl w:val="4AC83B7E"/>
+    <w:tmpl w:val="CCB48AD2"/>
     <w:lvl w:ilvl="0" w:tplc="04160001">
       <w:start w:val="1"/>
       <w:numFmt w:val="bullet"/>
@@ -24898,7 +27059,120 @@
       </w:rPr>
     </w:lvl>
   </w:abstractNum>
-  <w:abstractNum w:abstractNumId="17" w15:restartNumberingAfterBreak="0">
+  <w:abstractNum w:abstractNumId="20" w15:restartNumberingAfterBreak="0">
+    <w:nsid w:val="6ABE5C67"/>
+    <w:multiLevelType w:val="hybridMultilevel"/>
+    <w:tmpl w:val="4AC83B7E"/>
+    <w:lvl w:ilvl="0" w:tplc="04160001">
+      <w:start w:val="1"/>
+      <w:numFmt w:val="bullet"/>
+      <w:lvlText w:val=""/>
+      <w:lvlJc w:val="left"/>
+      <w:pPr>
+        <w:ind w:left="720" w:hanging="360"/>
+      </w:pPr>
+      <w:rPr>
+        <w:rFonts w:ascii="Symbol" w:hAnsi="Symbol" w:hint="default"/>
+      </w:rPr>
+    </w:lvl>
+    <w:lvl w:ilvl="1" w:tplc="04160003" w:tentative="1">
+      <w:start w:val="1"/>
+      <w:numFmt w:val="bullet"/>
+      <w:lvlText w:val="o"/>
+      <w:lvlJc w:val="left"/>
+      <w:pPr>
+        <w:ind w:left="1440" w:hanging="360"/>
+      </w:pPr>
+      <w:rPr>
+        <w:rFonts w:ascii="Courier New" w:hAnsi="Courier New" w:cs="Courier New" w:hint="default"/>
+      </w:rPr>
+    </w:lvl>
+    <w:lvl w:ilvl="2" w:tplc="04160005" w:tentative="1">
+      <w:start w:val="1"/>
+      <w:numFmt w:val="bullet"/>
+      <w:lvlText w:val=""/>
+      <w:lvlJc w:val="left"/>
+      <w:pPr>
+        <w:ind w:left="2160" w:hanging="360"/>
+      </w:pPr>
+      <w:rPr>
+        <w:rFonts w:ascii="Wingdings" w:hAnsi="Wingdings" w:hint="default"/>
+      </w:rPr>
+    </w:lvl>
+    <w:lvl w:ilvl="3" w:tplc="04160001" w:tentative="1">
+      <w:start w:val="1"/>
+      <w:numFmt w:val="bullet"/>
+      <w:lvlText w:val=""/>
+      <w:lvlJc w:val="left"/>
+      <w:pPr>
+        <w:ind w:left="2880" w:hanging="360"/>
+      </w:pPr>
+      <w:rPr>
+        <w:rFonts w:ascii="Symbol" w:hAnsi="Symbol" w:hint="default"/>
+      </w:rPr>
+    </w:lvl>
+    <w:lvl w:ilvl="4" w:tplc="04160003" w:tentative="1">
+      <w:start w:val="1"/>
+      <w:numFmt w:val="bullet"/>
+      <w:lvlText w:val="o"/>
+      <w:lvlJc w:val="left"/>
+      <w:pPr>
+        <w:ind w:left="3600" w:hanging="360"/>
+      </w:pPr>
+      <w:rPr>
+        <w:rFonts w:ascii="Courier New" w:hAnsi="Courier New" w:cs="Courier New" w:hint="default"/>
+      </w:rPr>
+    </w:lvl>
+    <w:lvl w:ilvl="5" w:tplc="04160005" w:tentative="1">
+      <w:start w:val="1"/>
+      <w:numFmt w:val="bullet"/>
+      <w:lvlText w:val=""/>
+      <w:lvlJc w:val="left"/>
+      <w:pPr>
+        <w:ind w:left="4320" w:hanging="360"/>
+      </w:pPr>
+      <w:rPr>
+        <w:rFonts w:ascii="Wingdings" w:hAnsi="Wingdings" w:hint="default"/>
+      </w:rPr>
+    </w:lvl>
+    <w:lvl w:ilvl="6" w:tplc="04160001" w:tentative="1">
+      <w:start w:val="1"/>
+      <w:numFmt w:val="bullet"/>
+      <w:lvlText w:val=""/>
+      <w:lvlJc w:val="left"/>
+      <w:pPr>
+        <w:ind w:left="5040" w:hanging="360"/>
+      </w:pPr>
+      <w:rPr>
+        <w:rFonts w:ascii="Symbol" w:hAnsi="Symbol" w:hint="default"/>
+      </w:rPr>
+    </w:lvl>
+    <w:lvl w:ilvl="7" w:tplc="04160003" w:tentative="1">
+      <w:start w:val="1"/>
+      <w:numFmt w:val="bullet"/>
+      <w:lvlText w:val="o"/>
+      <w:lvlJc w:val="left"/>
+      <w:pPr>
+        <w:ind w:left="5760" w:hanging="360"/>
+      </w:pPr>
+      <w:rPr>
+        <w:rFonts w:ascii="Courier New" w:hAnsi="Courier New" w:cs="Courier New" w:hint="default"/>
+      </w:rPr>
+    </w:lvl>
+    <w:lvl w:ilvl="8" w:tplc="04160005" w:tentative="1">
+      <w:start w:val="1"/>
+      <w:numFmt w:val="bullet"/>
+      <w:lvlText w:val=""/>
+      <w:lvlJc w:val="left"/>
+      <w:pPr>
+        <w:ind w:left="6480" w:hanging="360"/>
+      </w:pPr>
+      <w:rPr>
+        <w:rFonts w:ascii="Wingdings" w:hAnsi="Wingdings" w:hint="default"/>
+      </w:rPr>
+    </w:lvl>
+  </w:abstractNum>
+  <w:abstractNum w:abstractNumId="21" w15:restartNumberingAfterBreak="0">
     <w:nsid w:val="6BF56CBB"/>
     <w:multiLevelType w:val="multilevel"/>
     <w:tmpl w:val="022A84E6"/>
@@ -25047,7 +27321,7 @@
       </w:rPr>
     </w:lvl>
   </w:abstractNum>
-  <w:abstractNum w:abstractNumId="18" w15:restartNumberingAfterBreak="0">
+  <w:abstractNum w:abstractNumId="22" w15:restartNumberingAfterBreak="0">
     <w:nsid w:val="729C0A89"/>
     <w:multiLevelType w:val="multilevel"/>
     <w:tmpl w:val="B680DE90"/>
@@ -25196,7 +27470,7 @@
       </w:rPr>
     </w:lvl>
   </w:abstractNum>
-  <w:abstractNum w:abstractNumId="19" w15:restartNumberingAfterBreak="0">
+  <w:abstractNum w:abstractNumId="23" w15:restartNumberingAfterBreak="0">
     <w:nsid w:val="78DF4AF0"/>
     <w:multiLevelType w:val="hybridMultilevel"/>
     <w:tmpl w:val="1A50AD6E"/>
@@ -25254,7 +27528,7 @@
       <w:lvlJc w:val="left"/>
     </w:lvl>
   </w:abstractNum>
-  <w:abstractNum w:abstractNumId="20" w15:restartNumberingAfterBreak="0">
+  <w:abstractNum w:abstractNumId="24" w15:restartNumberingAfterBreak="0">
     <w:nsid w:val="7D9F1BB9"/>
     <w:multiLevelType w:val="hybridMultilevel"/>
     <w:tmpl w:val="10DC237C"/>
@@ -25368,75 +27642,87 @@
     </w:lvl>
   </w:abstractNum>
   <w:num w:numId="1" w16cid:durableId="693918626">
-    <w:abstractNumId w:val="5"/>
+    <w:abstractNumId w:val="6"/>
     <w:lvlOverride w:ilvl="0">
       <w:startOverride w:val="1"/>
     </w:lvlOverride>
   </w:num>
   <w:num w:numId="2" w16cid:durableId="1074205542">
-    <w:abstractNumId w:val="19"/>
+    <w:abstractNumId w:val="23"/>
   </w:num>
   <w:num w:numId="3" w16cid:durableId="1863857214">
-    <w:abstractNumId w:val="8"/>
+    <w:abstractNumId w:val="9"/>
     <w:lvlOverride w:ilvl="0">
       <w:startOverride w:val="1"/>
     </w:lvlOverride>
   </w:num>
   <w:num w:numId="4" w16cid:durableId="755253264">
+    <w:abstractNumId w:val="17"/>
+  </w:num>
+  <w:num w:numId="5" w16cid:durableId="1850634529">
     <w:abstractNumId w:val="14"/>
   </w:num>
-  <w:num w:numId="5" w16cid:durableId="1850634529">
-    <w:abstractNumId w:val="11"/>
-  </w:num>
   <w:num w:numId="6" w16cid:durableId="1145657285">
-    <w:abstractNumId w:val="19"/>
+    <w:abstractNumId w:val="23"/>
   </w:num>
   <w:num w:numId="7" w16cid:durableId="1294822173">
     <w:abstractNumId w:val="1"/>
   </w:num>
   <w:num w:numId="8" w16cid:durableId="1842155159">
+    <w:abstractNumId w:val="13"/>
+  </w:num>
+  <w:num w:numId="9" w16cid:durableId="1707440122">
+    <w:abstractNumId w:val="24"/>
+  </w:num>
+  <w:num w:numId="10" w16cid:durableId="990909692">
     <w:abstractNumId w:val="10"/>
   </w:num>
-  <w:num w:numId="9" w16cid:durableId="1707440122">
-    <w:abstractNumId w:val="20"/>
-  </w:num>
-  <w:num w:numId="10" w16cid:durableId="990909692">
-    <w:abstractNumId w:val="9"/>
-  </w:num>
   <w:num w:numId="11" w16cid:durableId="788745081">
-    <w:abstractNumId w:val="4"/>
+    <w:abstractNumId w:val="5"/>
   </w:num>
   <w:num w:numId="12" w16cid:durableId="2034070194">
-    <w:abstractNumId w:val="13"/>
+    <w:abstractNumId w:val="16"/>
   </w:num>
   <w:num w:numId="13" w16cid:durableId="1658265675">
-    <w:abstractNumId w:val="7"/>
+    <w:abstractNumId w:val="8"/>
   </w:num>
   <w:num w:numId="14" w16cid:durableId="1076630379">
     <w:abstractNumId w:val="0"/>
   </w:num>
   <w:num w:numId="15" w16cid:durableId="1757440156">
-    <w:abstractNumId w:val="6"/>
+    <w:abstractNumId w:val="7"/>
   </w:num>
   <w:num w:numId="16" w16cid:durableId="1830368022">
-    <w:abstractNumId w:val="18"/>
+    <w:abstractNumId w:val="22"/>
   </w:num>
   <w:num w:numId="17" w16cid:durableId="199129315">
     <w:abstractNumId w:val="2"/>
   </w:num>
   <w:num w:numId="18" w16cid:durableId="1701079721">
-    <w:abstractNumId w:val="17"/>
+    <w:abstractNumId w:val="21"/>
   </w:num>
   <w:num w:numId="19" w16cid:durableId="1523088813">
     <w:abstractNumId w:val="3"/>
   </w:num>
   <w:num w:numId="20" w16cid:durableId="1739012735">
+    <w:abstractNumId w:val="19"/>
+  </w:num>
+  <w:num w:numId="21" w16cid:durableId="145166342">
+    <w:abstractNumId w:val="20"/>
+  </w:num>
+  <w:num w:numId="22" w16cid:durableId="5523509">
     <w:abstractNumId w:val="15"/>
   </w:num>
-  <w:num w:numId="21" w16cid:durableId="145166342">
-    <w:abstractNumId w:val="16"/>
+  <w:num w:numId="23" w16cid:durableId="2045249476">
+    <w:abstractNumId w:val="4"/>
   </w:num>
-  <w:num w:numId="22" w16cid:durableId="5523509">
+  <w:num w:numId="24" w16cid:durableId="1594973494">
+    <w:abstractNumId w:val="11"/>
+  </w:num>
+  <w:num w:numId="25" w16cid:durableId="490751636">
+    <w:abstractNumId w:val="18"/>
+  </w:num>
+  <w:num w:numId="26" w16cid:durableId="2129739678">
     <w:abstractNumId w:val="12"/>
   </w:num>
 </w:numbering>
@@ -25834,7 +28120,7 @@
   <w:style w:type="paragraph" w:default="1" w:styleId="Normal">
     <w:name w:val="Normal"/>
     <w:qFormat/>
-    <w:rsid w:val="00216324"/>
+    <w:rsid w:val="0013289D"/>
   </w:style>
   <w:style w:type="paragraph" w:styleId="Ttulo1">
     <w:name w:val="heading 1"/>
@@ -25931,7 +28217,6 @@
   <w:style w:type="character" w:default="1" w:styleId="Fontepargpadro">
     <w:name w:val="Default Paragraph Font"/>
     <w:uiPriority w:val="1"/>
-    <w:semiHidden/>
     <w:unhideWhenUsed/>
   </w:style>
   <w:style w:type="table" w:default="1" w:styleId="Tabelanormal">
@@ -26443,6 +28728,15 @@
 </file>
 
 <file path=customXml/item1.xml><?xml version="1.0" encoding="utf-8"?>
+<?mso-contentType ?>
+<FormTemplates xmlns="http://schemas.microsoft.com/sharepoint/v3/contenttype/forms">
+  <Display>DocumentLibraryForm</Display>
+  <Edit>DocumentLibraryForm</Edit>
+  <New>DocumentLibraryForm</New>
+</FormTemplates>
+</file>
+
+<file path=customXml/item2.xml><?xml version="1.0" encoding="utf-8"?>
 <ct:contentTypeSchema xmlns:ct="http://schemas.microsoft.com/office/2006/metadata/contentType" xmlns:ma="http://schemas.microsoft.com/office/2006/metadata/properties/metaAttributes" ct:_="" ma:_="" ma:contentTypeName="Documento" ma:contentTypeID="0x01010012D067C7C505F94DA745333F0C70E18C" ma:contentTypeVersion="12" ma:contentTypeDescription="Crie um novo documento." ma:contentTypeScope="" ma:versionID="9a7942e81b10ac3f7052d292e3c7485f">
   <xsd:schema xmlns:xsd="http://www.w3.org/2001/XMLSchema" xmlns:xs="http://www.w3.org/2001/XMLSchema" xmlns:p="http://schemas.microsoft.com/office/2006/metadata/properties" xmlns:ns2="ceff588c-4f4f-49af-b7d7-c9c79415ad32" xmlns:ns3="0ea24c86-fc74-4fa0-a83b-660477924ea4" targetNamespace="http://schemas.microsoft.com/office/2006/metadata/properties" ma:root="true" ma:fieldsID="3596c5fc9896945baf8297a4f7e536bd" ns2:_="" ns3:_="">
     <xsd:import namespace="ceff588c-4f4f-49af-b7d7-c9c79415ad32"/>
@@ -26643,15 +28937,6 @@
 </ct:contentTypeSchema>
 </file>
 
-<file path=customXml/item2.xml><?xml version="1.0" encoding="utf-8"?>
-<?mso-contentType ?>
-<FormTemplates xmlns="http://schemas.microsoft.com/sharepoint/v3/contenttype/forms">
-  <Display>DocumentLibraryForm</Display>
-  <Edit>DocumentLibraryForm</Edit>
-  <New>DocumentLibraryForm</New>
-</FormTemplates>
-</file>
-
 <file path=customXml/item3.xml><?xml version="1.0" encoding="utf-8"?>
 <p:properties xmlns:p="http://schemas.microsoft.com/office/2006/metadata/properties" xmlns:xsi="http://www.w3.org/2001/XMLSchema-instance" xmlns:pc="http://schemas.microsoft.com/office/infopath/2007/PartnerControls">
   <documentManagement>
@@ -26664,13 +28949,39 @@
 </file>
 
 <file path=customXml/itemProps1.xml><?xml version="1.0" encoding="utf-8"?>
-<ds:datastoreItem xmlns:ds="http://schemas.openxmlformats.org/officeDocument/2006/customXml" ds:itemID="{0596BE63-6B54-4520-90D0-8D617C9C809D}"/>
+<ds:datastoreItem xmlns:ds="http://schemas.openxmlformats.org/officeDocument/2006/customXml" ds:itemID="{D9B3E808-208B-461E-845B-6317FFD76647}">
+  <ds:schemaRefs>
+    <ds:schemaRef ds:uri="http://schemas.microsoft.com/sharepoint/v3/contenttype/forms"/>
+  </ds:schemaRefs>
+</ds:datastoreItem>
 </file>
 
 <file path=customXml/itemProps2.xml><?xml version="1.0" encoding="utf-8"?>
-<ds:datastoreItem xmlns:ds="http://schemas.openxmlformats.org/officeDocument/2006/customXml" ds:itemID="{D9B3E808-208B-461E-845B-6317FFD76647}"/>
+<ds:datastoreItem xmlns:ds="http://schemas.openxmlformats.org/officeDocument/2006/customXml" ds:itemID="{0596BE63-6B54-4520-90D0-8D617C9C809D}">
+  <ds:schemaRefs>
+    <ds:schemaRef ds:uri="http://schemas.microsoft.com/office/2006/metadata/contentType"/>
+    <ds:schemaRef ds:uri="http://schemas.microsoft.com/office/2006/metadata/properties/metaAttributes"/>
+    <ds:schemaRef ds:uri="http://www.w3.org/2001/XMLSchema"/>
+    <ds:schemaRef ds:uri="http://schemas.microsoft.com/office/2006/metadata/properties"/>
+    <ds:schemaRef ds:uri="ceff588c-4f4f-49af-b7d7-c9c79415ad32"/>
+    <ds:schemaRef ds:uri="0ea24c86-fc74-4fa0-a83b-660477924ea4"/>
+    <ds:schemaRef ds:uri="http://schemas.microsoft.com/office/2006/documentManagement/types"/>
+    <ds:schemaRef ds:uri="http://schemas.microsoft.com/office/infopath/2007/PartnerControls"/>
+    <ds:schemaRef ds:uri="http://schemas.openxmlformats.org/package/2006/metadata/core-properties"/>
+    <ds:schemaRef ds:uri="http://purl.org/dc/elements/1.1/"/>
+    <ds:schemaRef ds:uri="http://purl.org/dc/terms/"/>
+    <ds:schemaRef ds:uri="http://schemas.microsoft.com/internal/obd"/>
+  </ds:schemaRefs>
+</ds:datastoreItem>
 </file>
 
 <file path=customXml/itemProps3.xml><?xml version="1.0" encoding="utf-8"?>
-<ds:datastoreItem xmlns:ds="http://schemas.openxmlformats.org/officeDocument/2006/customXml" ds:itemID="{56F46095-6AF8-41F2-B046-F2E68359BCDC}"/>
+<ds:datastoreItem xmlns:ds="http://schemas.openxmlformats.org/officeDocument/2006/customXml" ds:itemID="{56F46095-6AF8-41F2-B046-F2E68359BCDC}">
+  <ds:schemaRefs>
+    <ds:schemaRef ds:uri="http://schemas.microsoft.com/office/2006/metadata/properties"/>
+    <ds:schemaRef ds:uri="http://schemas.microsoft.com/office/infopath/2007/PartnerControls"/>
+    <ds:schemaRef ds:uri="0ea24c86-fc74-4fa0-a83b-660477924ea4"/>
+    <ds:schemaRef ds:uri="ceff588c-4f4f-49af-b7d7-c9c79415ad32"/>
+  </ds:schemaRefs>
+</ds:datastoreItem>
 </file>